--- a/fuentes/CFA1_83210128_DU.docx
+++ b/fuentes/CFA1_83210128_DU.docx
@@ -4600,7 +4600,6 @@
                 <w:ilvl w:val="0"/>
                 <w:numId w:val="0"/>
               </w:numPr>
-              <w:ind w:left="1134" w:hanging="1134"/>
               <w:jc w:val="left"/>
               <w:rPr>
                 <w:b/>
@@ -4612,7 +4611,14 @@
                 <w:b/>
                 <w:lang w:val="es-419"/>
               </w:rPr>
-              <w:t xml:space="preserve">Síntesis del </w:t>
+              <w:t>Transcripción</w:t>
+            </w:r>
+            <w:r>
+              <w:rPr>
+                <w:b/>
+                <w:lang w:val="es-419"/>
+              </w:rPr>
+              <w:t xml:space="preserve"> del </w:t>
             </w:r>
             <w:r>
               <w:rPr>
@@ -4714,15 +4720,7 @@
               <w:t>Carolina</w:t>
             </w:r>
             <w:r>
-              <w:t xml:space="preserve">! Un saludo grande para usted y para toda la gente que nos escucha. Aquí estoy yo, Fabio, listo </w:t>
-            </w:r>
-            <w:proofErr w:type="spellStart"/>
-            <w:r>
-              <w:t>pa</w:t>
-            </w:r>
-            <w:proofErr w:type="spellEnd"/>
-            <w:r>
-              <w:t>’ aprender. Usted dirá por dónde arrancamos, que yo estoy prendido como bombillo nuevo.</w:t>
+              <w:t>! Un saludo grande para usted y para toda la gente que nos escucha. Aquí estoy yo, Fabio, listo pa’ aprender. Usted dirá por dónde arrancamos, que yo estoy prendido como bombillo nuevo.</w:t>
             </w:r>
           </w:p>
           <w:p>
@@ -4777,32 +4775,11 @@
             <w:r>
               <w:t xml:space="preserve"> </w:t>
             </w:r>
-            <w:proofErr w:type="spellStart"/>
             <w:r>
               <w:t>o</w:t>
             </w:r>
             <w:r>
-              <w:t>sea</w:t>
-            </w:r>
-            <w:proofErr w:type="spellEnd"/>
-            <w:r>
-              <w:t xml:space="preserve"> profe, </w:t>
-            </w:r>
-            <w:proofErr w:type="spellStart"/>
-            <w:r>
-              <w:t>pa</w:t>
-            </w:r>
-            <w:proofErr w:type="spellEnd"/>
-            <w:r>
-              <w:t xml:space="preserve">’ decirlo en colombiano: si los electrones se mueven, hay corriente; si no se mueven, no pasa </w:t>
-            </w:r>
-            <w:proofErr w:type="spellStart"/>
-            <w:r>
-              <w:t>na</w:t>
-            </w:r>
-            <w:proofErr w:type="spellEnd"/>
-            <w:r>
-              <w:t>’.</w:t>
+              <w:t>sea profe, pa’ decirlo en colombiano: si los electrones se mueven, hay corriente; si no se mueven, no pasa na’.</w:t>
             </w:r>
           </w:p>
           <w:p>
@@ -4824,15 +4801,7 @@
               <w:t>: e</w:t>
             </w:r>
             <w:r>
-              <w:t xml:space="preserve">so explica entonces por qué los cables de la casa son de cobre, ¿cierto profe? Ese material sí deja correr </w:t>
-            </w:r>
-            <w:proofErr w:type="gramStart"/>
-            <w:r>
-              <w:t>la corriente rapidito</w:t>
-            </w:r>
-            <w:proofErr w:type="gramEnd"/>
-            <w:r>
-              <w:t>.</w:t>
+              <w:t>so explica entonces por qué los cables de la casa son de cobre, ¿cierto profe? Ese material sí deja correr la corriente rapidito.</w:t>
             </w:r>
           </w:p>
           <w:p>
@@ -4934,15 +4903,7 @@
               <w:t>: e</w:t>
             </w:r>
             <w:r>
-              <w:t xml:space="preserve">ntonces, </w:t>
-            </w:r>
-            <w:proofErr w:type="spellStart"/>
-            <w:r>
-              <w:t>pa</w:t>
-            </w:r>
-            <w:proofErr w:type="spellEnd"/>
-            <w:r>
-              <w:t>’ poner un ejemplo de la vida real: cuando uno conecta un ventilador y empieza a girar, lo que está pasando es que la corriente mueve un motor interno gracias a esos electrones en movimiento, ¿verdad profe?</w:t>
+              <w:t>ntonces, pa’ poner un ejemplo de la vida real: cuando uno conecta un ventilador y empieza a girar, lo que está pasando es que la corriente mueve un motor interno gracias a esos electrones en movimiento, ¿verdad profe?</w:t>
             </w:r>
           </w:p>
           <w:p>
@@ -5025,15 +4986,7 @@
               <w:t xml:space="preserve">: </w:t>
             </w:r>
             <w:r>
-              <w:t xml:space="preserve">¡Un abrazo </w:t>
-            </w:r>
-            <w:proofErr w:type="spellStart"/>
-            <w:r>
-              <w:t>pa</w:t>
-            </w:r>
-            <w:proofErr w:type="spellEnd"/>
-            <w:r>
-              <w:t>’ toda mi gente y nos vemos en la próxima!</w:t>
+              <w:t>¡Un abrazo pa’ toda mi gente y nos vemos en la próxima!</w:t>
             </w:r>
           </w:p>
           <w:p/>
@@ -6309,63 +6262,7 @@
         <w:rPr>
           <w:lang w:val="es-419" w:eastAsia="es-CO"/>
         </w:rPr>
-        <w:t xml:space="preserve">Nota. Adaptado de MIT Open </w:t>
-      </w:r>
-      <w:proofErr w:type="spellStart"/>
-      <w:r>
-        <w:rPr>
-          <w:lang w:val="es-419" w:eastAsia="es-CO"/>
-        </w:rPr>
-        <w:t>Course</w:t>
-      </w:r>
-      <w:proofErr w:type="spellEnd"/>
-      <w:r>
-        <w:rPr>
-          <w:lang w:val="es-419" w:eastAsia="es-CO"/>
-        </w:rPr>
-        <w:t xml:space="preserve"> </w:t>
-      </w:r>
-      <w:proofErr w:type="spellStart"/>
-      <w:r>
-        <w:rPr>
-          <w:lang w:val="es-419" w:eastAsia="es-CO"/>
-        </w:rPr>
-        <w:t>Ware</w:t>
-      </w:r>
-      <w:proofErr w:type="spellEnd"/>
-      <w:r>
-        <w:rPr>
-          <w:lang w:val="es-419" w:eastAsia="es-CO"/>
-        </w:rPr>
-        <w:t xml:space="preserve">, </w:t>
-      </w:r>
-      <w:proofErr w:type="spellStart"/>
-      <w:r>
-        <w:rPr>
-          <w:lang w:val="es-419" w:eastAsia="es-CO"/>
-        </w:rPr>
-        <w:t>Electromagnetism</w:t>
-      </w:r>
-      <w:proofErr w:type="spellEnd"/>
-      <w:r>
-        <w:rPr>
-          <w:lang w:val="es-419" w:eastAsia="es-CO"/>
-        </w:rPr>
-        <w:t xml:space="preserve"> </w:t>
-      </w:r>
-      <w:proofErr w:type="spellStart"/>
-      <w:r>
-        <w:rPr>
-          <w:lang w:val="es-419" w:eastAsia="es-CO"/>
-        </w:rPr>
-        <w:t>Updates</w:t>
-      </w:r>
-      <w:proofErr w:type="spellEnd"/>
-      <w:r>
-        <w:rPr>
-          <w:lang w:val="es-419" w:eastAsia="es-CO"/>
-        </w:rPr>
-        <w:t xml:space="preserve"> (2023).</w:t>
+        <w:t>Nota. Adaptado de MIT Open Course Ware, Electromagnetism Updates (2023).</w:t>
       </w:r>
     </w:p>
     <w:p>
@@ -9627,21 +9524,12 @@
                 <w:szCs w:val="28"/>
               </w:rPr>
             </w:pPr>
-            <w:proofErr w:type="spellStart"/>
             <w:r>
               <w:rPr>
                 <w:rFonts w:cstheme="minorHAnsi"/>
                 <w:szCs w:val="28"/>
               </w:rPr>
-              <w:t>Wattímetro</w:t>
-            </w:r>
-            <w:proofErr w:type="spellEnd"/>
-            <w:r>
-              <w:rPr>
-                <w:rFonts w:cstheme="minorHAnsi"/>
-                <w:szCs w:val="28"/>
-              </w:rPr>
-              <w:t>.</w:t>
+              <w:t>Wattímetro.</w:t>
             </w:r>
           </w:p>
         </w:tc>
@@ -9679,77 +9567,7 @@
         <w:rPr>
           <w:lang w:val="es-419" w:eastAsia="es-CO"/>
         </w:rPr>
-        <w:t xml:space="preserve">Nota. Adaptado de </w:t>
-      </w:r>
-      <w:proofErr w:type="spellStart"/>
-      <w:r>
-        <w:rPr>
-          <w:lang w:val="es-419" w:eastAsia="es-CO"/>
-        </w:rPr>
-        <w:t>Electrical</w:t>
-      </w:r>
-      <w:proofErr w:type="spellEnd"/>
-      <w:r>
-        <w:rPr>
-          <w:lang w:val="es-419" w:eastAsia="es-CO"/>
-        </w:rPr>
-        <w:t xml:space="preserve"> </w:t>
-      </w:r>
-      <w:proofErr w:type="spellStart"/>
-      <w:r>
-        <w:rPr>
-          <w:lang w:val="es-419" w:eastAsia="es-CO"/>
-        </w:rPr>
-        <w:t>Quantities</w:t>
-      </w:r>
-      <w:proofErr w:type="spellEnd"/>
-      <w:r>
-        <w:rPr>
-          <w:lang w:val="es-419" w:eastAsia="es-CO"/>
-        </w:rPr>
-        <w:t xml:space="preserve"> </w:t>
-      </w:r>
-      <w:proofErr w:type="spellStart"/>
-      <w:r>
-        <w:rPr>
-          <w:lang w:val="es-419" w:eastAsia="es-CO"/>
-        </w:rPr>
-        <w:t>Explained</w:t>
-      </w:r>
-      <w:proofErr w:type="spellEnd"/>
-      <w:r>
-        <w:rPr>
-          <w:lang w:val="es-419" w:eastAsia="es-CO"/>
-        </w:rPr>
-        <w:t xml:space="preserve"> </w:t>
-      </w:r>
-      <w:proofErr w:type="spellStart"/>
-      <w:r>
-        <w:rPr>
-          <w:lang w:val="es-419" w:eastAsia="es-CO"/>
-        </w:rPr>
-        <w:t>BigMat</w:t>
-      </w:r>
-      <w:proofErr w:type="spellEnd"/>
-      <w:r>
-        <w:rPr>
-          <w:lang w:val="es-419" w:eastAsia="es-CO"/>
-        </w:rPr>
-        <w:t xml:space="preserve"> </w:t>
-      </w:r>
-      <w:proofErr w:type="spellStart"/>
-      <w:r>
-        <w:rPr>
-          <w:lang w:val="es-419" w:eastAsia="es-CO"/>
-        </w:rPr>
-        <w:t>Tech</w:t>
-      </w:r>
-      <w:proofErr w:type="spellEnd"/>
-      <w:r>
-        <w:rPr>
-          <w:lang w:val="es-419" w:eastAsia="es-CO"/>
-        </w:rPr>
-        <w:t>. (2025).</w:t>
+        <w:t>Nota. Adaptado de Electrical Quantities Explained BigMat Tech. (2025).</w:t>
       </w:r>
     </w:p>
     <w:p>
@@ -12833,21 +12651,7 @@
         <w:rPr>
           <w:lang w:val="es-419" w:eastAsia="es-CO"/>
         </w:rPr>
-        <w:t xml:space="preserve">Roja → terminal </w:t>
-      </w:r>
-      <w:proofErr w:type="spellStart"/>
-      <w:r>
-        <w:rPr>
-          <w:lang w:val="es-419" w:eastAsia="es-CO"/>
-        </w:rPr>
-        <w:t>VΩmA</w:t>
-      </w:r>
-      <w:proofErr w:type="spellEnd"/>
-      <w:r>
-        <w:rPr>
-          <w:lang w:val="es-419" w:eastAsia="es-CO"/>
-        </w:rPr>
-        <w:t>.</w:t>
+        <w:t>Roja → terminal VΩmA.</w:t>
       </w:r>
     </w:p>
     <w:p>
@@ -14075,7 +13879,6 @@
                 <w:ilvl w:val="0"/>
                 <w:numId w:val="0"/>
               </w:numPr>
-              <w:ind w:left="1134" w:hanging="1134"/>
               <w:jc w:val="left"/>
               <w:rPr>
                 <w:b/>
@@ -14087,7 +13890,14 @@
                 <w:b/>
                 <w:lang w:val="es-419"/>
               </w:rPr>
-              <w:t xml:space="preserve">Síntesis del </w:t>
+              <w:t>Transcripción</w:t>
+            </w:r>
+            <w:r>
+              <w:rPr>
+                <w:b/>
+                <w:lang w:val="es-419"/>
+              </w:rPr>
+              <w:t xml:space="preserve"> del </w:t>
             </w:r>
             <w:r>
               <w:rPr>
@@ -14190,15 +14000,7 @@
           </w:p>
           <w:p>
             <w:r>
-              <w:t xml:space="preserve">¡Buenas profe! ¡Buenas </w:t>
-            </w:r>
-            <w:proofErr w:type="spellStart"/>
-            <w:r>
-              <w:t>pa</w:t>
-            </w:r>
-            <w:proofErr w:type="spellEnd"/>
-            <w:r>
-              <w:t>’ toda la gente! Hoy vengo con mil preguntas porque ese triángulo se ve sencillo, pero yo sé que tiene su ciencia.</w:t>
+              <w:t>¡Buenas profe! ¡Buenas pa’ toda la gente! Hoy vengo con mil preguntas porque ese triángulo se ve sencillo, pero yo sé que tiene su ciencia.</w:t>
             </w:r>
           </w:p>
           <w:p>
@@ -14247,13 +14049,8 @@
               <w:t xml:space="preserve">: </w:t>
             </w:r>
             <w:r>
-              <w:t xml:space="preserve">¡Ah profe, así sí! Si tapo la I me queda V dividido en R. Si tapo la R me queda V sobre I. ¡Y si tapo la V, multiplicación papá: </w:t>
-            </w:r>
-            <w:proofErr w:type="gramStart"/>
-            <w:r>
-              <w:t>I por R!</w:t>
-            </w:r>
-            <w:proofErr w:type="gramEnd"/>
+              <w:t>¡Ah profe, así sí! Si tapo la I me queda V dividido en R. Si tapo la R me queda V sobre I. ¡Y si tapo la V, multiplicación papá: I por R!</w:t>
+            </w:r>
           </w:p>
           <w:p>
             <w:r>
@@ -14319,15 +14116,7 @@
               <w:t>: p</w:t>
             </w:r>
             <w:r>
-              <w:t xml:space="preserve">rofe, eso explica por qué un cable delgado se calienta más rápido. ¡Tiene más oposición </w:t>
-            </w:r>
-            <w:proofErr w:type="spellStart"/>
-            <w:r>
-              <w:t>pa</w:t>
-            </w:r>
-            <w:proofErr w:type="spellEnd"/>
-            <w:r>
-              <w:t>’ que los electrones pasen!</w:t>
+              <w:t>rofe, eso explica por qué un cable delgado se calienta más rápido. ¡Tiene más oposición pa’ que los electrones pasen!</w:t>
             </w:r>
           </w:p>
           <w:p>
@@ -14399,23 +14188,7 @@
               <w:t>: p</w:t>
             </w:r>
             <w:r>
-              <w:t xml:space="preserve">rofe, entonces el Triángulo no es solo </w:t>
-            </w:r>
-            <w:proofErr w:type="spellStart"/>
-            <w:r>
-              <w:t>pa</w:t>
-            </w:r>
-            <w:proofErr w:type="spellEnd"/>
-            <w:r>
-              <w:t xml:space="preserve">’ los exámenes. ¡Es </w:t>
-            </w:r>
-            <w:proofErr w:type="spellStart"/>
-            <w:r>
-              <w:t>pa</w:t>
-            </w:r>
-            <w:proofErr w:type="spellEnd"/>
-            <w:r>
-              <w:t>’ no quemar la casa!</w:t>
+              <w:t>rofe, entonces el Triángulo no es solo pa’ los exámenes. ¡Es pa’ no quemar la casa!</w:t>
             </w:r>
           </w:p>
           <w:p>
@@ -14476,15 +14249,7 @@
               <w:t xml:space="preserve">: </w:t>
             </w:r>
             <w:r>
-              <w:t xml:space="preserve">¡Un abrazo </w:t>
-            </w:r>
-            <w:proofErr w:type="spellStart"/>
-            <w:r>
-              <w:t>pa</w:t>
-            </w:r>
-            <w:proofErr w:type="spellEnd"/>
-            <w:r>
-              <w:t>’ toda mi gente y nos pillamos en el próximo episodio!</w:t>
+              <w:t>¡Un abrazo pa’ toda mi gente y nos pillamos en el próximo episodio!</w:t>
             </w:r>
           </w:p>
           <w:p/>
@@ -16406,65 +16171,8 @@
           <w:rStyle w:val="Extranjerismo"/>
           <w:lang w:val="es-419" w:eastAsia="es-CO"/>
         </w:rPr>
-        <w:t xml:space="preserve">Die </w:t>
-      </w:r>
-      <w:proofErr w:type="spellStart"/>
-      <w:r>
-        <w:rPr>
-          <w:rStyle w:val="Extranjerismo"/>
-          <w:lang w:val="es-419" w:eastAsia="es-CO"/>
-        </w:rPr>
-        <w:t>galvanische</w:t>
-      </w:r>
-      <w:proofErr w:type="spellEnd"/>
-      <w:r>
-        <w:rPr>
-          <w:rStyle w:val="Extranjerismo"/>
-          <w:lang w:val="es-419" w:eastAsia="es-CO"/>
-        </w:rPr>
-        <w:t xml:space="preserve"> </w:t>
-      </w:r>
-      <w:proofErr w:type="spellStart"/>
-      <w:r>
-        <w:rPr>
-          <w:rStyle w:val="Extranjerismo"/>
-          <w:lang w:val="es-419" w:eastAsia="es-CO"/>
-        </w:rPr>
-        <w:t>Kette</w:t>
-      </w:r>
-      <w:proofErr w:type="spellEnd"/>
-      <w:r>
-        <w:rPr>
-          <w:rStyle w:val="Extranjerismo"/>
-          <w:lang w:val="es-419" w:eastAsia="es-CO"/>
-        </w:rPr>
-        <w:t xml:space="preserve">, </w:t>
-      </w:r>
-      <w:proofErr w:type="spellStart"/>
-      <w:r>
-        <w:rPr>
-          <w:rStyle w:val="Extranjerismo"/>
-          <w:lang w:val="es-419" w:eastAsia="es-CO"/>
-        </w:rPr>
-        <w:t>mathematisch</w:t>
-      </w:r>
-      <w:proofErr w:type="spellEnd"/>
-      <w:r>
-        <w:rPr>
-          <w:rStyle w:val="Extranjerismo"/>
-          <w:lang w:val="es-419" w:eastAsia="es-CO"/>
-        </w:rPr>
-        <w:t xml:space="preserve"> </w:t>
-      </w:r>
-      <w:proofErr w:type="spellStart"/>
-      <w:r>
-        <w:rPr>
-          <w:rStyle w:val="Extranjerismo"/>
-          <w:lang w:val="es-419" w:eastAsia="es-CO"/>
-        </w:rPr>
-        <w:t>bearbeitet</w:t>
-      </w:r>
-      <w:proofErr w:type="spellEnd"/>
+        <w:t>Die galvanische Kette, mathematisch bearbeitet</w:t>
+      </w:r>
       <w:r>
         <w:rPr>
           <w:lang w:val="es-419" w:eastAsia="es-CO"/>
@@ -17619,35 +17327,7 @@
         <w:rPr>
           <w:lang w:val="es-419" w:eastAsia="es-CO"/>
         </w:rPr>
-        <w:t xml:space="preserve">Nota: Adaptado de Nilsson, J., &amp; </w:t>
-      </w:r>
-      <w:proofErr w:type="spellStart"/>
-      <w:r>
-        <w:rPr>
-          <w:lang w:val="es-419" w:eastAsia="es-CO"/>
-        </w:rPr>
-        <w:t>Riedel</w:t>
-      </w:r>
-      <w:proofErr w:type="spellEnd"/>
-      <w:r>
-        <w:rPr>
-          <w:lang w:val="es-419" w:eastAsia="es-CO"/>
-        </w:rPr>
-        <w:t xml:space="preserve">, S. (2019). Electric </w:t>
-      </w:r>
-      <w:proofErr w:type="spellStart"/>
-      <w:r>
-        <w:rPr>
-          <w:lang w:val="es-419" w:eastAsia="es-CO"/>
-        </w:rPr>
-        <w:t>Circuits</w:t>
-      </w:r>
-      <w:proofErr w:type="spellEnd"/>
-      <w:r>
-        <w:rPr>
-          <w:lang w:val="es-419" w:eastAsia="es-CO"/>
-        </w:rPr>
-        <w:t>. Pearson.</w:t>
+        <w:t>Nota: Adaptado de Nilsson, J., &amp; Riedel, S. (2019). Electric Circuits. Pearson.</w:t>
       </w:r>
     </w:p>
     <w:p>
@@ -18192,21 +17872,7 @@
           <w:lang w:val="es-419" w:eastAsia="es-CO"/>
         </w:rPr>
         <w:lastRenderedPageBreak/>
-        <w:t xml:space="preserve">una instalación si no se consideran adecuadamente durante el diseño. Una de las pérdidas más comunes es la pérdida por efecto Joule, que ocurre cuando la corriente circula por un conductor y genera calor debido a su resistencia interna (Nilsson &amp; </w:t>
-      </w:r>
-      <w:proofErr w:type="spellStart"/>
-      <w:r>
-        <w:rPr>
-          <w:lang w:val="es-419" w:eastAsia="es-CO"/>
-        </w:rPr>
-        <w:t>Riedel</w:t>
-      </w:r>
-      <w:proofErr w:type="spellEnd"/>
-      <w:r>
-        <w:rPr>
-          <w:lang w:val="es-419" w:eastAsia="es-CO"/>
-        </w:rPr>
-        <w:t>, 2019).</w:t>
+        <w:t>una instalación si no se consideran adecuadamente durante el diseño. Una de las pérdidas más comunes es la pérdida por efecto Joule, que ocurre cuando la corriente circula por un conductor y genera calor debido a su resistencia interna (Nilsson &amp; Riedel, 2019).</w:t>
       </w:r>
     </w:p>
     <w:p>
@@ -18665,21 +18331,7 @@
           <w:lang w:val="es-419" w:eastAsia="es-CO"/>
         </w:rPr>
         <w:lastRenderedPageBreak/>
-        <w:t xml:space="preserve">comportamiento real de los circuitos eléctricos y a mejorar la interpretación de resultados en aplicaciones prácticas (Nilsson &amp; </w:t>
-      </w:r>
-      <w:proofErr w:type="spellStart"/>
-      <w:r>
-        <w:rPr>
-          <w:lang w:val="es-419" w:eastAsia="es-CO"/>
-        </w:rPr>
-        <w:t>Riedel</w:t>
-      </w:r>
-      <w:proofErr w:type="spellEnd"/>
-      <w:r>
-        <w:rPr>
-          <w:lang w:val="es-419" w:eastAsia="es-CO"/>
-        </w:rPr>
-        <w:t>, 2019).</w:t>
+        <w:t>comportamiento real de los circuitos eléctricos y a mejorar la interpretación de resultados en aplicaciones prácticas (Nilsson &amp; Riedel, 2019).</w:t>
       </w:r>
     </w:p>
     <w:p>
@@ -20080,25 +19732,7 @@
           <w:sz w:val="28"/>
           <w:szCs w:val="28"/>
         </w:rPr>
-        <w:t xml:space="preserve">Alexander, C. K., &amp; </w:t>
-      </w:r>
-      <w:proofErr w:type="spellStart"/>
-      <w:r>
-        <w:rPr>
-          <w:rFonts w:ascii="Calibri" w:hAnsi="Calibri" w:cs="Calibri"/>
-          <w:sz w:val="28"/>
-          <w:szCs w:val="28"/>
-        </w:rPr>
-        <w:t>Sadiku</w:t>
-      </w:r>
-      <w:proofErr w:type="spellEnd"/>
-      <w:r>
-        <w:rPr>
-          <w:rFonts w:ascii="Calibri" w:hAnsi="Calibri" w:cs="Calibri"/>
-          <w:sz w:val="28"/>
-          <w:szCs w:val="28"/>
-        </w:rPr>
-        <w:t xml:space="preserve">, M. N. (2017). </w:t>
+        <w:t xml:space="preserve">Alexander, C. K., &amp; Sadiku, M. N. (2017). </w:t>
       </w:r>
       <w:r>
         <w:rPr>
@@ -20115,83 +19749,37 @@
           <w:sz w:val="28"/>
           <w:szCs w:val="28"/>
         </w:rPr>
-        <w:t xml:space="preserve">. McGraw-Hill </w:t>
-      </w:r>
-      <w:proofErr w:type="spellStart"/>
-      <w:r>
+        <w:t>. McGraw-Hill Education.</w:t>
+      </w:r>
+    </w:p>
+    <w:p>
+      <w:pPr>
+        <w:pStyle w:val="Normal0"/>
+        <w:ind w:firstLine="708"/>
         <w:rPr>
           <w:rFonts w:ascii="Calibri" w:hAnsi="Calibri" w:cs="Calibri"/>
           <w:sz w:val="28"/>
           <w:szCs w:val="28"/>
         </w:rPr>
-        <w:t>Education</w:t>
-      </w:r>
-      <w:proofErr w:type="spellEnd"/>
-      <w:r>
+      </w:pPr>
+    </w:p>
+    <w:p>
+      <w:pPr>
+        <w:pStyle w:val="Normal0"/>
+        <w:ind w:firstLine="708"/>
         <w:rPr>
           <w:rFonts w:ascii="Calibri" w:hAnsi="Calibri" w:cs="Calibri"/>
           <w:sz w:val="28"/>
           <w:szCs w:val="28"/>
         </w:rPr>
-        <w:t>.</w:t>
-      </w:r>
-    </w:p>
-    <w:p>
-      <w:pPr>
-        <w:pStyle w:val="Normal0"/>
-        <w:ind w:firstLine="708"/>
+      </w:pPr>
+      <w:r>
         <w:rPr>
           <w:rFonts w:ascii="Calibri" w:hAnsi="Calibri" w:cs="Calibri"/>
           <w:sz w:val="28"/>
           <w:szCs w:val="28"/>
         </w:rPr>
-      </w:pPr>
-    </w:p>
-    <w:p>
-      <w:pPr>
-        <w:pStyle w:val="Normal0"/>
-        <w:ind w:firstLine="708"/>
-        <w:rPr>
-          <w:rFonts w:ascii="Calibri" w:hAnsi="Calibri" w:cs="Calibri"/>
-          <w:sz w:val="28"/>
-          <w:szCs w:val="28"/>
-        </w:rPr>
-      </w:pPr>
-      <w:proofErr w:type="spellStart"/>
-      <w:r>
-        <w:rPr>
-          <w:rFonts w:ascii="Calibri" w:hAnsi="Calibri" w:cs="Calibri"/>
-          <w:sz w:val="28"/>
-          <w:szCs w:val="28"/>
-        </w:rPr>
-        <w:t>BigMat</w:t>
-      </w:r>
-      <w:proofErr w:type="spellEnd"/>
-      <w:r>
-        <w:rPr>
-          <w:rFonts w:ascii="Calibri" w:hAnsi="Calibri" w:cs="Calibri"/>
-          <w:sz w:val="28"/>
-          <w:szCs w:val="28"/>
-        </w:rPr>
-        <w:t xml:space="preserve"> </w:t>
-      </w:r>
-      <w:proofErr w:type="spellStart"/>
-      <w:r>
-        <w:rPr>
-          <w:rFonts w:ascii="Calibri" w:hAnsi="Calibri" w:cs="Calibri"/>
-          <w:sz w:val="28"/>
-          <w:szCs w:val="28"/>
-        </w:rPr>
-        <w:t>Tech</w:t>
-      </w:r>
-      <w:proofErr w:type="spellEnd"/>
-      <w:r>
-        <w:rPr>
-          <w:rFonts w:ascii="Calibri" w:hAnsi="Calibri" w:cs="Calibri"/>
-          <w:sz w:val="28"/>
-          <w:szCs w:val="28"/>
-        </w:rPr>
-        <w:t>. (2025). ¿Qué son las magnitudes eléctricas y cómo se conectan entre sí?</w:t>
+        <w:t>BigMat Tech. (2025). ¿Qué son las magnitudes eléctricas y cómo se conectan entre sí?</w:t>
       </w:r>
     </w:p>
     <w:p>
@@ -20237,96 +19825,32 @@
           <w:szCs w:val="28"/>
         </w:rPr>
       </w:pPr>
-      <w:proofErr w:type="spellStart"/>
       <w:r>
         <w:rPr>
           <w:rFonts w:ascii="Calibri" w:hAnsi="Calibri" w:cs="Calibri"/>
           <w:sz w:val="28"/>
           <w:szCs w:val="28"/>
         </w:rPr>
-        <w:t>Boylestad</w:t>
-      </w:r>
-      <w:proofErr w:type="spellEnd"/>
-      <w:r>
+        <w:t>Boylestad, R., &amp; Nashelsky, L. (2015). Electrónica: Teoría de Circuitos. Pearson.</w:t>
+      </w:r>
+    </w:p>
+    <w:p>
+      <w:pPr>
+        <w:pStyle w:val="Normal0"/>
+        <w:ind w:firstLine="708"/>
         <w:rPr>
           <w:rFonts w:ascii="Calibri" w:hAnsi="Calibri" w:cs="Calibri"/>
           <w:sz w:val="28"/>
           <w:szCs w:val="28"/>
         </w:rPr>
-        <w:t xml:space="preserve">, R., &amp; </w:t>
-      </w:r>
-      <w:proofErr w:type="spellStart"/>
+      </w:pPr>
       <w:r>
         <w:rPr>
           <w:rFonts w:ascii="Calibri" w:hAnsi="Calibri" w:cs="Calibri"/>
           <w:sz w:val="28"/>
           <w:szCs w:val="28"/>
         </w:rPr>
-        <w:t>Nashelsky</w:t>
-      </w:r>
-      <w:proofErr w:type="spellEnd"/>
-      <w:r>
-        <w:rPr>
-          <w:rFonts w:ascii="Calibri" w:hAnsi="Calibri" w:cs="Calibri"/>
-          <w:sz w:val="28"/>
-          <w:szCs w:val="28"/>
-        </w:rPr>
-        <w:t>, L. (2015). Electrónica: Teoría de Circuitos. Pearson.</w:t>
-      </w:r>
-    </w:p>
-    <w:p>
-      <w:pPr>
-        <w:pStyle w:val="Normal0"/>
-        <w:ind w:firstLine="708"/>
-        <w:rPr>
-          <w:rFonts w:ascii="Calibri" w:hAnsi="Calibri" w:cs="Calibri"/>
-          <w:sz w:val="28"/>
-          <w:szCs w:val="28"/>
-        </w:rPr>
-      </w:pPr>
-      <w:r>
-        <w:rPr>
-          <w:rFonts w:ascii="Calibri" w:hAnsi="Calibri" w:cs="Calibri"/>
-          <w:sz w:val="28"/>
-          <w:szCs w:val="28"/>
-        </w:rPr>
-        <w:t xml:space="preserve">Coursera. (2024). Fundamentals </w:t>
-      </w:r>
-      <w:proofErr w:type="spellStart"/>
-      <w:r>
-        <w:rPr>
-          <w:rFonts w:ascii="Calibri" w:hAnsi="Calibri" w:cs="Calibri"/>
-          <w:sz w:val="28"/>
-          <w:szCs w:val="28"/>
-        </w:rPr>
-        <w:t>of</w:t>
-      </w:r>
-      <w:proofErr w:type="spellEnd"/>
-      <w:r>
-        <w:rPr>
-          <w:rFonts w:ascii="Calibri" w:hAnsi="Calibri" w:cs="Calibri"/>
-          <w:sz w:val="28"/>
-          <w:szCs w:val="28"/>
-        </w:rPr>
-        <w:t xml:space="preserve"> </w:t>
-      </w:r>
-      <w:proofErr w:type="spellStart"/>
-      <w:r>
-        <w:rPr>
-          <w:rFonts w:ascii="Calibri" w:hAnsi="Calibri" w:cs="Calibri"/>
-          <w:sz w:val="28"/>
-          <w:szCs w:val="28"/>
-        </w:rPr>
-        <w:t>Electricity</w:t>
-      </w:r>
-      <w:proofErr w:type="spellEnd"/>
-      <w:r>
-        <w:rPr>
-          <w:rFonts w:ascii="Calibri" w:hAnsi="Calibri" w:cs="Calibri"/>
-          <w:sz w:val="28"/>
-          <w:szCs w:val="28"/>
-        </w:rPr>
-        <w:t>.</w:t>
+        <w:t>Coursera. (2024). Fundamentals of Electricity.</w:t>
       </w:r>
     </w:p>
     <w:p>
@@ -20372,41 +19896,13 @@
           <w:szCs w:val="28"/>
         </w:rPr>
       </w:pPr>
-      <w:proofErr w:type="spellStart"/>
       <w:r>
         <w:rPr>
           <w:rFonts w:ascii="Calibri" w:hAnsi="Calibri" w:cs="Calibri"/>
           <w:sz w:val="28"/>
           <w:szCs w:val="28"/>
         </w:rPr>
-        <w:t>EdTech</w:t>
-      </w:r>
-      <w:proofErr w:type="spellEnd"/>
-      <w:r>
-        <w:rPr>
-          <w:rFonts w:ascii="Calibri" w:hAnsi="Calibri" w:cs="Calibri"/>
-          <w:sz w:val="28"/>
-          <w:szCs w:val="28"/>
-        </w:rPr>
-        <w:t xml:space="preserve"> </w:t>
-      </w:r>
-      <w:proofErr w:type="spellStart"/>
-      <w:r>
-        <w:rPr>
-          <w:rFonts w:ascii="Calibri" w:hAnsi="Calibri" w:cs="Calibri"/>
-          <w:sz w:val="28"/>
-          <w:szCs w:val="28"/>
-        </w:rPr>
-        <w:t>Electricity</w:t>
-      </w:r>
-      <w:proofErr w:type="spellEnd"/>
-      <w:r>
-        <w:rPr>
-          <w:rFonts w:ascii="Calibri" w:hAnsi="Calibri" w:cs="Calibri"/>
-          <w:sz w:val="28"/>
-          <w:szCs w:val="28"/>
-        </w:rPr>
-        <w:t xml:space="preserve">. (2023). </w:t>
+        <w:t xml:space="preserve">EdTech Electricity. (2023). </w:t>
       </w:r>
       <w:r>
         <w:rPr>
@@ -20477,23 +19973,13 @@
           <w:szCs w:val="28"/>
         </w:rPr>
       </w:pPr>
-      <w:proofErr w:type="spellStart"/>
       <w:r>
         <w:rPr>
           <w:rFonts w:ascii="Calibri" w:hAnsi="Calibri" w:cs="Calibri"/>
           <w:sz w:val="28"/>
           <w:szCs w:val="28"/>
         </w:rPr>
-        <w:t>Hambley</w:t>
-      </w:r>
-      <w:proofErr w:type="spellEnd"/>
-      <w:r>
-        <w:rPr>
-          <w:rFonts w:ascii="Calibri" w:hAnsi="Calibri" w:cs="Calibri"/>
-          <w:sz w:val="28"/>
-          <w:szCs w:val="28"/>
-        </w:rPr>
-        <w:t>, A. (2014). Electrónica. Pearson.</w:t>
+        <w:t>Hambley, A. (2014). Electrónica. Pearson.</w:t>
       </w:r>
     </w:p>
     <w:p>
@@ -20559,137 +20045,37 @@
           <w:sz w:val="28"/>
           <w:szCs w:val="28"/>
         </w:rPr>
-        <w:t xml:space="preserve">IEEE </w:t>
-      </w:r>
-      <w:proofErr w:type="spellStart"/>
-      <w:r>
+        <w:t>IEEE Standards Association. (2024). IEEE Electrical Standards Collection.</w:t>
+      </w:r>
+    </w:p>
+    <w:p>
+      <w:pPr>
+        <w:pStyle w:val="Normal0"/>
+        <w:ind w:firstLine="708"/>
         <w:rPr>
           <w:rFonts w:ascii="Calibri" w:hAnsi="Calibri" w:cs="Calibri"/>
           <w:sz w:val="28"/>
           <w:szCs w:val="28"/>
         </w:rPr>
-        <w:t>Standards</w:t>
-      </w:r>
-      <w:proofErr w:type="spellEnd"/>
-      <w:r>
+      </w:pPr>
+    </w:p>
+    <w:p>
+      <w:pPr>
+        <w:pStyle w:val="Normal0"/>
+        <w:ind w:firstLine="708"/>
         <w:rPr>
           <w:rFonts w:ascii="Calibri" w:hAnsi="Calibri" w:cs="Calibri"/>
           <w:sz w:val="28"/>
           <w:szCs w:val="28"/>
         </w:rPr>
-        <w:t xml:space="preserve"> </w:t>
-      </w:r>
-      <w:proofErr w:type="spellStart"/>
+      </w:pPr>
       <w:r>
         <w:rPr>
           <w:rFonts w:ascii="Calibri" w:hAnsi="Calibri" w:cs="Calibri"/>
           <w:sz w:val="28"/>
           <w:szCs w:val="28"/>
         </w:rPr>
-        <w:t>Association</w:t>
-      </w:r>
-      <w:proofErr w:type="spellEnd"/>
-      <w:r>
-        <w:rPr>
-          <w:rFonts w:ascii="Calibri" w:hAnsi="Calibri" w:cs="Calibri"/>
-          <w:sz w:val="28"/>
-          <w:szCs w:val="28"/>
-        </w:rPr>
-        <w:t xml:space="preserve">. (2024). IEEE </w:t>
-      </w:r>
-      <w:proofErr w:type="spellStart"/>
-      <w:r>
-        <w:rPr>
-          <w:rFonts w:ascii="Calibri" w:hAnsi="Calibri" w:cs="Calibri"/>
-          <w:sz w:val="28"/>
-          <w:szCs w:val="28"/>
-        </w:rPr>
-        <w:t>Electrical</w:t>
-      </w:r>
-      <w:proofErr w:type="spellEnd"/>
-      <w:r>
-        <w:rPr>
-          <w:rFonts w:ascii="Calibri" w:hAnsi="Calibri" w:cs="Calibri"/>
-          <w:sz w:val="28"/>
-          <w:szCs w:val="28"/>
-        </w:rPr>
-        <w:t xml:space="preserve"> </w:t>
-      </w:r>
-      <w:proofErr w:type="spellStart"/>
-      <w:r>
-        <w:rPr>
-          <w:rFonts w:ascii="Calibri" w:hAnsi="Calibri" w:cs="Calibri"/>
-          <w:sz w:val="28"/>
-          <w:szCs w:val="28"/>
-        </w:rPr>
-        <w:t>Standards</w:t>
-      </w:r>
-      <w:proofErr w:type="spellEnd"/>
-      <w:r>
-        <w:rPr>
-          <w:rFonts w:ascii="Calibri" w:hAnsi="Calibri" w:cs="Calibri"/>
-          <w:sz w:val="28"/>
-          <w:szCs w:val="28"/>
-        </w:rPr>
-        <w:t xml:space="preserve"> </w:t>
-      </w:r>
-      <w:proofErr w:type="spellStart"/>
-      <w:r>
-        <w:rPr>
-          <w:rFonts w:ascii="Calibri" w:hAnsi="Calibri" w:cs="Calibri"/>
-          <w:sz w:val="28"/>
-          <w:szCs w:val="28"/>
-        </w:rPr>
-        <w:t>Collection</w:t>
-      </w:r>
-      <w:proofErr w:type="spellEnd"/>
-      <w:r>
-        <w:rPr>
-          <w:rFonts w:ascii="Calibri" w:hAnsi="Calibri" w:cs="Calibri"/>
-          <w:sz w:val="28"/>
-          <w:szCs w:val="28"/>
-        </w:rPr>
-        <w:t>.</w:t>
-      </w:r>
-    </w:p>
-    <w:p>
-      <w:pPr>
-        <w:pStyle w:val="Normal0"/>
-        <w:ind w:firstLine="708"/>
-        <w:rPr>
-          <w:rFonts w:ascii="Calibri" w:hAnsi="Calibri" w:cs="Calibri"/>
-          <w:sz w:val="28"/>
-          <w:szCs w:val="28"/>
-        </w:rPr>
-      </w:pPr>
-    </w:p>
-    <w:p>
-      <w:pPr>
-        <w:pStyle w:val="Normal0"/>
-        <w:ind w:firstLine="708"/>
-        <w:rPr>
-          <w:rFonts w:ascii="Calibri" w:hAnsi="Calibri" w:cs="Calibri"/>
-          <w:sz w:val="28"/>
-          <w:szCs w:val="28"/>
-        </w:rPr>
-      </w:pPr>
-      <w:proofErr w:type="spellStart"/>
-      <w:r>
-        <w:rPr>
-          <w:rFonts w:ascii="Calibri" w:hAnsi="Calibri" w:cs="Calibri"/>
-          <w:sz w:val="28"/>
-          <w:szCs w:val="28"/>
-        </w:rPr>
-        <w:t>Ingenierizando</w:t>
-      </w:r>
-      <w:proofErr w:type="spellEnd"/>
-      <w:r>
-        <w:rPr>
-          <w:rFonts w:ascii="Calibri" w:hAnsi="Calibri" w:cs="Calibri"/>
-          <w:sz w:val="28"/>
-          <w:szCs w:val="28"/>
-        </w:rPr>
-        <w:t>. (2026). Magnitudes eléctricas: conceptos y cálculos fundamentales.</w:t>
+        <w:t>Ingenierizando. (2026). Magnitudes eléctricas: conceptos y cálculos fundamentales.</w:t>
       </w:r>
     </w:p>
     <w:p>
@@ -20741,25 +20127,7 @@
           <w:sz w:val="28"/>
           <w:szCs w:val="28"/>
         </w:rPr>
-        <w:t xml:space="preserve">Khan </w:t>
-      </w:r>
-      <w:proofErr w:type="spellStart"/>
-      <w:r>
-        <w:rPr>
-          <w:rFonts w:ascii="Calibri" w:hAnsi="Calibri" w:cs="Calibri"/>
-          <w:sz w:val="28"/>
-          <w:szCs w:val="28"/>
-        </w:rPr>
-        <w:t>Academy</w:t>
-      </w:r>
-      <w:proofErr w:type="spellEnd"/>
-      <w:r>
-        <w:rPr>
-          <w:rFonts w:ascii="Calibri" w:hAnsi="Calibri" w:cs="Calibri"/>
-          <w:sz w:val="28"/>
-          <w:szCs w:val="28"/>
-        </w:rPr>
-        <w:t xml:space="preserve">. (2025). </w:t>
+        <w:t xml:space="preserve">Khan Academy. (2025). </w:t>
       </w:r>
       <w:r>
         <w:rPr>
@@ -20818,43 +20186,7 @@
           <w:szCs w:val="28"/>
         </w:rPr>
         <w:lastRenderedPageBreak/>
-        <w:t xml:space="preserve">Modern </w:t>
-      </w:r>
-      <w:proofErr w:type="spellStart"/>
-      <w:r>
-        <w:rPr>
-          <w:rFonts w:ascii="Calibri" w:hAnsi="Calibri" w:cs="Calibri"/>
-          <w:sz w:val="28"/>
-          <w:szCs w:val="28"/>
-        </w:rPr>
-        <w:t>Electrical</w:t>
-      </w:r>
-      <w:proofErr w:type="spellEnd"/>
-      <w:r>
-        <w:rPr>
-          <w:rFonts w:ascii="Calibri" w:hAnsi="Calibri" w:cs="Calibri"/>
-          <w:sz w:val="28"/>
-          <w:szCs w:val="28"/>
-        </w:rPr>
-        <w:t xml:space="preserve"> </w:t>
-      </w:r>
-      <w:proofErr w:type="spellStart"/>
-      <w:r>
-        <w:rPr>
-          <w:rFonts w:ascii="Calibri" w:hAnsi="Calibri" w:cs="Calibri"/>
-          <w:sz w:val="28"/>
-          <w:szCs w:val="28"/>
-        </w:rPr>
-        <w:t>Learning</w:t>
-      </w:r>
-      <w:proofErr w:type="spellEnd"/>
-      <w:r>
-        <w:rPr>
-          <w:rFonts w:ascii="Calibri" w:hAnsi="Calibri" w:cs="Calibri"/>
-          <w:sz w:val="28"/>
-          <w:szCs w:val="28"/>
-        </w:rPr>
-        <w:t>. (2025). AC/</w:t>
+        <w:t>Modern Electrical Learning. (2025). AC/</w:t>
       </w:r>
       <w:r>
         <w:rPr>
@@ -20923,155 +20255,37 @@
           <w:sz w:val="28"/>
           <w:szCs w:val="28"/>
         </w:rPr>
-        <w:t xml:space="preserve">Nilsson, J., &amp; </w:t>
-      </w:r>
-      <w:proofErr w:type="spellStart"/>
-      <w:r>
+        <w:t>Nilsson, J., &amp; Riedel, S. (2019). Electric Circuits. Pearson.</w:t>
+      </w:r>
+    </w:p>
+    <w:p>
+      <w:pPr>
+        <w:pStyle w:val="Normal0"/>
+        <w:ind w:firstLine="708"/>
         <w:rPr>
           <w:rFonts w:ascii="Calibri" w:hAnsi="Calibri" w:cs="Calibri"/>
           <w:sz w:val="28"/>
           <w:szCs w:val="28"/>
         </w:rPr>
-        <w:t>Riedel</w:t>
-      </w:r>
-      <w:proofErr w:type="spellEnd"/>
-      <w:r>
+      </w:pPr>
+    </w:p>
+    <w:p>
+      <w:pPr>
+        <w:pStyle w:val="Normal0"/>
+        <w:ind w:firstLine="708"/>
         <w:rPr>
           <w:rFonts w:ascii="Calibri" w:hAnsi="Calibri" w:cs="Calibri"/>
           <w:sz w:val="28"/>
           <w:szCs w:val="28"/>
         </w:rPr>
-        <w:t xml:space="preserve">, S. (2019). Electric </w:t>
-      </w:r>
-      <w:proofErr w:type="spellStart"/>
+      </w:pPr>
       <w:r>
         <w:rPr>
           <w:rFonts w:ascii="Calibri" w:hAnsi="Calibri" w:cs="Calibri"/>
           <w:sz w:val="28"/>
           <w:szCs w:val="28"/>
         </w:rPr>
-        <w:t>Circuits</w:t>
-      </w:r>
-      <w:proofErr w:type="spellEnd"/>
-      <w:r>
-        <w:rPr>
-          <w:rFonts w:ascii="Calibri" w:hAnsi="Calibri" w:cs="Calibri"/>
-          <w:sz w:val="28"/>
-          <w:szCs w:val="28"/>
-        </w:rPr>
-        <w:t>. Pearson.</w:t>
-      </w:r>
-    </w:p>
-    <w:p>
-      <w:pPr>
-        <w:pStyle w:val="Normal0"/>
-        <w:ind w:firstLine="708"/>
-        <w:rPr>
-          <w:rFonts w:ascii="Calibri" w:hAnsi="Calibri" w:cs="Calibri"/>
-          <w:sz w:val="28"/>
-          <w:szCs w:val="28"/>
-        </w:rPr>
-      </w:pPr>
-    </w:p>
-    <w:p>
-      <w:pPr>
-        <w:pStyle w:val="Normal0"/>
-        <w:ind w:firstLine="708"/>
-        <w:rPr>
-          <w:rFonts w:ascii="Calibri" w:hAnsi="Calibri" w:cs="Calibri"/>
-          <w:sz w:val="28"/>
-          <w:szCs w:val="28"/>
-        </w:rPr>
-      </w:pPr>
-      <w:proofErr w:type="spellStart"/>
-      <w:r>
-        <w:rPr>
-          <w:rFonts w:ascii="Calibri" w:hAnsi="Calibri" w:cs="Calibri"/>
-          <w:sz w:val="28"/>
-          <w:szCs w:val="28"/>
-        </w:rPr>
-        <w:t>PhET</w:t>
-      </w:r>
-      <w:proofErr w:type="spellEnd"/>
-      <w:r>
-        <w:rPr>
-          <w:rFonts w:ascii="Calibri" w:hAnsi="Calibri" w:cs="Calibri"/>
-          <w:sz w:val="28"/>
-          <w:szCs w:val="28"/>
-        </w:rPr>
-        <w:t xml:space="preserve"> </w:t>
-      </w:r>
-      <w:proofErr w:type="spellStart"/>
-      <w:r>
-        <w:rPr>
-          <w:rFonts w:ascii="Calibri" w:hAnsi="Calibri" w:cs="Calibri"/>
-          <w:sz w:val="28"/>
-          <w:szCs w:val="28"/>
-        </w:rPr>
-        <w:t>Interactive</w:t>
-      </w:r>
-      <w:proofErr w:type="spellEnd"/>
-      <w:r>
-        <w:rPr>
-          <w:rFonts w:ascii="Calibri" w:hAnsi="Calibri" w:cs="Calibri"/>
-          <w:sz w:val="28"/>
-          <w:szCs w:val="28"/>
-        </w:rPr>
-        <w:t xml:space="preserve"> </w:t>
-      </w:r>
-      <w:proofErr w:type="spellStart"/>
-      <w:r>
-        <w:rPr>
-          <w:rFonts w:ascii="Calibri" w:hAnsi="Calibri" w:cs="Calibri"/>
-          <w:sz w:val="28"/>
-          <w:szCs w:val="28"/>
-        </w:rPr>
-        <w:t>Simulations</w:t>
-      </w:r>
-      <w:proofErr w:type="spellEnd"/>
-      <w:r>
-        <w:rPr>
-          <w:rFonts w:ascii="Calibri" w:hAnsi="Calibri" w:cs="Calibri"/>
-          <w:sz w:val="28"/>
-          <w:szCs w:val="28"/>
-        </w:rPr>
-        <w:t xml:space="preserve"> – </w:t>
-      </w:r>
-      <w:proofErr w:type="spellStart"/>
-      <w:r>
-        <w:rPr>
-          <w:rFonts w:ascii="Calibri" w:hAnsi="Calibri" w:cs="Calibri"/>
-          <w:sz w:val="28"/>
-          <w:szCs w:val="28"/>
-        </w:rPr>
-        <w:t>University</w:t>
-      </w:r>
-      <w:proofErr w:type="spellEnd"/>
-      <w:r>
-        <w:rPr>
-          <w:rFonts w:ascii="Calibri" w:hAnsi="Calibri" w:cs="Calibri"/>
-          <w:sz w:val="28"/>
-          <w:szCs w:val="28"/>
-        </w:rPr>
-        <w:t xml:space="preserve"> </w:t>
-      </w:r>
-      <w:proofErr w:type="spellStart"/>
-      <w:r>
-        <w:rPr>
-          <w:rFonts w:ascii="Calibri" w:hAnsi="Calibri" w:cs="Calibri"/>
-          <w:sz w:val="28"/>
-          <w:szCs w:val="28"/>
-        </w:rPr>
-        <w:t>of</w:t>
-      </w:r>
-      <w:proofErr w:type="spellEnd"/>
-      <w:r>
-        <w:rPr>
-          <w:rFonts w:ascii="Calibri" w:hAnsi="Calibri" w:cs="Calibri"/>
-          <w:sz w:val="28"/>
-          <w:szCs w:val="28"/>
-        </w:rPr>
-        <w:t xml:space="preserve"> Colorado Boulder. (2024). Simulaciones eléctricas interactivas.</w:t>
+        <w:t>PhET Interactive Simulations – University of Colorado Boulder. (2024). Simulaciones eléctricas interactivas.</w:t>
       </w:r>
     </w:p>
     <w:p>
@@ -21157,41 +20371,13 @@
           <w:szCs w:val="28"/>
         </w:rPr>
       </w:pPr>
-      <w:proofErr w:type="spellStart"/>
       <w:r>
         <w:rPr>
           <w:rFonts w:ascii="Calibri" w:hAnsi="Calibri" w:cs="Calibri"/>
           <w:sz w:val="28"/>
           <w:szCs w:val="28"/>
         </w:rPr>
-        <w:t>TechEdu</w:t>
-      </w:r>
-      <w:proofErr w:type="spellEnd"/>
-      <w:r>
-        <w:rPr>
-          <w:rFonts w:ascii="Calibri" w:hAnsi="Calibri" w:cs="Calibri"/>
-          <w:sz w:val="28"/>
-          <w:szCs w:val="28"/>
-        </w:rPr>
-        <w:t xml:space="preserve"> </w:t>
-      </w:r>
-      <w:proofErr w:type="spellStart"/>
-      <w:r>
-        <w:rPr>
-          <w:rFonts w:ascii="Calibri" w:hAnsi="Calibri" w:cs="Calibri"/>
-          <w:sz w:val="28"/>
-          <w:szCs w:val="28"/>
-        </w:rPr>
-        <w:t>Labs</w:t>
-      </w:r>
-      <w:proofErr w:type="spellEnd"/>
-      <w:r>
-        <w:rPr>
-          <w:rFonts w:ascii="Calibri" w:hAnsi="Calibri" w:cs="Calibri"/>
-          <w:sz w:val="28"/>
-          <w:szCs w:val="28"/>
-        </w:rPr>
-        <w:t xml:space="preserve">. (2023). </w:t>
+        <w:t xml:space="preserve">TechEdu Labs. (2023). </w:t>
       </w:r>
       <w:r>
         <w:rPr>
@@ -21403,7 +20589,7 @@
                 <w:sz w:val="28"/>
                 <w:szCs w:val="28"/>
               </w:rPr>
-              <w:t>Dirección General</w:t>
+              <w:t>Centro Agroturístico - Regional Santander</w:t>
             </w:r>
           </w:p>
         </w:tc>

--- a/fuentes/CFA1_83210128_DU.docx
+++ b/fuentes/CFA1_83210128_DU.docx
@@ -3307,7 +3307,7 @@
                 <w:noProof/>
                 <w:webHidden/>
               </w:rPr>
-              <w:t>59</w:t>
+              <w:t>60</w:t>
             </w:r>
             <w:r>
               <w:rPr>
@@ -3380,7 +3380,7 @@
                 <w:noProof/>
                 <w:webHidden/>
               </w:rPr>
-              <w:t>61</w:t>
+              <w:t>62</w:t>
             </w:r>
             <w:r>
               <w:rPr>
@@ -3453,7 +3453,7 @@
                 <w:noProof/>
                 <w:webHidden/>
               </w:rPr>
-              <w:t>64</w:t>
+              <w:t>65</w:t>
             </w:r>
             <w:r>
               <w:rPr>
@@ -3526,7 +3526,7 @@
                 <w:noProof/>
                 <w:webHidden/>
               </w:rPr>
-              <w:t>66</w:t>
+              <w:t>67</w:t>
             </w:r>
             <w:r>
               <w:rPr>
@@ -3621,7 +3621,49 @@
         <w:rPr>
           <w:lang w:val="es-419" w:eastAsia="es-CO"/>
         </w:rPr>
-        <w:t>El estudio de los fundamentos de electricidad constituye la base para comprender el comportamiento de los sistemas eléctricos y la interacción de sus componentes. Estos principios permiten explicar fenómenos esenciales como el movimiento de electrones, la presencia de cargas y la generación de campos eléctricos, los cuales sustentan el funcionamiento de cualquier circuito. Según autores especializados en el área de la electrofísica, comprender estas nociones iniciales es indispensable para analizar y predecir el comportamiento de la corriente, la tensión y la resistencia dentro de diferentes configuraciones eléctricas, facilitando el desarrollo de habilidades técnicas aplicadas al sector productivo (Badui Dergal, 2025).</w:t>
+        <w:t xml:space="preserve">El estudio de los fundamentos de electricidad constituye la base para comprender el comportamiento de los sistemas eléctricos y la interacción de sus componentes. Estos principios permiten explicar fenómenos esenciales como el movimiento de electrones, la presencia de cargas y la generación de campos eléctricos, los cuales sustentan el funcionamiento de cualquier circuito. Según autores especializados en el área de la </w:t>
+      </w:r>
+      <w:proofErr w:type="spellStart"/>
+      <w:r>
+        <w:rPr>
+          <w:lang w:val="es-419" w:eastAsia="es-CO"/>
+        </w:rPr>
+        <w:t>electrofísica</w:t>
+      </w:r>
+      <w:proofErr w:type="spellEnd"/>
+      <w:r>
+        <w:rPr>
+          <w:lang w:val="es-419" w:eastAsia="es-CO"/>
+        </w:rPr>
+        <w:t>, comprender estas nociones iniciales es indispensable para analizar y predecir el comportamiento de la corriente, la tensión y la resistencia dentro de diferentes configuraciones eléctricas, facilitando el desarrollo de habilidades técnicas aplicadas al sector productivo (</w:t>
+      </w:r>
+      <w:proofErr w:type="spellStart"/>
+      <w:r>
+        <w:rPr>
+          <w:lang w:val="es-419" w:eastAsia="es-CO"/>
+        </w:rPr>
+        <w:t>Badui</w:t>
+      </w:r>
+      <w:proofErr w:type="spellEnd"/>
+      <w:r>
+        <w:rPr>
+          <w:lang w:val="es-419" w:eastAsia="es-CO"/>
+        </w:rPr>
+        <w:t xml:space="preserve"> </w:t>
+      </w:r>
+      <w:proofErr w:type="spellStart"/>
+      <w:r>
+        <w:rPr>
+          <w:lang w:val="es-419" w:eastAsia="es-CO"/>
+        </w:rPr>
+        <w:t>Dergal</w:t>
+      </w:r>
+      <w:proofErr w:type="spellEnd"/>
+      <w:r>
+        <w:rPr>
+          <w:lang w:val="es-419" w:eastAsia="es-CO"/>
+        </w:rPr>
+        <w:t>, 2025).</w:t>
       </w:r>
     </w:p>
     <w:p>
@@ -3666,7 +3708,10 @@
       </w:pPr>
       <w:r>
         <w:lastRenderedPageBreak/>
-        <w:t>Estructura del átomo</w:t>
+        <w:t>La e</w:t>
+      </w:r>
+      <w:r>
+        <w:t>structura del átomo</w:t>
       </w:r>
     </w:p>
     <w:p>
@@ -4720,7 +4765,15 @@
               <w:t>Carolina</w:t>
             </w:r>
             <w:r>
-              <w:t>! Un saludo grande para usted y para toda la gente que nos escucha. Aquí estoy yo, Fabio, listo pa’ aprender. Usted dirá por dónde arrancamos, que yo estoy prendido como bombillo nuevo.</w:t>
+              <w:t xml:space="preserve">! Un saludo grande para usted y para toda la gente que nos escucha. Aquí estoy yo, Fabio, listo </w:t>
+            </w:r>
+            <w:proofErr w:type="spellStart"/>
+            <w:r>
+              <w:t>pa</w:t>
+            </w:r>
+            <w:proofErr w:type="spellEnd"/>
+            <w:r>
+              <w:t>’ aprender. Usted dirá por dónde arrancamos, que yo estoy prendido como bombillo nuevo.</w:t>
             </w:r>
           </w:p>
           <w:p>
@@ -4775,11 +4828,32 @@
             <w:r>
               <w:t xml:space="preserve"> </w:t>
             </w:r>
+            <w:proofErr w:type="spellStart"/>
             <w:r>
               <w:t>o</w:t>
             </w:r>
             <w:r>
-              <w:t>sea profe, pa’ decirlo en colombiano: si los electrones se mueven, hay corriente; si no se mueven, no pasa na’.</w:t>
+              <w:t>sea</w:t>
+            </w:r>
+            <w:proofErr w:type="spellEnd"/>
+            <w:r>
+              <w:t xml:space="preserve"> profe, </w:t>
+            </w:r>
+            <w:proofErr w:type="spellStart"/>
+            <w:r>
+              <w:t>pa</w:t>
+            </w:r>
+            <w:proofErr w:type="spellEnd"/>
+            <w:r>
+              <w:t xml:space="preserve">’ decirlo en colombiano: si los electrones se mueven, hay corriente; si no se mueven, no pasa </w:t>
+            </w:r>
+            <w:proofErr w:type="spellStart"/>
+            <w:r>
+              <w:t>na</w:t>
+            </w:r>
+            <w:proofErr w:type="spellEnd"/>
+            <w:r>
+              <w:t>’.</w:t>
             </w:r>
           </w:p>
           <w:p>
@@ -4903,7 +4977,15 @@
               <w:t>: e</w:t>
             </w:r>
             <w:r>
-              <w:t>ntonces, pa’ poner un ejemplo de la vida real: cuando uno conecta un ventilador y empieza a girar, lo que está pasando es que la corriente mueve un motor interno gracias a esos electrones en movimiento, ¿verdad profe?</w:t>
+              <w:t xml:space="preserve">ntonces, </w:t>
+            </w:r>
+            <w:proofErr w:type="spellStart"/>
+            <w:r>
+              <w:t>pa</w:t>
+            </w:r>
+            <w:proofErr w:type="spellEnd"/>
+            <w:r>
+              <w:t>’ poner un ejemplo de la vida real: cuando uno conecta un ventilador y empieza a girar, lo que está pasando es que la corriente mueve un motor interno gracias a esos electrones en movimiento, ¿verdad profe?</w:t>
             </w:r>
           </w:p>
           <w:p>
@@ -4986,7 +5068,15 @@
               <w:t xml:space="preserve">: </w:t>
             </w:r>
             <w:r>
-              <w:t>¡Un abrazo pa’ toda mi gente y nos vemos en la próxima!</w:t>
+              <w:t xml:space="preserve">¡Un abrazo </w:t>
+            </w:r>
+            <w:proofErr w:type="spellStart"/>
+            <w:r>
+              <w:t>pa</w:t>
+            </w:r>
+            <w:proofErr w:type="spellEnd"/>
+            <w:r>
+              <w:t>’ toda mi gente y nos vemos en la próxima!</w:t>
             </w:r>
           </w:p>
           <w:p/>
@@ -6262,7 +6352,63 @@
         <w:rPr>
           <w:lang w:val="es-419" w:eastAsia="es-CO"/>
         </w:rPr>
-        <w:t>Nota. Adaptado de MIT Open Course Ware, Electromagnetism Updates (2023).</w:t>
+        <w:t xml:space="preserve">Nota. Adaptado de MIT Open </w:t>
+      </w:r>
+      <w:proofErr w:type="spellStart"/>
+      <w:r>
+        <w:rPr>
+          <w:lang w:val="es-419" w:eastAsia="es-CO"/>
+        </w:rPr>
+        <w:t>Course</w:t>
+      </w:r>
+      <w:proofErr w:type="spellEnd"/>
+      <w:r>
+        <w:rPr>
+          <w:lang w:val="es-419" w:eastAsia="es-CO"/>
+        </w:rPr>
+        <w:t xml:space="preserve"> </w:t>
+      </w:r>
+      <w:proofErr w:type="spellStart"/>
+      <w:r>
+        <w:rPr>
+          <w:lang w:val="es-419" w:eastAsia="es-CO"/>
+        </w:rPr>
+        <w:t>Ware</w:t>
+      </w:r>
+      <w:proofErr w:type="spellEnd"/>
+      <w:r>
+        <w:rPr>
+          <w:lang w:val="es-419" w:eastAsia="es-CO"/>
+        </w:rPr>
+        <w:t xml:space="preserve">, </w:t>
+      </w:r>
+      <w:proofErr w:type="spellStart"/>
+      <w:r>
+        <w:rPr>
+          <w:lang w:val="es-419" w:eastAsia="es-CO"/>
+        </w:rPr>
+        <w:t>Electromagnetism</w:t>
+      </w:r>
+      <w:proofErr w:type="spellEnd"/>
+      <w:r>
+        <w:rPr>
+          <w:lang w:val="es-419" w:eastAsia="es-CO"/>
+        </w:rPr>
+        <w:t xml:space="preserve"> </w:t>
+      </w:r>
+      <w:proofErr w:type="spellStart"/>
+      <w:r>
+        <w:rPr>
+          <w:lang w:val="es-419" w:eastAsia="es-CO"/>
+        </w:rPr>
+        <w:t>Updates</w:t>
+      </w:r>
+      <w:proofErr w:type="spellEnd"/>
+      <w:r>
+        <w:rPr>
+          <w:lang w:val="es-419" w:eastAsia="es-CO"/>
+        </w:rPr>
+        <w:t xml:space="preserve"> (2023).</w:t>
       </w:r>
     </w:p>
     <w:p>
@@ -6375,7 +6521,21 @@
         <w:rPr>
           <w:lang w:val="es-419" w:eastAsia="es-CO"/>
         </w:rPr>
-        <w:t>Entre más cerca estén las cargas, mayor es la fuerza eléctrica; y entre mayor sea su magnitud, más intensa será la interacción. Esta ley, revisada en materiales educativos recientes, permite explicar la formación del campo eléctrico (Khan Academy, 2023).</w:t>
+        <w:t xml:space="preserve">Entre más cerca estén las cargas, mayor es la fuerza eléctrica; y entre mayor sea su magnitud, más intensa será la interacción. Esta ley, revisada en materiales educativos recientes, permite explicar la formación del campo eléctrico (Khan </w:t>
+      </w:r>
+      <w:proofErr w:type="spellStart"/>
+      <w:r>
+        <w:rPr>
+          <w:lang w:val="es-419" w:eastAsia="es-CO"/>
+        </w:rPr>
+        <w:t>Academy</w:t>
+      </w:r>
+      <w:proofErr w:type="spellEnd"/>
+      <w:r>
+        <w:rPr>
+          <w:lang w:val="es-419" w:eastAsia="es-CO"/>
+        </w:rPr>
+        <w:t>, 2023).</w:t>
       </w:r>
     </w:p>
     <w:p>
@@ -6442,7 +6602,21 @@
         <w:rPr>
           <w:lang w:val="es-419" w:eastAsia="es-CO"/>
         </w:rPr>
-        <w:t xml:space="preserve"> Resourses, 2024).</w:t>
+        <w:t xml:space="preserve"> </w:t>
+      </w:r>
+      <w:proofErr w:type="spellStart"/>
+      <w:r>
+        <w:rPr>
+          <w:lang w:val="es-419" w:eastAsia="es-CO"/>
+        </w:rPr>
+        <w:t>Resourses</w:t>
+      </w:r>
+      <w:proofErr w:type="spellEnd"/>
+      <w:r>
+        <w:rPr>
+          <w:lang w:val="es-419" w:eastAsia="es-CO"/>
+        </w:rPr>
+        <w:t>, 2024).</w:t>
       </w:r>
     </w:p>
     <w:p>
@@ -7710,8 +7884,17 @@
           <w:rStyle w:val="Extranjerismo"/>
           <w:lang w:val="es-419" w:eastAsia="es-CO"/>
         </w:rPr>
-        <w:t>Direct Current</w:t>
-      </w:r>
+        <w:t xml:space="preserve">Direct </w:t>
+      </w:r>
+      <w:proofErr w:type="spellStart"/>
+      <w:r>
+        <w:rPr>
+          <w:rStyle w:val="Extranjerismo"/>
+          <w:lang w:val="es-419" w:eastAsia="es-CO"/>
+        </w:rPr>
+        <w:t>Current</w:t>
+      </w:r>
+      <w:proofErr w:type="spellEnd"/>
       <w:r>
         <w:rPr>
           <w:lang w:val="es-419" w:eastAsia="es-CO"/>
@@ -7807,13 +7990,31 @@
         </w:rPr>
         <w:t>La corriente alterna (</w:t>
       </w:r>
+      <w:proofErr w:type="spellStart"/>
       <w:r>
         <w:rPr>
           <w:rStyle w:val="Extranjerismo"/>
           <w:lang w:val="es-419" w:eastAsia="es-CO"/>
         </w:rPr>
-        <w:t>Alternating Current</w:t>
-      </w:r>
+        <w:t>Alternating</w:t>
+      </w:r>
+      <w:proofErr w:type="spellEnd"/>
+      <w:r>
+        <w:rPr>
+          <w:rStyle w:val="Extranjerismo"/>
+          <w:lang w:val="es-419" w:eastAsia="es-CO"/>
+        </w:rPr>
+        <w:t xml:space="preserve"> </w:t>
+      </w:r>
+      <w:proofErr w:type="spellStart"/>
+      <w:r>
+        <w:rPr>
+          <w:rStyle w:val="Extranjerismo"/>
+          <w:lang w:val="es-419" w:eastAsia="es-CO"/>
+        </w:rPr>
+        <w:t>Current</w:t>
+      </w:r>
+      <w:proofErr w:type="spellEnd"/>
       <w:r>
         <w:rPr>
           <w:lang w:val="es-419" w:eastAsia="es-CO"/>
@@ -8493,7 +8694,13 @@
         <w:rPr>
           <w:lang w:val="es-419" w:eastAsia="es-CO"/>
         </w:rPr>
-        <w:t>mayor presión → mayor movimiento de agua</w:t>
+        <w:t>M</w:t>
+      </w:r>
+      <w:r>
+        <w:rPr>
+          <w:lang w:val="es-419" w:eastAsia="es-CO"/>
+        </w:rPr>
+        <w:t>ayor presión → mayor movimiento de agua</w:t>
       </w:r>
       <w:r>
         <w:rPr>
@@ -8517,7 +8724,13 @@
         <w:rPr>
           <w:lang w:val="es-419" w:eastAsia="es-CO"/>
         </w:rPr>
-        <w:t>mayor voltaje → mayor movimiento de electrones.</w:t>
+        <w:t>M</w:t>
+      </w:r>
+      <w:r>
+        <w:rPr>
+          <w:lang w:val="es-419" w:eastAsia="es-CO"/>
+        </w:rPr>
+        <w:t>ayor voltaje → mayor movimiento de electrones.</w:t>
       </w:r>
     </w:p>
     <w:p>
@@ -9156,7 +9369,7 @@
                 <w:rFonts w:cstheme="minorHAnsi"/>
                 <w:szCs w:val="28"/>
               </w:rPr>
-              <w:t>V.</w:t>
+              <w:t>V</w:t>
             </w:r>
           </w:p>
         </w:tc>
@@ -9263,7 +9476,7 @@
                 <w:rFonts w:cstheme="minorHAnsi"/>
                 <w:szCs w:val="28"/>
               </w:rPr>
-              <w:t>I.</w:t>
+              <w:t>I</w:t>
             </w:r>
           </w:p>
         </w:tc>
@@ -9373,7 +9586,7 @@
                 <w:rFonts w:cstheme="minorHAnsi"/>
                 <w:szCs w:val="28"/>
               </w:rPr>
-              <w:t>R.</w:t>
+              <w:t>R</w:t>
             </w:r>
           </w:p>
         </w:tc>
@@ -9480,7 +9693,7 @@
                 <w:rFonts w:cstheme="minorHAnsi"/>
                 <w:szCs w:val="28"/>
               </w:rPr>
-              <w:t>P.</w:t>
+              <w:t>P</w:t>
             </w:r>
           </w:p>
         </w:tc>
@@ -9524,12 +9737,21 @@
                 <w:szCs w:val="28"/>
               </w:rPr>
             </w:pPr>
+            <w:proofErr w:type="spellStart"/>
             <w:r>
               <w:rPr>
                 <w:rFonts w:cstheme="minorHAnsi"/>
                 <w:szCs w:val="28"/>
               </w:rPr>
-              <w:t>Wattímetro.</w:t>
+              <w:t>Wattímetro</w:t>
+            </w:r>
+            <w:proofErr w:type="spellEnd"/>
+            <w:r>
+              <w:rPr>
+                <w:rFonts w:cstheme="minorHAnsi"/>
+                <w:szCs w:val="28"/>
+              </w:rPr>
+              <w:t>.</w:t>
             </w:r>
           </w:p>
         </w:tc>
@@ -9567,7 +9789,77 @@
         <w:rPr>
           <w:lang w:val="es-419" w:eastAsia="es-CO"/>
         </w:rPr>
-        <w:t>Nota. Adaptado de Electrical Quantities Explained BigMat Tech. (2025).</w:t>
+        <w:t xml:space="preserve">Nota. Adaptado de </w:t>
+      </w:r>
+      <w:proofErr w:type="spellStart"/>
+      <w:r>
+        <w:rPr>
+          <w:lang w:val="es-419" w:eastAsia="es-CO"/>
+        </w:rPr>
+        <w:t>Electrical</w:t>
+      </w:r>
+      <w:proofErr w:type="spellEnd"/>
+      <w:r>
+        <w:rPr>
+          <w:lang w:val="es-419" w:eastAsia="es-CO"/>
+        </w:rPr>
+        <w:t xml:space="preserve"> </w:t>
+      </w:r>
+      <w:proofErr w:type="spellStart"/>
+      <w:r>
+        <w:rPr>
+          <w:lang w:val="es-419" w:eastAsia="es-CO"/>
+        </w:rPr>
+        <w:t>Quantities</w:t>
+      </w:r>
+      <w:proofErr w:type="spellEnd"/>
+      <w:r>
+        <w:rPr>
+          <w:lang w:val="es-419" w:eastAsia="es-CO"/>
+        </w:rPr>
+        <w:t xml:space="preserve"> </w:t>
+      </w:r>
+      <w:proofErr w:type="spellStart"/>
+      <w:r>
+        <w:rPr>
+          <w:lang w:val="es-419" w:eastAsia="es-CO"/>
+        </w:rPr>
+        <w:t>Explained</w:t>
+      </w:r>
+      <w:proofErr w:type="spellEnd"/>
+      <w:r>
+        <w:rPr>
+          <w:lang w:val="es-419" w:eastAsia="es-CO"/>
+        </w:rPr>
+        <w:t xml:space="preserve"> </w:t>
+      </w:r>
+      <w:proofErr w:type="spellStart"/>
+      <w:r>
+        <w:rPr>
+          <w:lang w:val="es-419" w:eastAsia="es-CO"/>
+        </w:rPr>
+        <w:t>BigMat</w:t>
+      </w:r>
+      <w:proofErr w:type="spellEnd"/>
+      <w:r>
+        <w:rPr>
+          <w:lang w:val="es-419" w:eastAsia="es-CO"/>
+        </w:rPr>
+        <w:t xml:space="preserve"> </w:t>
+      </w:r>
+      <w:proofErr w:type="spellStart"/>
+      <w:r>
+        <w:rPr>
+          <w:lang w:val="es-419" w:eastAsia="es-CO"/>
+        </w:rPr>
+        <w:t>Tech</w:t>
+      </w:r>
+      <w:proofErr w:type="spellEnd"/>
+      <w:r>
+        <w:rPr>
+          <w:lang w:val="es-419" w:eastAsia="es-CO"/>
+        </w:rPr>
+        <w:t>. (2025).</w:t>
       </w:r>
     </w:p>
     <w:p>
@@ -11008,7 +11300,21 @@
         <w:rPr>
           <w:lang w:val="es-419" w:eastAsia="es-CO"/>
         </w:rPr>
-        <w:t>Los elementos de protección limitan fallas eléctricas y resguardan a las personas al actuar ante condiciones anormales del circuito. Sus dispositivos principales (interruptores automáticos, fusibles y diferenciales) operan para interrumpir sobrecorrientes, aislar cortocircuitos y detectar fugas a tierra, asegurando la integridad y continuidad del sistema.</w:t>
+        <w:t xml:space="preserve">Los elementos de protección limitan fallas eléctricas y resguardan a las personas al actuar ante condiciones anormales del circuito. Sus dispositivos principales (interruptores automáticos, fusibles y diferenciales) operan para interrumpir </w:t>
+      </w:r>
+      <w:proofErr w:type="spellStart"/>
+      <w:r>
+        <w:rPr>
+          <w:lang w:val="es-419" w:eastAsia="es-CO"/>
+        </w:rPr>
+        <w:t>sobrecorrientes</w:t>
+      </w:r>
+      <w:proofErr w:type="spellEnd"/>
+      <w:r>
+        <w:rPr>
+          <w:lang w:val="es-419" w:eastAsia="es-CO"/>
+        </w:rPr>
+        <w:t>, aislar cortocircuitos y detectar fugas a tierra, asegurando la integridad y continuidad del sistema.</w:t>
       </w:r>
     </w:p>
     <w:p>
@@ -11514,7 +11820,21 @@
         <w:rPr>
           <w:lang w:val="es-419" w:eastAsia="es-CO"/>
         </w:rPr>
-        <w:t>Las protecciones eléctricas son elementos esenciales en cualquier instalación, ya que permiten mantener la seguridad de las personas, de los equipos y del sistema ante condiciones anormales de operación. Su función principal es interrumpir el flujo de corriente cuando se presentan fallas, evitando daños por sobrecorriente, cortocircuitos o fugas a tierra. Comprender cómo operan estas protecciones y en qué situación actúa cada una es clave para el análisis e implementación de circuitos seguros.</w:t>
+        <w:t xml:space="preserve">Las protecciones eléctricas son elementos esenciales en cualquier instalación, ya que permiten mantener la seguridad de las personas, de los equipos y del sistema ante condiciones anormales de operación. Su función principal es interrumpir el flujo de corriente cuando se presentan fallas, evitando daños por </w:t>
+      </w:r>
+      <w:proofErr w:type="spellStart"/>
+      <w:r>
+        <w:rPr>
+          <w:lang w:val="es-419" w:eastAsia="es-CO"/>
+        </w:rPr>
+        <w:t>sobrecorriente</w:t>
+      </w:r>
+      <w:proofErr w:type="spellEnd"/>
+      <w:r>
+        <w:rPr>
+          <w:lang w:val="es-419" w:eastAsia="es-CO"/>
+        </w:rPr>
+        <w:t>, cortocircuitos o fugas a tierra. Comprender cómo operan estas protecciones y en qué situación actúa cada una es clave para el análisis e implementación de circuitos seguros.</w:t>
       </w:r>
     </w:p>
     <w:p>
@@ -11941,7 +12261,21 @@
         <w:rPr>
           <w:lang w:val="es-419" w:eastAsia="es-CO"/>
         </w:rPr>
-        <w:t>Debe utilizarse con el circuito desenergizado.</w:t>
+        <w:t xml:space="preserve">Debe utilizarse con el circuito </w:t>
+      </w:r>
+      <w:proofErr w:type="spellStart"/>
+      <w:r>
+        <w:rPr>
+          <w:lang w:val="es-419" w:eastAsia="es-CO"/>
+        </w:rPr>
+        <w:t>desenergizado</w:t>
+      </w:r>
+      <w:proofErr w:type="spellEnd"/>
+      <w:r>
+        <w:rPr>
+          <w:lang w:val="es-419" w:eastAsia="es-CO"/>
+        </w:rPr>
+        <w:t>.</w:t>
       </w:r>
     </w:p>
     <w:p>
@@ -12651,7 +12985,21 @@
         <w:rPr>
           <w:lang w:val="es-419" w:eastAsia="es-CO"/>
         </w:rPr>
-        <w:t>Roja → terminal VΩmA.</w:t>
+        <w:t xml:space="preserve">Roja → terminal </w:t>
+      </w:r>
+      <w:proofErr w:type="spellStart"/>
+      <w:r>
+        <w:rPr>
+          <w:lang w:val="es-419" w:eastAsia="es-CO"/>
+        </w:rPr>
+        <w:t>VΩmA</w:t>
+      </w:r>
+      <w:proofErr w:type="spellEnd"/>
+      <w:r>
+        <w:rPr>
+          <w:lang w:val="es-419" w:eastAsia="es-CO"/>
+        </w:rPr>
+        <w:t>.</w:t>
       </w:r>
     </w:p>
     <w:p>
@@ -12954,7 +13302,21 @@
         <w:rPr>
           <w:lang w:val="es-419" w:eastAsia="es-CO"/>
         </w:rPr>
-        <w:t>Asegúrate de que el circuito. esté completamente desenergizado.</w:t>
+        <w:t xml:space="preserve">Asegúrate de que el circuito. esté completamente </w:t>
+      </w:r>
+      <w:proofErr w:type="spellStart"/>
+      <w:r>
+        <w:rPr>
+          <w:lang w:val="es-419" w:eastAsia="es-CO"/>
+        </w:rPr>
+        <w:t>desenergizado</w:t>
+      </w:r>
+      <w:proofErr w:type="spellEnd"/>
+      <w:r>
+        <w:rPr>
+          <w:lang w:val="es-419" w:eastAsia="es-CO"/>
+        </w:rPr>
+        <w:t>.</w:t>
       </w:r>
     </w:p>
     <w:p>
@@ -14000,7 +14362,15 @@
           </w:p>
           <w:p>
             <w:r>
-              <w:t>¡Buenas profe! ¡Buenas pa’ toda la gente! Hoy vengo con mil preguntas porque ese triángulo se ve sencillo, pero yo sé que tiene su ciencia.</w:t>
+              <w:t xml:space="preserve">¡Buenas profe! ¡Buenas </w:t>
+            </w:r>
+            <w:proofErr w:type="spellStart"/>
+            <w:r>
+              <w:t>pa</w:t>
+            </w:r>
+            <w:proofErr w:type="spellEnd"/>
+            <w:r>
+              <w:t>’ toda la gente! Hoy vengo con mil preguntas porque ese triángulo se ve sencillo, pero yo sé que tiene su ciencia.</w:t>
             </w:r>
           </w:p>
           <w:p>
@@ -14049,8 +14419,13 @@
               <w:t xml:space="preserve">: </w:t>
             </w:r>
             <w:r>
-              <w:t>¡Ah profe, así sí! Si tapo la I me queda V dividido en R. Si tapo la R me queda V sobre I. ¡Y si tapo la V, multiplicación papá: I por R!</w:t>
-            </w:r>
+              <w:t xml:space="preserve">¡Ah profe, así sí! Si tapo la I me queda V dividido en R. Si tapo la R me queda V sobre I. ¡Y si tapo la V, multiplicación papá: </w:t>
+            </w:r>
+            <w:proofErr w:type="gramStart"/>
+            <w:r>
+              <w:t>I por R!</w:t>
+            </w:r>
+            <w:proofErr w:type="gramEnd"/>
           </w:p>
           <w:p>
             <w:r>
@@ -14116,7 +14491,15 @@
               <w:t>: p</w:t>
             </w:r>
             <w:r>
-              <w:t>rofe, eso explica por qué un cable delgado se calienta más rápido. ¡Tiene más oposición pa’ que los electrones pasen!</w:t>
+              <w:t xml:space="preserve">rofe, eso explica por qué un cable delgado se calienta más rápido. ¡Tiene más oposición </w:t>
+            </w:r>
+            <w:proofErr w:type="spellStart"/>
+            <w:r>
+              <w:t>pa</w:t>
+            </w:r>
+            <w:proofErr w:type="spellEnd"/>
+            <w:r>
+              <w:t>’ que los electrones pasen!</w:t>
             </w:r>
           </w:p>
           <w:p>
@@ -14188,7 +14571,23 @@
               <w:t>: p</w:t>
             </w:r>
             <w:r>
-              <w:t>rofe, entonces el Triángulo no es solo pa’ los exámenes. ¡Es pa’ no quemar la casa!</w:t>
+              <w:t xml:space="preserve">rofe, entonces el Triángulo no es solo </w:t>
+            </w:r>
+            <w:proofErr w:type="spellStart"/>
+            <w:r>
+              <w:t>pa</w:t>
+            </w:r>
+            <w:proofErr w:type="spellEnd"/>
+            <w:r>
+              <w:t xml:space="preserve">’ los exámenes. ¡Es </w:t>
+            </w:r>
+            <w:proofErr w:type="spellStart"/>
+            <w:r>
+              <w:t>pa</w:t>
+            </w:r>
+            <w:proofErr w:type="spellEnd"/>
+            <w:r>
+              <w:t>’ no quemar la casa!</w:t>
             </w:r>
           </w:p>
           <w:p>
@@ -14249,7 +14648,15 @@
               <w:t xml:space="preserve">: </w:t>
             </w:r>
             <w:r>
-              <w:t>¡Un abrazo pa’ toda mi gente y nos pillamos en el próximo episodio!</w:t>
+              <w:t xml:space="preserve">¡Un abrazo </w:t>
+            </w:r>
+            <w:proofErr w:type="spellStart"/>
+            <w:r>
+              <w:t>pa</w:t>
+            </w:r>
+            <w:proofErr w:type="spellEnd"/>
+            <w:r>
+              <w:t>’ toda mi gente y nos pillamos en el próximo episodio!</w:t>
             </w:r>
           </w:p>
           <w:p/>
@@ -14284,7 +14691,21 @@
           <w:lang w:val="es-419" w:eastAsia="es-CO"/>
         </w:rPr>
         <w:lastRenderedPageBreak/>
-        <w:t>circuito esté desenergizado. Mantenga sus manos alejadas de las partes metálicas, trabaje en superficies secas y utilice elementos de protección cuando corresponda.</w:t>
+        <w:t xml:space="preserve">circuito esté </w:t>
+      </w:r>
+      <w:proofErr w:type="spellStart"/>
+      <w:r>
+        <w:rPr>
+          <w:lang w:val="es-419" w:eastAsia="es-CO"/>
+        </w:rPr>
+        <w:t>desenergizado</w:t>
+      </w:r>
+      <w:proofErr w:type="spellEnd"/>
+      <w:r>
+        <w:rPr>
+          <w:lang w:val="es-419" w:eastAsia="es-CO"/>
+        </w:rPr>
+        <w:t>. Mantenga sus manos alejadas de las partes metálicas, trabaje en superficies secas y utilice elementos de protección cuando corresponda.</w:t>
       </w:r>
     </w:p>
     <w:p>
@@ -15720,7 +16141,23 @@
                 <w:rFonts w:asciiTheme="minorHAnsi" w:hAnsiTheme="minorHAnsi" w:cstheme="minorHAnsi"/>
                 <w:szCs w:val="28"/>
               </w:rPr>
-              <w:t>Protege el circuito ante sobrecorriente.</w:t>
+              <w:t xml:space="preserve">Protege el circuito ante </w:t>
+            </w:r>
+            <w:proofErr w:type="spellStart"/>
+            <w:r>
+              <w:rPr>
+                <w:rFonts w:asciiTheme="minorHAnsi" w:hAnsiTheme="minorHAnsi" w:cstheme="minorHAnsi"/>
+                <w:szCs w:val="28"/>
+              </w:rPr>
+              <w:t>sobrecorriente</w:t>
+            </w:r>
+            <w:proofErr w:type="spellEnd"/>
+            <w:r>
+              <w:rPr>
+                <w:rFonts w:asciiTheme="minorHAnsi" w:hAnsiTheme="minorHAnsi" w:cstheme="minorHAnsi"/>
+                <w:szCs w:val="28"/>
+              </w:rPr>
+              <w:t>.</w:t>
             </w:r>
           </w:p>
         </w:tc>
@@ -16164,15 +16601,86 @@
         <w:rPr>
           <w:lang w:val="es-419" w:eastAsia="es-CO"/>
         </w:rPr>
-        <w:t xml:space="preserve">Fue formulada en 1827 por el físico alemán Georg Simon Ohm, quien dedicó gran parte de su carrera a estudiar la conducción eléctrica en metales. Su obra </w:t>
+        <w:t xml:space="preserve">Fue formulada en 1827 por el físico alemán Georg </w:t>
+      </w:r>
+      <w:proofErr w:type="spellStart"/>
+      <w:r>
+        <w:rPr>
+          <w:lang w:val="es-419" w:eastAsia="es-CO"/>
+        </w:rPr>
+        <w:t>Simon</w:t>
+      </w:r>
+      <w:proofErr w:type="spellEnd"/>
+      <w:r>
+        <w:rPr>
+          <w:lang w:val="es-419" w:eastAsia="es-CO"/>
+        </w:rPr>
+        <w:t xml:space="preserve"> Ohm, quien dedicó gran parte de su carrera a estudiar la conducción eléctrica en metales. Su obra </w:t>
       </w:r>
       <w:r>
         <w:rPr>
           <w:rStyle w:val="Extranjerismo"/>
           <w:lang w:val="es-419" w:eastAsia="es-CO"/>
         </w:rPr>
-        <w:t>Die galvanische Kette, mathematisch bearbeitet</w:t>
-      </w:r>
+        <w:t xml:space="preserve">Die </w:t>
+      </w:r>
+      <w:proofErr w:type="spellStart"/>
+      <w:r>
+        <w:rPr>
+          <w:rStyle w:val="Extranjerismo"/>
+          <w:lang w:val="es-419" w:eastAsia="es-CO"/>
+        </w:rPr>
+        <w:t>galvanische</w:t>
+      </w:r>
+      <w:proofErr w:type="spellEnd"/>
+      <w:r>
+        <w:rPr>
+          <w:rStyle w:val="Extranjerismo"/>
+          <w:lang w:val="es-419" w:eastAsia="es-CO"/>
+        </w:rPr>
+        <w:t xml:space="preserve"> </w:t>
+      </w:r>
+      <w:proofErr w:type="spellStart"/>
+      <w:r>
+        <w:rPr>
+          <w:rStyle w:val="Extranjerismo"/>
+          <w:lang w:val="es-419" w:eastAsia="es-CO"/>
+        </w:rPr>
+        <w:t>Kette</w:t>
+      </w:r>
+      <w:proofErr w:type="spellEnd"/>
+      <w:r>
+        <w:rPr>
+          <w:rStyle w:val="Extranjerismo"/>
+          <w:lang w:val="es-419" w:eastAsia="es-CO"/>
+        </w:rPr>
+        <w:t xml:space="preserve">, </w:t>
+      </w:r>
+      <w:proofErr w:type="spellStart"/>
+      <w:r>
+        <w:rPr>
+          <w:rStyle w:val="Extranjerismo"/>
+          <w:lang w:val="es-419" w:eastAsia="es-CO"/>
+        </w:rPr>
+        <w:t>mathematisch</w:t>
+      </w:r>
+      <w:proofErr w:type="spellEnd"/>
+      <w:r>
+        <w:rPr>
+          <w:rStyle w:val="Extranjerismo"/>
+          <w:lang w:val="es-419" w:eastAsia="es-CO"/>
+        </w:rPr>
+        <w:t xml:space="preserve"> </w:t>
+      </w:r>
+      <w:proofErr w:type="spellStart"/>
+      <w:r>
+        <w:rPr>
+          <w:rStyle w:val="Extranjerismo"/>
+          <w:lang w:val="es-419" w:eastAsia="es-CO"/>
+        </w:rPr>
+        <w:t>bearbeitet</w:t>
+      </w:r>
+      <w:proofErr w:type="spellEnd"/>
       <w:r>
         <w:rPr>
           <w:lang w:val="es-419" w:eastAsia="es-CO"/>
@@ -17327,7 +17835,19 @@
         <w:rPr>
           <w:lang w:val="es-419" w:eastAsia="es-CO"/>
         </w:rPr>
-        <w:t>Nota: Adaptado de Nilsson, J., &amp; Riedel, S. (2019). Electric Circuits. Pearson.</w:t>
+        <w:t>Nota</w:t>
+      </w:r>
+      <w:r>
+        <w:rPr>
+          <w:lang w:val="es-419" w:eastAsia="es-CO"/>
+        </w:rPr>
+        <w:t xml:space="preserve">. </w:t>
+      </w:r>
+      <w:r>
+        <w:rPr>
+          <w:lang w:val="es-419" w:eastAsia="es-CO"/>
+        </w:rPr>
+        <w:t>Adaptado de Nilsson, J., &amp; Riedel, S. (2019). Electric Circuits. Pearson.</w:t>
       </w:r>
     </w:p>
     <w:p>
@@ -17372,7 +17892,21 @@
         <w:rPr>
           <w:lang w:val="es-419" w:eastAsia="es-CO"/>
         </w:rPr>
-        <w:t>Este proceso de prueba y análisis fortalece la relación entre teoría y práctica, lo cual es esencial en programas de formación técnica como los relacionados con el diseño y construcción de tableros de distribución eléctrica. Diversos autores en educación tecnológica destacan que las simulaciones digitales permiten visualizar fenómenos eléctricos de forma dinámica, facilitando la comprensión de principios que a veces resultan abstractos cuando solo se presentan de manera teórica (Alexander &amp; Sadiku, 2017; Floyd, 2018).</w:t>
+        <w:t xml:space="preserve">Este proceso de prueba y análisis fortalece la relación entre teoría y práctica, lo cual es esencial en programas de formación técnica como los relacionados con el diseño y construcción de tableros de distribución eléctrica. Diversos autores en educación tecnológica destacan que las simulaciones digitales permiten visualizar fenómenos eléctricos de forma dinámica, facilitando la comprensión de principios que a veces resultan abstractos cuando solo se presentan de manera teórica (Alexander &amp; </w:t>
+      </w:r>
+      <w:proofErr w:type="spellStart"/>
+      <w:r>
+        <w:rPr>
+          <w:lang w:val="es-419" w:eastAsia="es-CO"/>
+        </w:rPr>
+        <w:t>Sadiku</w:t>
+      </w:r>
+      <w:proofErr w:type="spellEnd"/>
+      <w:r>
+        <w:rPr>
+          <w:lang w:val="es-419" w:eastAsia="es-CO"/>
+        </w:rPr>
+        <w:t>, 2017; Floyd, 2018).</w:t>
       </w:r>
     </w:p>
     <w:p>
@@ -17462,7 +17996,15 @@
           <w:bCs/>
           <w:lang w:val="es-419" w:eastAsia="es-CO"/>
         </w:rPr>
-        <w:t>Resistencia en serie:</w:t>
+        <w:t>Circuito</w:t>
+      </w:r>
+      <w:r>
+        <w:rPr>
+          <w:b/>
+          <w:bCs/>
+          <w:lang w:val="es-419" w:eastAsia="es-CO"/>
+        </w:rPr>
+        <w:t xml:space="preserve"> en serie:</w:t>
       </w:r>
       <w:r>
         <w:rPr>
@@ -17557,7 +18099,15 @@
           <w:bCs/>
           <w:lang w:val="es-419" w:eastAsia="es-CO"/>
         </w:rPr>
-        <w:t>Resistencias en paralelo</w:t>
+        <w:t>Circuito</w:t>
+      </w:r>
+      <w:r>
+        <w:rPr>
+          <w:b/>
+          <w:bCs/>
+          <w:lang w:val="es-419" w:eastAsia="es-CO"/>
+        </w:rPr>
+        <w:t xml:space="preserve"> en paralelo</w:t>
       </w:r>
       <w:r>
         <w:rPr>
@@ -17651,7 +18201,7 @@
           <w:bCs/>
           <w:lang w:val="es-419" w:eastAsia="es-CO"/>
         </w:rPr>
-        <w:t>Resistencia equivalente</w:t>
+        <w:t>Circuito mixto</w:t>
       </w:r>
       <w:r>
         <w:rPr>
@@ -17842,7 +18392,21 @@
         <w:rPr>
           <w:lang w:val="es-419" w:eastAsia="es-CO"/>
         </w:rPr>
-        <w:t>Este tipo de cálculo permite estimar el consumo eléctrico de equipos y dimensionar adecuadamente conductores y dispositivos de protección dentro de una instalación eléctrica (Alexander &amp; Sadiku, 2017).</w:t>
+        <w:t xml:space="preserve">Este tipo de cálculo permite estimar el consumo eléctrico de equipos y dimensionar adecuadamente conductores y dispositivos de protección dentro de una instalación eléctrica (Alexander &amp; </w:t>
+      </w:r>
+      <w:proofErr w:type="spellStart"/>
+      <w:r>
+        <w:rPr>
+          <w:lang w:val="es-419" w:eastAsia="es-CO"/>
+        </w:rPr>
+        <w:t>Sadiku</w:t>
+      </w:r>
+      <w:proofErr w:type="spellEnd"/>
+      <w:r>
+        <w:rPr>
+          <w:lang w:val="es-419" w:eastAsia="es-CO"/>
+        </w:rPr>
+        <w:t>, 2017).</w:t>
       </w:r>
     </w:p>
     <w:p>
@@ -17865,14 +18429,214 @@
         <w:rPr>
           <w:lang w:val="es-419" w:eastAsia="es-CO"/>
         </w:rPr>
-        <w:t xml:space="preserve">En los sistemas eléctricos reales, no toda la energía que se suministra a un circuito se utiliza de forma eficiente, ya que parte de ella se pierde en forma de calor debido a la resistencia de los conductores y componentes eléctricos. Estas pérdidas se conocen como pérdidas eléctricas y pueden afectar el rendimiento y la seguridad de </w:t>
-      </w:r>
+        <w:t>Pérdidas eléctricas y diseño</w:t>
+      </w:r>
+    </w:p>
+    <w:p>
+      <w:pPr>
+        <w:rPr>
+          <w:b/>
+          <w:bCs/>
+          <w:lang w:val="es-419" w:eastAsia="es-CO"/>
+        </w:rPr>
+      </w:pPr>
+      <w:r>
+        <w:rPr>
+          <w:b/>
+          <w:bCs/>
+          <w:lang w:val="es-419" w:eastAsia="es-CO"/>
+        </w:rPr>
+        <w:t>¿Por qué se pierde la energía?</w:t>
+      </w:r>
+    </w:p>
+    <w:p>
+      <w:pPr>
+        <w:pStyle w:val="Prrafodelista"/>
+        <w:numPr>
+          <w:ilvl w:val="0"/>
+          <w:numId w:val="61"/>
+        </w:numPr>
+        <w:rPr>
+          <w:lang w:val="es-419" w:eastAsia="es-CO"/>
+        </w:rPr>
+      </w:pPr>
+      <w:r>
+        <w:rPr>
+          <w:lang w:val="es-419" w:eastAsia="es-CO"/>
+        </w:rPr>
+        <w:t xml:space="preserve">Resistencia de cables y componentes. </w:t>
+      </w:r>
+    </w:p>
+    <w:p>
+      <w:pPr>
+        <w:pStyle w:val="Prrafodelista"/>
+        <w:numPr>
+          <w:ilvl w:val="0"/>
+          <w:numId w:val="61"/>
+        </w:numPr>
+        <w:rPr>
+          <w:lang w:val="es-419" w:eastAsia="es-CO"/>
+        </w:rPr>
+      </w:pPr>
       <w:r>
         <w:rPr>
           <w:lang w:val="es-419" w:eastAsia="es-CO"/>
         </w:rPr>
         <w:lastRenderedPageBreak/>
-        <w:t>una instalación si no se consideran adecuadamente durante el diseño. Una de las pérdidas más comunes es la pérdida por efecto Joule, que ocurre cuando la corriente circula por un conductor y genera calor debido a su resistencia interna (Nilsson &amp; Riedel, 2019).</w:t>
+        <w:t>Calor generado (Efecto Joule).</w:t>
+      </w:r>
+    </w:p>
+    <w:p>
+      <w:pPr>
+        <w:pStyle w:val="Prrafodelista"/>
+        <w:numPr>
+          <w:ilvl w:val="0"/>
+          <w:numId w:val="61"/>
+        </w:numPr>
+        <w:rPr>
+          <w:lang w:val="es-419" w:eastAsia="es-CO"/>
+        </w:rPr>
+      </w:pPr>
+      <w:r>
+        <w:rPr>
+          <w:lang w:val="es-419" w:eastAsia="es-CO"/>
+        </w:rPr>
+        <w:t>Conductores largos o delgados.</w:t>
+      </w:r>
+    </w:p>
+    <w:p>
+      <w:pPr>
+        <w:pStyle w:val="Prrafodelista"/>
+        <w:numPr>
+          <w:ilvl w:val="0"/>
+          <w:numId w:val="61"/>
+        </w:numPr>
+        <w:rPr>
+          <w:lang w:val="es-419" w:eastAsia="es-CO"/>
+        </w:rPr>
+      </w:pPr>
+      <w:r>
+        <w:rPr>
+          <w:lang w:val="es-419" w:eastAsia="es-CO"/>
+        </w:rPr>
+        <w:t>Sobrecarga de corriente.</w:t>
+      </w:r>
+    </w:p>
+    <w:p>
+      <w:pPr>
+        <w:rPr>
+          <w:b/>
+          <w:bCs/>
+          <w:lang w:val="es-419" w:eastAsia="es-CO"/>
+        </w:rPr>
+      </w:pPr>
+      <w:r>
+        <w:rPr>
+          <w:b/>
+          <w:bCs/>
+          <w:lang w:val="es-419" w:eastAsia="es-CO"/>
+        </w:rPr>
+        <w:t>¿Cómo reducir las pérdidas?</w:t>
+      </w:r>
+    </w:p>
+    <w:p>
+      <w:pPr>
+        <w:pStyle w:val="Prrafodelista"/>
+        <w:numPr>
+          <w:ilvl w:val="0"/>
+          <w:numId w:val="62"/>
+        </w:numPr>
+        <w:rPr>
+          <w:lang w:val="es-419" w:eastAsia="es-CO"/>
+        </w:rPr>
+      </w:pPr>
+      <w:r>
+        <w:rPr>
+          <w:lang w:val="es-419" w:eastAsia="es-CO"/>
+        </w:rPr>
+        <w:t>Usar cables con el calibre adecuado.</w:t>
+      </w:r>
+    </w:p>
+    <w:p>
+      <w:pPr>
+        <w:pStyle w:val="Prrafodelista"/>
+        <w:numPr>
+          <w:ilvl w:val="0"/>
+          <w:numId w:val="62"/>
+        </w:numPr>
+        <w:rPr>
+          <w:lang w:val="es-419" w:eastAsia="es-CO"/>
+        </w:rPr>
+      </w:pPr>
+      <w:r>
+        <w:rPr>
+          <w:lang w:val="es-419" w:eastAsia="es-CO"/>
+        </w:rPr>
+        <w:t>Reducir la longitud del cableado.</w:t>
+      </w:r>
+    </w:p>
+    <w:p>
+      <w:pPr>
+        <w:pStyle w:val="Prrafodelista"/>
+        <w:numPr>
+          <w:ilvl w:val="0"/>
+          <w:numId w:val="62"/>
+        </w:numPr>
+        <w:rPr>
+          <w:lang w:val="es-419" w:eastAsia="es-CO"/>
+        </w:rPr>
+      </w:pPr>
+      <w:r>
+        <w:rPr>
+          <w:lang w:val="es-419" w:eastAsia="es-CO"/>
+        </w:rPr>
+        <w:t>Evitar sobrecargas en el circuito.</w:t>
+      </w:r>
+    </w:p>
+    <w:p>
+      <w:pPr>
+        <w:pStyle w:val="Prrafodelista"/>
+        <w:numPr>
+          <w:ilvl w:val="0"/>
+          <w:numId w:val="62"/>
+        </w:numPr>
+        <w:rPr>
+          <w:lang w:val="es-419" w:eastAsia="es-CO"/>
+        </w:rPr>
+      </w:pPr>
+      <w:r>
+        <w:rPr>
+          <w:lang w:val="es-419" w:eastAsia="es-CO"/>
+        </w:rPr>
+        <w:t>Usar protecciones (</w:t>
+      </w:r>
+      <w:proofErr w:type="spellStart"/>
+      <w:r>
+        <w:rPr>
+          <w:rStyle w:val="Extranjerismo"/>
+          <w:lang w:val="es-419" w:eastAsia="es-CO"/>
+        </w:rPr>
+        <w:t>breakers</w:t>
+      </w:r>
+      <w:proofErr w:type="spellEnd"/>
+      <w:r>
+        <w:rPr>
+          <w:lang w:val="es-419" w:eastAsia="es-CO"/>
+        </w:rPr>
+        <w:t xml:space="preserve"> y fusibles).</w:t>
+      </w:r>
+    </w:p>
+    <w:p>
+      <w:pPr>
+        <w:rPr>
+          <w:lang w:val="es-419" w:eastAsia="es-CO"/>
+        </w:rPr>
+      </w:pPr>
+      <w:r>
+        <w:rPr>
+          <w:lang w:val="es-419" w:eastAsia="es-CO"/>
+        </w:rPr>
+        <w:t>En los sistemas eléctricos reales, no toda la energía que se suministra a un circuito se utiliza de forma eficiente, ya que parte de ella se pierde en forma de calor debido a la resistencia de los conductores y componentes eléctricos. Estas pérdidas se conocen como pérdidas eléctricas y pueden afectar el rendimiento y la seguridad de una instalación si no se consideran adecuadamente durante el diseño. Una de las pérdidas más comunes es la pérdida por efecto Joule, que ocurre cuando la corriente circula por un conductor y genera calor debido a su resistencia interna (Nilsson &amp; Riedel, 2019).</w:t>
       </w:r>
     </w:p>
     <w:p>
@@ -17899,6 +18663,7 @@
         <w:rPr>
           <w:lang w:val="es-419" w:eastAsia="es-CO"/>
         </w:rPr>
+        <w:lastRenderedPageBreak/>
         <w:t>Factores que afectan el diseño eléctrico</w:t>
       </w:r>
     </w:p>
@@ -18176,7 +18941,6 @@
           <w:bCs/>
           <w:lang w:val="es-419" w:eastAsia="es-CO"/>
         </w:rPr>
-        <w:lastRenderedPageBreak/>
         <w:t>Ejemplo sencillo</w:t>
       </w:r>
     </w:p>
@@ -18304,34 +19068,139 @@
     <w:p>
       <w:pPr>
         <w:rPr>
-          <w:lang w:val="es-419" w:eastAsia="es-CO"/>
-        </w:rPr>
-      </w:pPr>
-      <w:r>
-        <w:rPr>
-          <w:lang w:val="es-419" w:eastAsia="es-CO"/>
-        </w:rPr>
-        <w:t>En el estudio de circuitos eléctricos es común realizar cálculos teóricos para estimar valores de voltaje, corriente y potencia. Sin embargo, cuando estos circuitos se analizan en la práctica —ya sea mediante simuladores o mediciones con instrumentos— los resultados pueden presentar pequeñas diferencias. Esto ocurre porque los modelos teóricos suelen considerar condiciones ideales, mientras que en los sistemas reales existen factores como resistencias internas, tolerancias de componentes o pérdidas en los conductores (Alexander &amp; Sadiku, 2017).</w:t>
-      </w:r>
-    </w:p>
-    <w:p>
-      <w:pPr>
-        <w:rPr>
-          <w:lang w:val="es-419" w:eastAsia="es-CO"/>
-        </w:rPr>
-      </w:pPr>
-      <w:r>
-        <w:rPr>
-          <w:lang w:val="es-419" w:eastAsia="es-CO"/>
-        </w:rPr>
-        <w:t xml:space="preserve">La comparación entre valores teóricos y valores medidos es una práctica importante en la formación técnica, ya que permite desarrollar habilidades de análisis, verificación y validación de resultados. Por ejemplo, si el cálculo teórico indica que la corriente en un circuito debe ser 2 A, pero el simulador muestra 1.9 A, esta diferencia puede deberse a tolerancias en los componentes o a la precisión del instrumento de medición. Analizar estas diferencias ayuda al aprendiz a comprender mejor el </w:t>
-      </w:r>
+          <w:b/>
+          <w:bCs/>
+          <w:lang w:val="es-419" w:eastAsia="es-CO"/>
+        </w:rPr>
+      </w:pPr>
+      <w:r>
+        <w:rPr>
+          <w:b/>
+          <w:bCs/>
+          <w:lang w:val="es-419" w:eastAsia="es-CO"/>
+        </w:rPr>
+        <w:t>Comparación entre valores teóricos y medidos</w:t>
+      </w:r>
+    </w:p>
+    <w:p>
+      <w:pPr>
+        <w:rPr>
+          <w:lang w:val="es-419" w:eastAsia="es-CO"/>
+        </w:rPr>
+      </w:pPr>
       <w:r>
         <w:rPr>
           <w:lang w:val="es-419" w:eastAsia="es-CO"/>
         </w:rPr>
         <w:lastRenderedPageBreak/>
-        <w:t>comportamiento real de los circuitos eléctricos y a mejorar la interpretación de resultados en aplicaciones prácticas (Nilsson &amp; Riedel, 2019).</w:t>
+        <w:t>En la práctica, los valores medidos pueden ser diferentes a los teóricos por:</w:t>
+      </w:r>
+    </w:p>
+    <w:p>
+      <w:pPr>
+        <w:pStyle w:val="Prrafodelista"/>
+        <w:numPr>
+          <w:ilvl w:val="0"/>
+          <w:numId w:val="63"/>
+        </w:numPr>
+        <w:rPr>
+          <w:lang w:val="es-419" w:eastAsia="es-CO"/>
+        </w:rPr>
+      </w:pPr>
+      <w:r>
+        <w:rPr>
+          <w:lang w:val="es-419" w:eastAsia="es-CO"/>
+        </w:rPr>
+        <w:t>Pérdidas en conductores.</w:t>
+      </w:r>
+    </w:p>
+    <w:p>
+      <w:pPr>
+        <w:pStyle w:val="Prrafodelista"/>
+        <w:numPr>
+          <w:ilvl w:val="0"/>
+          <w:numId w:val="63"/>
+        </w:numPr>
+        <w:rPr>
+          <w:lang w:val="es-419" w:eastAsia="es-CO"/>
+        </w:rPr>
+      </w:pPr>
+      <w:r>
+        <w:rPr>
+          <w:lang w:val="es-419" w:eastAsia="es-CO"/>
+        </w:rPr>
+        <w:t>Tolerancia de componentes.</w:t>
+      </w:r>
+    </w:p>
+    <w:p>
+      <w:pPr>
+        <w:pStyle w:val="Prrafodelista"/>
+        <w:numPr>
+          <w:ilvl w:val="0"/>
+          <w:numId w:val="63"/>
+        </w:numPr>
+        <w:rPr>
+          <w:lang w:val="es-419" w:eastAsia="es-CO"/>
+        </w:rPr>
+      </w:pPr>
+      <w:r>
+        <w:rPr>
+          <w:lang w:val="es-419" w:eastAsia="es-CO"/>
+        </w:rPr>
+        <w:t>Precisión de instrumentos.</w:t>
+      </w:r>
+    </w:p>
+    <w:p>
+      <w:pPr>
+        <w:rPr>
+          <w:lang w:val="es-419" w:eastAsia="es-CO"/>
+        </w:rPr>
+      </w:pPr>
+      <w:r>
+        <w:rPr>
+          <w:lang w:val="es-419" w:eastAsia="es-CO"/>
+        </w:rPr>
+        <w:t>Las diferencias son normales y se deben a factores reales del circuito.</w:t>
+      </w:r>
+    </w:p>
+    <w:p>
+      <w:pPr>
+        <w:rPr>
+          <w:lang w:val="es-419" w:eastAsia="es-CO"/>
+        </w:rPr>
+      </w:pPr>
+      <w:r>
+        <w:rPr>
+          <w:lang w:val="es-419" w:eastAsia="es-CO"/>
+        </w:rPr>
+        <w:t xml:space="preserve">En el estudio de circuitos eléctricos es común realizar cálculos teóricos para estimar valores de voltaje, corriente y potencia. Sin embargo, cuando estos circuitos se analizan en la práctica —ya sea mediante simuladores o mediciones con instrumentos— los resultados pueden presentar pequeñas diferencias. Esto ocurre porque los modelos teóricos suelen considerar condiciones ideales, mientras que en los sistemas reales existen factores como resistencias internas, tolerancias de componentes o pérdidas en los conductores (Alexander &amp; </w:t>
+      </w:r>
+      <w:proofErr w:type="spellStart"/>
+      <w:r>
+        <w:rPr>
+          <w:lang w:val="es-419" w:eastAsia="es-CO"/>
+        </w:rPr>
+        <w:t>Sadiku</w:t>
+      </w:r>
+      <w:proofErr w:type="spellEnd"/>
+      <w:r>
+        <w:rPr>
+          <w:lang w:val="es-419" w:eastAsia="es-CO"/>
+        </w:rPr>
+        <w:t>, 2017).</w:t>
+      </w:r>
+    </w:p>
+    <w:p>
+      <w:pPr>
+        <w:rPr>
+          <w:lang w:val="es-419" w:eastAsia="es-CO"/>
+        </w:rPr>
+      </w:pPr>
+      <w:r>
+        <w:rPr>
+          <w:lang w:val="es-419" w:eastAsia="es-CO"/>
+        </w:rPr>
+        <w:t>La comparación entre valores teóricos y valores medidos es una práctica importante en la formación técnica, ya que permite desarrollar habilidades de análisis, verificación y validación de resultados. Por ejemplo, si el cálculo teórico indica que la corriente en un circuito debe ser 2 A, pero el simulador muestra 1.9 A, esta diferencia puede deberse a tolerancias en los componentes o a la precisión del instrumento de medición. Analizar estas diferencias ayuda al aprendiz a comprender mejor el comportamiento real de los circuitos eléctricos y a mejorar la interpretación de resultados en aplicaciones prácticas (Nilsson &amp; Riedel, 2019).</w:t>
       </w:r>
     </w:p>
     <w:p>
@@ -18382,6 +19251,7 @@
                 <w:rFonts w:asciiTheme="minorHAnsi" w:hAnsiTheme="minorHAnsi" w:cstheme="minorHAnsi"/>
                 <w:szCs w:val="28"/>
               </w:rPr>
+              <w:lastRenderedPageBreak/>
               <w:t>Parámetro</w:t>
             </w:r>
           </w:p>
@@ -19732,54 +20602,118 @@
           <w:sz w:val="28"/>
           <w:szCs w:val="28"/>
         </w:rPr>
-        <w:t xml:space="preserve">Alexander, C. K., &amp; Sadiku, M. N. (2017). </w:t>
-      </w:r>
-      <w:r>
-        <w:rPr>
-          <w:rStyle w:val="Extranjerismo"/>
-          <w:rFonts w:asciiTheme="minorHAnsi" w:hAnsiTheme="minorHAnsi" w:cstheme="minorHAnsi"/>
-          <w:sz w:val="28"/>
-          <w:szCs w:val="28"/>
-        </w:rPr>
-        <w:t>Fundamentals of Electric Circuits</w:t>
-      </w:r>
+        <w:t xml:space="preserve">Alexander, C. K., &amp; </w:t>
+      </w:r>
+      <w:proofErr w:type="spellStart"/>
       <w:r>
         <w:rPr>
           <w:rFonts w:ascii="Calibri" w:hAnsi="Calibri" w:cs="Calibri"/>
           <w:sz w:val="28"/>
           <w:szCs w:val="28"/>
         </w:rPr>
-        <w:t>. McGraw-Hill Education.</w:t>
-      </w:r>
-    </w:p>
-    <w:p>
-      <w:pPr>
-        <w:pStyle w:val="Normal0"/>
-        <w:ind w:firstLine="708"/>
+        <w:t>Sadiku</w:t>
+      </w:r>
+      <w:proofErr w:type="spellEnd"/>
+      <w:r>
         <w:rPr>
           <w:rFonts w:ascii="Calibri" w:hAnsi="Calibri" w:cs="Calibri"/>
           <w:sz w:val="28"/>
           <w:szCs w:val="28"/>
         </w:rPr>
-      </w:pPr>
-    </w:p>
-    <w:p>
-      <w:pPr>
-        <w:pStyle w:val="Normal0"/>
-        <w:ind w:firstLine="708"/>
-        <w:rPr>
+        <w:t xml:space="preserve">, M. N. (2017). </w:t>
+      </w:r>
+      <w:r>
+        <w:rPr>
+          <w:rStyle w:val="Extranjerismo"/>
           <w:rFonts w:ascii="Calibri" w:hAnsi="Calibri" w:cs="Calibri"/>
           <w:sz w:val="28"/>
           <w:szCs w:val="28"/>
         </w:rPr>
-      </w:pPr>
+        <w:t>Fundamentals of Electric Circuits</w:t>
+      </w:r>
       <w:r>
         <w:rPr>
           <w:rFonts w:ascii="Calibri" w:hAnsi="Calibri" w:cs="Calibri"/>
           <w:sz w:val="28"/>
           <w:szCs w:val="28"/>
         </w:rPr>
-        <w:t>BigMat Tech. (2025). ¿Qué son las magnitudes eléctricas y cómo se conectan entre sí?</w:t>
+        <w:t xml:space="preserve">. McGraw-Hill </w:t>
+      </w:r>
+      <w:proofErr w:type="spellStart"/>
+      <w:r>
+        <w:rPr>
+          <w:rFonts w:ascii="Calibri" w:hAnsi="Calibri" w:cs="Calibri"/>
+          <w:sz w:val="28"/>
+          <w:szCs w:val="28"/>
+        </w:rPr>
+        <w:t>Education</w:t>
+      </w:r>
+      <w:proofErr w:type="spellEnd"/>
+      <w:r>
+        <w:rPr>
+          <w:rFonts w:ascii="Calibri" w:hAnsi="Calibri" w:cs="Calibri"/>
+          <w:sz w:val="28"/>
+          <w:szCs w:val="28"/>
+        </w:rPr>
+        <w:t>.</w:t>
+      </w:r>
+    </w:p>
+    <w:p>
+      <w:pPr>
+        <w:pStyle w:val="Normal0"/>
+        <w:ind w:firstLine="708"/>
+        <w:rPr>
+          <w:rFonts w:ascii="Calibri" w:hAnsi="Calibri" w:cs="Calibri"/>
+          <w:sz w:val="28"/>
+          <w:szCs w:val="28"/>
+        </w:rPr>
+      </w:pPr>
+    </w:p>
+    <w:p>
+      <w:pPr>
+        <w:pStyle w:val="Normal0"/>
+        <w:ind w:firstLine="708"/>
+        <w:rPr>
+          <w:rFonts w:ascii="Calibri" w:hAnsi="Calibri" w:cs="Calibri"/>
+          <w:sz w:val="28"/>
+          <w:szCs w:val="28"/>
+        </w:rPr>
+      </w:pPr>
+      <w:proofErr w:type="spellStart"/>
+      <w:r>
+        <w:rPr>
+          <w:rFonts w:ascii="Calibri" w:hAnsi="Calibri" w:cs="Calibri"/>
+          <w:sz w:val="28"/>
+          <w:szCs w:val="28"/>
+        </w:rPr>
+        <w:t>BigMat</w:t>
+      </w:r>
+      <w:proofErr w:type="spellEnd"/>
+      <w:r>
+        <w:rPr>
+          <w:rFonts w:ascii="Calibri" w:hAnsi="Calibri" w:cs="Calibri"/>
+          <w:sz w:val="28"/>
+          <w:szCs w:val="28"/>
+        </w:rPr>
+        <w:t xml:space="preserve"> </w:t>
+      </w:r>
+      <w:proofErr w:type="spellStart"/>
+      <w:r>
+        <w:rPr>
+          <w:rFonts w:ascii="Calibri" w:hAnsi="Calibri" w:cs="Calibri"/>
+          <w:sz w:val="28"/>
+          <w:szCs w:val="28"/>
+        </w:rPr>
+        <w:t>Tech</w:t>
+      </w:r>
+      <w:proofErr w:type="spellEnd"/>
+      <w:r>
+        <w:rPr>
+          <w:rFonts w:ascii="Calibri" w:hAnsi="Calibri" w:cs="Calibri"/>
+          <w:sz w:val="28"/>
+          <w:szCs w:val="28"/>
+        </w:rPr>
+        <w:t>. (2025). ¿Qué son las magnitudes eléctricas y cómo se conectan entre sí?</w:t>
       </w:r>
     </w:p>
     <w:p>
@@ -19825,32 +20759,41 @@
           <w:szCs w:val="28"/>
         </w:rPr>
       </w:pPr>
+      <w:proofErr w:type="spellStart"/>
       <w:r>
         <w:rPr>
           <w:rFonts w:ascii="Calibri" w:hAnsi="Calibri" w:cs="Calibri"/>
           <w:sz w:val="28"/>
           <w:szCs w:val="28"/>
         </w:rPr>
-        <w:t>Boylestad, R., &amp; Nashelsky, L. (2015). Electrónica: Teoría de Circuitos. Pearson.</w:t>
-      </w:r>
-    </w:p>
-    <w:p>
-      <w:pPr>
-        <w:pStyle w:val="Normal0"/>
-        <w:ind w:firstLine="708"/>
+        <w:t>Boylestad</w:t>
+      </w:r>
+      <w:proofErr w:type="spellEnd"/>
+      <w:r>
         <w:rPr>
           <w:rFonts w:ascii="Calibri" w:hAnsi="Calibri" w:cs="Calibri"/>
           <w:sz w:val="28"/>
           <w:szCs w:val="28"/>
         </w:rPr>
-      </w:pPr>
+        <w:t xml:space="preserve">, R., &amp; </w:t>
+      </w:r>
+      <w:proofErr w:type="spellStart"/>
       <w:r>
         <w:rPr>
           <w:rFonts w:ascii="Calibri" w:hAnsi="Calibri" w:cs="Calibri"/>
           <w:sz w:val="28"/>
           <w:szCs w:val="28"/>
         </w:rPr>
-        <w:t>Coursera. (2024). Fundamentals of Electricity.</w:t>
+        <w:t>Nashelsky</w:t>
+      </w:r>
+      <w:proofErr w:type="spellEnd"/>
+      <w:r>
+        <w:rPr>
+          <w:rFonts w:ascii="Calibri" w:hAnsi="Calibri" w:cs="Calibri"/>
+          <w:sz w:val="28"/>
+          <w:szCs w:val="28"/>
+        </w:rPr>
+        <w:t>, L. (2015). Electrónica: Teoría de Circuitos. Pearson.</w:t>
       </w:r>
     </w:p>
     <w:p>
@@ -19902,54 +20845,43 @@
           <w:sz w:val="28"/>
           <w:szCs w:val="28"/>
         </w:rPr>
-        <w:t xml:space="preserve">EdTech Electricity. (2023). </w:t>
-      </w:r>
-      <w:r>
-        <w:rPr>
-          <w:rStyle w:val="Extranjerismo"/>
-          <w:rFonts w:asciiTheme="minorHAnsi" w:hAnsiTheme="minorHAnsi" w:cstheme="minorHAnsi"/>
-          <w:sz w:val="28"/>
-          <w:szCs w:val="28"/>
-        </w:rPr>
-        <w:t>Understanding Basic Electrical Parameters</w:t>
-      </w:r>
+        <w:t xml:space="preserve">Coursera. (2024). Fundamentals </w:t>
+      </w:r>
+      <w:proofErr w:type="spellStart"/>
       <w:r>
         <w:rPr>
           <w:rFonts w:ascii="Calibri" w:hAnsi="Calibri" w:cs="Calibri"/>
           <w:sz w:val="28"/>
           <w:szCs w:val="28"/>
         </w:rPr>
-        <w:t>.</w:t>
-      </w:r>
-    </w:p>
-    <w:p>
-      <w:pPr>
-        <w:pStyle w:val="Normal0"/>
-        <w:ind w:firstLine="708"/>
+        <w:t>of</w:t>
+      </w:r>
+      <w:proofErr w:type="spellEnd"/>
+      <w:r>
         <w:rPr>
           <w:rFonts w:ascii="Calibri" w:hAnsi="Calibri" w:cs="Calibri"/>
           <w:sz w:val="28"/>
           <w:szCs w:val="28"/>
         </w:rPr>
-      </w:pPr>
-    </w:p>
-    <w:p>
-      <w:pPr>
-        <w:pStyle w:val="Normal0"/>
-        <w:ind w:firstLine="708"/>
+        <w:t xml:space="preserve"> </w:t>
+      </w:r>
+      <w:proofErr w:type="spellStart"/>
+      <w:r>
         <w:rPr>
           <w:rFonts w:ascii="Calibri" w:hAnsi="Calibri" w:cs="Calibri"/>
           <w:sz w:val="28"/>
           <w:szCs w:val="28"/>
         </w:rPr>
-      </w:pPr>
+        <w:t>Electricity</w:t>
+      </w:r>
+      <w:proofErr w:type="spellEnd"/>
       <w:r>
         <w:rPr>
           <w:rFonts w:ascii="Calibri" w:hAnsi="Calibri" w:cs="Calibri"/>
           <w:sz w:val="28"/>
           <w:szCs w:val="28"/>
         </w:rPr>
-        <w:t>Floyd, T. L. (2018). Principios de Circuitos Eléctricos. Pearson.</w:t>
+        <w:t>.</w:t>
       </w:r>
     </w:p>
     <w:p>
@@ -19973,80 +20905,70 @@
           <w:szCs w:val="28"/>
         </w:rPr>
       </w:pPr>
+      <w:proofErr w:type="spellStart"/>
       <w:r>
         <w:rPr>
           <w:rFonts w:ascii="Calibri" w:hAnsi="Calibri" w:cs="Calibri"/>
           <w:sz w:val="28"/>
           <w:szCs w:val="28"/>
         </w:rPr>
-        <w:t>Hambley, A. (2014). Electrónica. Pearson.</w:t>
-      </w:r>
-    </w:p>
-    <w:p>
-      <w:pPr>
-        <w:pStyle w:val="Normal0"/>
-        <w:ind w:firstLine="708"/>
+        <w:t>EdTech</w:t>
+      </w:r>
+      <w:proofErr w:type="spellEnd"/>
+      <w:r>
         <w:rPr>
           <w:rFonts w:ascii="Calibri" w:hAnsi="Calibri" w:cs="Calibri"/>
           <w:sz w:val="28"/>
           <w:szCs w:val="28"/>
         </w:rPr>
-      </w:pPr>
-    </w:p>
-    <w:p>
-      <w:pPr>
-        <w:pStyle w:val="Normal0"/>
-        <w:ind w:firstLine="708"/>
+        <w:t xml:space="preserve"> </w:t>
+      </w:r>
+      <w:proofErr w:type="spellStart"/>
+      <w:r>
         <w:rPr>
           <w:rFonts w:ascii="Calibri" w:hAnsi="Calibri" w:cs="Calibri"/>
           <w:sz w:val="28"/>
           <w:szCs w:val="28"/>
         </w:rPr>
-      </w:pPr>
+        <w:t>Electricity</w:t>
+      </w:r>
+      <w:proofErr w:type="spellEnd"/>
       <w:r>
         <w:rPr>
           <w:rFonts w:ascii="Calibri" w:hAnsi="Calibri" w:cs="Calibri"/>
           <w:sz w:val="28"/>
           <w:szCs w:val="28"/>
         </w:rPr>
-        <w:t xml:space="preserve">Hughes, E. (2016). </w:t>
+        <w:t xml:space="preserve">. (2023). </w:t>
       </w:r>
       <w:r>
         <w:rPr>
           <w:rStyle w:val="Extranjerismo"/>
-          <w:rFonts w:asciiTheme="minorHAnsi" w:hAnsiTheme="minorHAnsi" w:cstheme="minorHAnsi"/>
-          <w:sz w:val="28"/>
-          <w:szCs w:val="28"/>
-        </w:rPr>
-        <w:t>Electrical and Electronic Technology</w:t>
-      </w:r>
-      <w:r>
-        <w:rPr>
           <w:rFonts w:ascii="Calibri" w:hAnsi="Calibri" w:cs="Calibri"/>
           <w:sz w:val="28"/>
           <w:szCs w:val="28"/>
         </w:rPr>
-        <w:t>. Pearson.</w:t>
-      </w:r>
-    </w:p>
-    <w:p>
-      <w:pPr>
-        <w:pStyle w:val="Normal0"/>
-        <w:ind w:firstLine="708"/>
+        <w:t>Understanding Basic Electrical Parameters</w:t>
+      </w:r>
+      <w:r>
         <w:rPr>
           <w:rFonts w:ascii="Calibri" w:hAnsi="Calibri" w:cs="Calibri"/>
           <w:sz w:val="28"/>
           <w:szCs w:val="28"/>
         </w:rPr>
-      </w:pPr>
-      <w:r>
+        <w:t>.</w:t>
+      </w:r>
+    </w:p>
+    <w:p>
+      <w:pPr>
+        <w:pStyle w:val="Normal0"/>
+        <w:ind w:firstLine="708"/>
         <w:rPr>
           <w:rFonts w:ascii="Calibri" w:hAnsi="Calibri" w:cs="Calibri"/>
           <w:sz w:val="28"/>
           <w:szCs w:val="28"/>
         </w:rPr>
-        <w:t>IEEE Standards Association. (2024). IEEE Electrical Standards Collection.</w:t>
-      </w:r>
+      </w:pPr>
     </w:p>
     <w:p>
       <w:pPr>
@@ -20058,24 +20980,260 @@
           <w:szCs w:val="28"/>
         </w:rPr>
       </w:pPr>
-    </w:p>
-    <w:p>
-      <w:pPr>
-        <w:pStyle w:val="Normal0"/>
-        <w:ind w:firstLine="708"/>
+      <w:r>
         <w:rPr>
           <w:rFonts w:ascii="Calibri" w:hAnsi="Calibri" w:cs="Calibri"/>
           <w:sz w:val="28"/>
           <w:szCs w:val="28"/>
         </w:rPr>
-      </w:pPr>
-      <w:r>
+        <w:t>Floyd, T. L. (2018). Principios de Circuitos Eléctricos. Pearson.</w:t>
+      </w:r>
+    </w:p>
+    <w:p>
+      <w:pPr>
+        <w:pStyle w:val="Normal0"/>
+        <w:ind w:firstLine="708"/>
         <w:rPr>
           <w:rFonts w:ascii="Calibri" w:hAnsi="Calibri" w:cs="Calibri"/>
           <w:sz w:val="28"/>
           <w:szCs w:val="28"/>
         </w:rPr>
-        <w:t>Ingenierizando. (2026). Magnitudes eléctricas: conceptos y cálculos fundamentales.</w:t>
+      </w:pPr>
+    </w:p>
+    <w:p>
+      <w:pPr>
+        <w:pStyle w:val="Normal0"/>
+        <w:ind w:firstLine="708"/>
+        <w:rPr>
+          <w:rFonts w:ascii="Calibri" w:hAnsi="Calibri" w:cs="Calibri"/>
+          <w:sz w:val="28"/>
+          <w:szCs w:val="28"/>
+        </w:rPr>
+      </w:pPr>
+      <w:proofErr w:type="spellStart"/>
+      <w:r>
+        <w:rPr>
+          <w:rFonts w:ascii="Calibri" w:hAnsi="Calibri" w:cs="Calibri"/>
+          <w:sz w:val="28"/>
+          <w:szCs w:val="28"/>
+        </w:rPr>
+        <w:t>Hambley</w:t>
+      </w:r>
+      <w:proofErr w:type="spellEnd"/>
+      <w:r>
+        <w:rPr>
+          <w:rFonts w:ascii="Calibri" w:hAnsi="Calibri" w:cs="Calibri"/>
+          <w:sz w:val="28"/>
+          <w:szCs w:val="28"/>
+        </w:rPr>
+        <w:t>, A. (2014). Electrónica. Pearson.</w:t>
+      </w:r>
+    </w:p>
+    <w:p>
+      <w:pPr>
+        <w:pStyle w:val="Normal0"/>
+        <w:ind w:firstLine="708"/>
+        <w:rPr>
+          <w:rFonts w:ascii="Calibri" w:hAnsi="Calibri" w:cs="Calibri"/>
+          <w:sz w:val="28"/>
+          <w:szCs w:val="28"/>
+        </w:rPr>
+      </w:pPr>
+    </w:p>
+    <w:p>
+      <w:pPr>
+        <w:pStyle w:val="Normal0"/>
+        <w:ind w:firstLine="708"/>
+        <w:rPr>
+          <w:rFonts w:ascii="Calibri" w:hAnsi="Calibri" w:cs="Calibri"/>
+          <w:sz w:val="28"/>
+          <w:szCs w:val="28"/>
+        </w:rPr>
+      </w:pPr>
+      <w:r>
+        <w:rPr>
+          <w:rFonts w:ascii="Calibri" w:hAnsi="Calibri" w:cs="Calibri"/>
+          <w:sz w:val="28"/>
+          <w:szCs w:val="28"/>
+        </w:rPr>
+        <w:t xml:space="preserve">Hughes, E. (2016). </w:t>
+      </w:r>
+      <w:r>
+        <w:rPr>
+          <w:rStyle w:val="Extranjerismo"/>
+          <w:rFonts w:ascii="Calibri" w:hAnsi="Calibri" w:cs="Calibri"/>
+          <w:sz w:val="28"/>
+          <w:szCs w:val="28"/>
+        </w:rPr>
+        <w:t>Electrical and Electronic Technology</w:t>
+      </w:r>
+      <w:r>
+        <w:rPr>
+          <w:rFonts w:ascii="Calibri" w:hAnsi="Calibri" w:cs="Calibri"/>
+          <w:sz w:val="28"/>
+          <w:szCs w:val="28"/>
+        </w:rPr>
+        <w:t>. Pearson.</w:t>
+      </w:r>
+    </w:p>
+    <w:p>
+      <w:pPr>
+        <w:pStyle w:val="Normal0"/>
+        <w:ind w:firstLine="708"/>
+        <w:rPr>
+          <w:rFonts w:ascii="Calibri" w:hAnsi="Calibri" w:cs="Calibri"/>
+          <w:sz w:val="28"/>
+          <w:szCs w:val="28"/>
+        </w:rPr>
+      </w:pPr>
+    </w:p>
+    <w:p>
+      <w:pPr>
+        <w:pStyle w:val="Normal0"/>
+        <w:ind w:firstLine="708"/>
+        <w:rPr>
+          <w:rFonts w:ascii="Calibri" w:hAnsi="Calibri" w:cs="Calibri"/>
+          <w:sz w:val="28"/>
+          <w:szCs w:val="28"/>
+        </w:rPr>
+      </w:pPr>
+      <w:r>
+        <w:rPr>
+          <w:rFonts w:ascii="Calibri" w:hAnsi="Calibri" w:cs="Calibri"/>
+          <w:sz w:val="28"/>
+          <w:szCs w:val="28"/>
+        </w:rPr>
+        <w:t xml:space="preserve">IEEE </w:t>
+      </w:r>
+      <w:proofErr w:type="spellStart"/>
+      <w:r>
+        <w:rPr>
+          <w:rFonts w:ascii="Calibri" w:hAnsi="Calibri" w:cs="Calibri"/>
+          <w:sz w:val="28"/>
+          <w:szCs w:val="28"/>
+        </w:rPr>
+        <w:t>Standards</w:t>
+      </w:r>
+      <w:proofErr w:type="spellEnd"/>
+      <w:r>
+        <w:rPr>
+          <w:rFonts w:ascii="Calibri" w:hAnsi="Calibri" w:cs="Calibri"/>
+          <w:sz w:val="28"/>
+          <w:szCs w:val="28"/>
+        </w:rPr>
+        <w:t xml:space="preserve"> </w:t>
+      </w:r>
+      <w:proofErr w:type="spellStart"/>
+      <w:r>
+        <w:rPr>
+          <w:rFonts w:ascii="Calibri" w:hAnsi="Calibri" w:cs="Calibri"/>
+          <w:sz w:val="28"/>
+          <w:szCs w:val="28"/>
+        </w:rPr>
+        <w:t>Association</w:t>
+      </w:r>
+      <w:proofErr w:type="spellEnd"/>
+      <w:r>
+        <w:rPr>
+          <w:rFonts w:ascii="Calibri" w:hAnsi="Calibri" w:cs="Calibri"/>
+          <w:sz w:val="28"/>
+          <w:szCs w:val="28"/>
+        </w:rPr>
+        <w:t xml:space="preserve">. (2024). IEEE </w:t>
+      </w:r>
+      <w:proofErr w:type="spellStart"/>
+      <w:r>
+        <w:rPr>
+          <w:rFonts w:ascii="Calibri" w:hAnsi="Calibri" w:cs="Calibri"/>
+          <w:sz w:val="28"/>
+          <w:szCs w:val="28"/>
+        </w:rPr>
+        <w:t>Electrical</w:t>
+      </w:r>
+      <w:proofErr w:type="spellEnd"/>
+      <w:r>
+        <w:rPr>
+          <w:rFonts w:ascii="Calibri" w:hAnsi="Calibri" w:cs="Calibri"/>
+          <w:sz w:val="28"/>
+          <w:szCs w:val="28"/>
+        </w:rPr>
+        <w:t xml:space="preserve"> </w:t>
+      </w:r>
+      <w:proofErr w:type="spellStart"/>
+      <w:r>
+        <w:rPr>
+          <w:rFonts w:ascii="Calibri" w:hAnsi="Calibri" w:cs="Calibri"/>
+          <w:sz w:val="28"/>
+          <w:szCs w:val="28"/>
+        </w:rPr>
+        <w:t>Standards</w:t>
+      </w:r>
+      <w:proofErr w:type="spellEnd"/>
+      <w:r>
+        <w:rPr>
+          <w:rFonts w:ascii="Calibri" w:hAnsi="Calibri" w:cs="Calibri"/>
+          <w:sz w:val="28"/>
+          <w:szCs w:val="28"/>
+        </w:rPr>
+        <w:t xml:space="preserve"> </w:t>
+      </w:r>
+      <w:proofErr w:type="spellStart"/>
+      <w:r>
+        <w:rPr>
+          <w:rFonts w:ascii="Calibri" w:hAnsi="Calibri" w:cs="Calibri"/>
+          <w:sz w:val="28"/>
+          <w:szCs w:val="28"/>
+        </w:rPr>
+        <w:t>Collection</w:t>
+      </w:r>
+      <w:proofErr w:type="spellEnd"/>
+      <w:r>
+        <w:rPr>
+          <w:rFonts w:ascii="Calibri" w:hAnsi="Calibri" w:cs="Calibri"/>
+          <w:sz w:val="28"/>
+          <w:szCs w:val="28"/>
+        </w:rPr>
+        <w:t>.</w:t>
+      </w:r>
+    </w:p>
+    <w:p>
+      <w:pPr>
+        <w:pStyle w:val="Normal0"/>
+        <w:ind w:firstLine="708"/>
+        <w:rPr>
+          <w:rFonts w:ascii="Calibri" w:hAnsi="Calibri" w:cs="Calibri"/>
+          <w:sz w:val="28"/>
+          <w:szCs w:val="28"/>
+        </w:rPr>
+      </w:pPr>
+    </w:p>
+    <w:p>
+      <w:pPr>
+        <w:pStyle w:val="Normal0"/>
+        <w:ind w:firstLine="708"/>
+        <w:rPr>
+          <w:rFonts w:ascii="Calibri" w:hAnsi="Calibri" w:cs="Calibri"/>
+          <w:sz w:val="28"/>
+          <w:szCs w:val="28"/>
+        </w:rPr>
+      </w:pPr>
+      <w:proofErr w:type="spellStart"/>
+      <w:r>
+        <w:rPr>
+          <w:rFonts w:ascii="Calibri" w:hAnsi="Calibri" w:cs="Calibri"/>
+          <w:sz w:val="28"/>
+          <w:szCs w:val="28"/>
+        </w:rPr>
+        <w:t>Ingenierizando</w:t>
+      </w:r>
+      <w:proofErr w:type="spellEnd"/>
+      <w:r>
+        <w:rPr>
+          <w:rFonts w:ascii="Calibri" w:hAnsi="Calibri" w:cs="Calibri"/>
+          <w:sz w:val="28"/>
+          <w:szCs w:val="28"/>
+        </w:rPr>
+        <w:t>. (2026). Magnitudes eléctricas: conceptos y cálculos fundamentales.</w:t>
       </w:r>
     </w:p>
     <w:p>
@@ -20127,84 +21285,66 @@
           <w:sz w:val="28"/>
           <w:szCs w:val="28"/>
         </w:rPr>
-        <w:t xml:space="preserve">Khan Academy. (2025). </w:t>
-      </w:r>
-      <w:r>
-        <w:rPr>
-          <w:rStyle w:val="Extranjerismo"/>
-          <w:rFonts w:asciiTheme="minorHAnsi" w:hAnsiTheme="minorHAnsi" w:cstheme="minorHAnsi"/>
-          <w:sz w:val="28"/>
-          <w:szCs w:val="28"/>
-        </w:rPr>
-        <w:t>Electric Charge and Electric Field</w:t>
-      </w:r>
+        <w:t xml:space="preserve">Khan </w:t>
+      </w:r>
+      <w:proofErr w:type="spellStart"/>
       <w:r>
         <w:rPr>
           <w:rFonts w:ascii="Calibri" w:hAnsi="Calibri" w:cs="Calibri"/>
           <w:sz w:val="28"/>
           <w:szCs w:val="28"/>
         </w:rPr>
-        <w:t>.</w:t>
-      </w:r>
-    </w:p>
-    <w:p>
-      <w:pPr>
-        <w:pStyle w:val="Normal0"/>
-        <w:ind w:firstLine="708"/>
+        <w:t>Academy</w:t>
+      </w:r>
+      <w:proofErr w:type="spellEnd"/>
+      <w:r>
         <w:rPr>
           <w:rFonts w:ascii="Calibri" w:hAnsi="Calibri" w:cs="Calibri"/>
           <w:sz w:val="28"/>
           <w:szCs w:val="28"/>
         </w:rPr>
-      </w:pPr>
-    </w:p>
-    <w:p>
-      <w:pPr>
-        <w:pStyle w:val="Normal0"/>
-        <w:ind w:firstLine="708"/>
+        <w:t xml:space="preserve">. (2025). Electric </w:t>
+      </w:r>
+      <w:proofErr w:type="spellStart"/>
+      <w:r>
         <w:rPr>
           <w:rFonts w:ascii="Calibri" w:hAnsi="Calibri" w:cs="Calibri"/>
           <w:sz w:val="28"/>
           <w:szCs w:val="28"/>
         </w:rPr>
-      </w:pPr>
-    </w:p>
-    <w:p>
-      <w:pPr>
-        <w:pStyle w:val="Normal0"/>
-        <w:ind w:firstLine="708"/>
+        <w:t>Charge</w:t>
+      </w:r>
+      <w:proofErr w:type="spellEnd"/>
+      <w:r>
         <w:rPr>
           <w:rFonts w:ascii="Calibri" w:hAnsi="Calibri" w:cs="Calibri"/>
           <w:sz w:val="28"/>
           <w:szCs w:val="28"/>
         </w:rPr>
-      </w:pPr>
-      <w:r>
+        <w:t xml:space="preserve"> and Electric Field. </w:t>
+      </w:r>
+    </w:p>
+    <w:p>
+      <w:pPr>
+        <w:pStyle w:val="Normal0"/>
+        <w:ind w:firstLine="708"/>
         <w:rPr>
           <w:rFonts w:ascii="Calibri" w:hAnsi="Calibri" w:cs="Calibri"/>
           <w:sz w:val="28"/>
           <w:szCs w:val="28"/>
         </w:rPr>
-        <w:lastRenderedPageBreak/>
-        <w:t>Modern Electrical Learning. (2025). AC/</w:t>
-      </w:r>
-      <w:r>
-        <w:rPr>
-          <w:rStyle w:val="Extranjerismo"/>
-          <w:rFonts w:asciiTheme="minorHAnsi" w:hAnsiTheme="minorHAnsi" w:cstheme="minorHAnsi"/>
-          <w:sz w:val="28"/>
-          <w:szCs w:val="28"/>
-        </w:rPr>
-        <w:t>DC Fundamentals and Applications. OpenStax College. (2024). Physics</w:t>
-      </w:r>
-      <w:r>
+      </w:pPr>
+    </w:p>
+    <w:p>
+      <w:pPr>
+        <w:pStyle w:val="Normal0"/>
+        <w:ind w:firstLine="708"/>
         <w:rPr>
           <w:rFonts w:ascii="Calibri" w:hAnsi="Calibri" w:cs="Calibri"/>
           <w:sz w:val="28"/>
           <w:szCs w:val="28"/>
         </w:rPr>
-        <w:t>.</w:t>
-      </w:r>
+      </w:pPr>
     </w:p>
     <w:p>
       <w:pPr>
@@ -20216,89 +21356,312 @@
           <w:szCs w:val="28"/>
         </w:rPr>
       </w:pPr>
-      <w:hyperlink r:id="rId27" w:history="1">
-        <w:r>
-          <w:rPr>
-            <w:rStyle w:val="Hipervnculo"/>
-            <w:rFonts w:ascii="Calibri" w:hAnsi="Calibri" w:cs="Calibri"/>
-            <w:sz w:val="28"/>
-            <w:szCs w:val="28"/>
-          </w:rPr>
-          <w:t>https://assets.openstax.org/oscms-prodcms/media/documents/UniversityPhysicsVolume3-WEB.pdf</w:t>
-        </w:r>
-      </w:hyperlink>
-    </w:p>
-    <w:p>
-      <w:pPr>
-        <w:pStyle w:val="Normal0"/>
-        <w:ind w:firstLine="708"/>
+      <w:r>
         <w:rPr>
           <w:rFonts w:ascii="Calibri" w:hAnsi="Calibri" w:cs="Calibri"/>
           <w:sz w:val="28"/>
           <w:szCs w:val="28"/>
         </w:rPr>
-      </w:pPr>
-    </w:p>
-    <w:p>
-      <w:pPr>
-        <w:pStyle w:val="Normal0"/>
-        <w:ind w:firstLine="708"/>
+        <w:t xml:space="preserve">Modern </w:t>
+      </w:r>
+      <w:proofErr w:type="spellStart"/>
+      <w:r>
         <w:rPr>
           <w:rFonts w:ascii="Calibri" w:hAnsi="Calibri" w:cs="Calibri"/>
           <w:sz w:val="28"/>
           <w:szCs w:val="28"/>
         </w:rPr>
-      </w:pPr>
+        <w:t>Electrical</w:t>
+      </w:r>
+      <w:proofErr w:type="spellEnd"/>
       <w:r>
         <w:rPr>
           <w:rFonts w:ascii="Calibri" w:hAnsi="Calibri" w:cs="Calibri"/>
           <w:sz w:val="28"/>
           <w:szCs w:val="28"/>
         </w:rPr>
-        <w:t>Nilsson, J., &amp; Riedel, S. (2019). Electric Circuits. Pearson.</w:t>
-      </w:r>
-    </w:p>
-    <w:p>
-      <w:pPr>
-        <w:pStyle w:val="Normal0"/>
-        <w:ind w:firstLine="708"/>
+        <w:t xml:space="preserve"> </w:t>
+      </w:r>
+      <w:proofErr w:type="spellStart"/>
+      <w:r>
         <w:rPr>
           <w:rFonts w:ascii="Calibri" w:hAnsi="Calibri" w:cs="Calibri"/>
           <w:sz w:val="28"/>
           <w:szCs w:val="28"/>
         </w:rPr>
-      </w:pPr>
-    </w:p>
-    <w:p>
-      <w:pPr>
-        <w:pStyle w:val="Normal0"/>
-        <w:ind w:firstLine="708"/>
+        <w:t>Learning</w:t>
+      </w:r>
+      <w:proofErr w:type="spellEnd"/>
+      <w:r>
         <w:rPr>
           <w:rFonts w:ascii="Calibri" w:hAnsi="Calibri" w:cs="Calibri"/>
           <w:sz w:val="28"/>
           <w:szCs w:val="28"/>
         </w:rPr>
-      </w:pPr>
+        <w:t xml:space="preserve">. (2025). AC/DC Fundamentals and </w:t>
+      </w:r>
+      <w:proofErr w:type="spellStart"/>
       <w:r>
         <w:rPr>
           <w:rFonts w:ascii="Calibri" w:hAnsi="Calibri" w:cs="Calibri"/>
           <w:sz w:val="28"/>
           <w:szCs w:val="28"/>
         </w:rPr>
-        <w:t>PhET Interactive Simulations – University of Colorado Boulder. (2024). Simulaciones eléctricas interactivas.</w:t>
-      </w:r>
-    </w:p>
-    <w:p>
-      <w:pPr>
-        <w:pStyle w:val="Normal0"/>
-        <w:ind w:firstLine="708"/>
+        <w:t>Applications</w:t>
+      </w:r>
+      <w:proofErr w:type="spellEnd"/>
+      <w:r>
         <w:rPr>
           <w:rFonts w:ascii="Calibri" w:hAnsi="Calibri" w:cs="Calibri"/>
           <w:sz w:val="28"/>
           <w:szCs w:val="28"/>
         </w:rPr>
-      </w:pPr>
-      <w:hyperlink r:id="rId28" w:history="1">
+        <w:t xml:space="preserve">. </w:t>
+      </w:r>
+      <w:proofErr w:type="spellStart"/>
+      <w:r>
+        <w:rPr>
+          <w:rFonts w:ascii="Calibri" w:hAnsi="Calibri" w:cs="Calibri"/>
+          <w:sz w:val="28"/>
+          <w:szCs w:val="28"/>
+        </w:rPr>
+        <w:t>OpenStax</w:t>
+      </w:r>
+      <w:proofErr w:type="spellEnd"/>
+      <w:r>
+        <w:rPr>
+          <w:rFonts w:ascii="Calibri" w:hAnsi="Calibri" w:cs="Calibri"/>
+          <w:sz w:val="28"/>
+          <w:szCs w:val="28"/>
+        </w:rPr>
+        <w:t xml:space="preserve"> </w:t>
+      </w:r>
+      <w:proofErr w:type="spellStart"/>
+      <w:r>
+        <w:rPr>
+          <w:rFonts w:ascii="Calibri" w:hAnsi="Calibri" w:cs="Calibri"/>
+          <w:sz w:val="28"/>
+          <w:szCs w:val="28"/>
+        </w:rPr>
+        <w:t>College</w:t>
+      </w:r>
+      <w:proofErr w:type="spellEnd"/>
+      <w:r>
+        <w:rPr>
+          <w:rFonts w:ascii="Calibri" w:hAnsi="Calibri" w:cs="Calibri"/>
+          <w:sz w:val="28"/>
+          <w:szCs w:val="28"/>
+        </w:rPr>
+        <w:t xml:space="preserve">. (2024). </w:t>
+      </w:r>
+      <w:proofErr w:type="spellStart"/>
+      <w:r>
+        <w:rPr>
+          <w:rFonts w:ascii="Calibri" w:hAnsi="Calibri" w:cs="Calibri"/>
+          <w:sz w:val="28"/>
+          <w:szCs w:val="28"/>
+        </w:rPr>
+        <w:t>Physics</w:t>
+      </w:r>
+      <w:proofErr w:type="spellEnd"/>
+      <w:r>
+        <w:rPr>
+          <w:rFonts w:ascii="Calibri" w:hAnsi="Calibri" w:cs="Calibri"/>
+          <w:sz w:val="28"/>
+          <w:szCs w:val="28"/>
+        </w:rPr>
+        <w:t xml:space="preserve">. </w:t>
+      </w:r>
+    </w:p>
+    <w:p>
+      <w:pPr>
+        <w:pStyle w:val="Normal0"/>
+        <w:ind w:firstLine="708"/>
+        <w:rPr>
+          <w:rFonts w:ascii="Calibri" w:hAnsi="Calibri" w:cs="Calibri"/>
+          <w:sz w:val="28"/>
+          <w:szCs w:val="28"/>
+        </w:rPr>
+      </w:pPr>
+    </w:p>
+    <w:p>
+      <w:pPr>
+        <w:pStyle w:val="Normal0"/>
+        <w:ind w:firstLine="708"/>
+        <w:rPr>
+          <w:rFonts w:ascii="Calibri" w:hAnsi="Calibri" w:cs="Calibri"/>
+          <w:sz w:val="28"/>
+          <w:szCs w:val="28"/>
+        </w:rPr>
+      </w:pPr>
+      <w:r>
+        <w:rPr>
+          <w:rFonts w:ascii="Calibri" w:hAnsi="Calibri" w:cs="Calibri"/>
+          <w:sz w:val="28"/>
+          <w:szCs w:val="28"/>
+        </w:rPr>
+        <w:t xml:space="preserve">Nilsson, J., &amp; </w:t>
+      </w:r>
+      <w:proofErr w:type="spellStart"/>
+      <w:r>
+        <w:rPr>
+          <w:rFonts w:ascii="Calibri" w:hAnsi="Calibri" w:cs="Calibri"/>
+          <w:sz w:val="28"/>
+          <w:szCs w:val="28"/>
+        </w:rPr>
+        <w:t>Riedel</w:t>
+      </w:r>
+      <w:proofErr w:type="spellEnd"/>
+      <w:r>
+        <w:rPr>
+          <w:rFonts w:ascii="Calibri" w:hAnsi="Calibri" w:cs="Calibri"/>
+          <w:sz w:val="28"/>
+          <w:szCs w:val="28"/>
+        </w:rPr>
+        <w:t xml:space="preserve">, S. (2019). Electric </w:t>
+      </w:r>
+      <w:proofErr w:type="spellStart"/>
+      <w:r>
+        <w:rPr>
+          <w:rFonts w:ascii="Calibri" w:hAnsi="Calibri" w:cs="Calibri"/>
+          <w:sz w:val="28"/>
+          <w:szCs w:val="28"/>
+        </w:rPr>
+        <w:t>Circuits</w:t>
+      </w:r>
+      <w:proofErr w:type="spellEnd"/>
+      <w:r>
+        <w:rPr>
+          <w:rFonts w:ascii="Calibri" w:hAnsi="Calibri" w:cs="Calibri"/>
+          <w:sz w:val="28"/>
+          <w:szCs w:val="28"/>
+        </w:rPr>
+        <w:t>. Pearson.</w:t>
+      </w:r>
+    </w:p>
+    <w:p>
+      <w:pPr>
+        <w:pStyle w:val="Normal0"/>
+        <w:ind w:firstLine="708"/>
+        <w:rPr>
+          <w:rFonts w:ascii="Calibri" w:hAnsi="Calibri" w:cs="Calibri"/>
+          <w:sz w:val="28"/>
+          <w:szCs w:val="28"/>
+        </w:rPr>
+      </w:pPr>
+    </w:p>
+    <w:p>
+      <w:pPr>
+        <w:pStyle w:val="Normal0"/>
+        <w:ind w:firstLine="708"/>
+        <w:rPr>
+          <w:rFonts w:ascii="Calibri" w:hAnsi="Calibri" w:cs="Calibri"/>
+          <w:sz w:val="28"/>
+          <w:szCs w:val="28"/>
+        </w:rPr>
+      </w:pPr>
+      <w:proofErr w:type="spellStart"/>
+      <w:r>
+        <w:rPr>
+          <w:rFonts w:ascii="Calibri" w:hAnsi="Calibri" w:cs="Calibri"/>
+          <w:sz w:val="28"/>
+          <w:szCs w:val="28"/>
+        </w:rPr>
+        <w:t>PhET</w:t>
+      </w:r>
+      <w:proofErr w:type="spellEnd"/>
+      <w:r>
+        <w:rPr>
+          <w:rFonts w:ascii="Calibri" w:hAnsi="Calibri" w:cs="Calibri"/>
+          <w:sz w:val="28"/>
+          <w:szCs w:val="28"/>
+        </w:rPr>
+        <w:t xml:space="preserve"> </w:t>
+      </w:r>
+      <w:proofErr w:type="spellStart"/>
+      <w:r>
+        <w:rPr>
+          <w:rFonts w:ascii="Calibri" w:hAnsi="Calibri" w:cs="Calibri"/>
+          <w:sz w:val="28"/>
+          <w:szCs w:val="28"/>
+        </w:rPr>
+        <w:t>Interactive</w:t>
+      </w:r>
+      <w:proofErr w:type="spellEnd"/>
+      <w:r>
+        <w:rPr>
+          <w:rFonts w:ascii="Calibri" w:hAnsi="Calibri" w:cs="Calibri"/>
+          <w:sz w:val="28"/>
+          <w:szCs w:val="28"/>
+        </w:rPr>
+        <w:t xml:space="preserve"> </w:t>
+      </w:r>
+      <w:proofErr w:type="spellStart"/>
+      <w:r>
+        <w:rPr>
+          <w:rFonts w:ascii="Calibri" w:hAnsi="Calibri" w:cs="Calibri"/>
+          <w:sz w:val="28"/>
+          <w:szCs w:val="28"/>
+        </w:rPr>
+        <w:t>Simulations</w:t>
+      </w:r>
+      <w:proofErr w:type="spellEnd"/>
+      <w:r>
+        <w:rPr>
+          <w:rFonts w:ascii="Calibri" w:hAnsi="Calibri" w:cs="Calibri"/>
+          <w:sz w:val="28"/>
+          <w:szCs w:val="28"/>
+        </w:rPr>
+        <w:t xml:space="preserve"> – </w:t>
+      </w:r>
+      <w:proofErr w:type="spellStart"/>
+      <w:r>
+        <w:rPr>
+          <w:rFonts w:ascii="Calibri" w:hAnsi="Calibri" w:cs="Calibri"/>
+          <w:sz w:val="28"/>
+          <w:szCs w:val="28"/>
+        </w:rPr>
+        <w:t>University</w:t>
+      </w:r>
+      <w:proofErr w:type="spellEnd"/>
+      <w:r>
+        <w:rPr>
+          <w:rFonts w:ascii="Calibri" w:hAnsi="Calibri" w:cs="Calibri"/>
+          <w:sz w:val="28"/>
+          <w:szCs w:val="28"/>
+        </w:rPr>
+        <w:t xml:space="preserve"> </w:t>
+      </w:r>
+      <w:proofErr w:type="spellStart"/>
+      <w:r>
+        <w:rPr>
+          <w:rFonts w:ascii="Calibri" w:hAnsi="Calibri" w:cs="Calibri"/>
+          <w:sz w:val="28"/>
+          <w:szCs w:val="28"/>
+        </w:rPr>
+        <w:t>of</w:t>
+      </w:r>
+      <w:proofErr w:type="spellEnd"/>
+      <w:r>
+        <w:rPr>
+          <w:rFonts w:ascii="Calibri" w:hAnsi="Calibri" w:cs="Calibri"/>
+          <w:sz w:val="28"/>
+          <w:szCs w:val="28"/>
+        </w:rPr>
+        <w:t xml:space="preserve"> Colorado Boulder. (2024). Simulaciones eléctricas interactivas.</w:t>
+      </w:r>
+    </w:p>
+    <w:p>
+      <w:pPr>
+        <w:pStyle w:val="Normal0"/>
+        <w:ind w:firstLine="708"/>
+        <w:rPr>
+          <w:rFonts w:ascii="Calibri" w:hAnsi="Calibri" w:cs="Calibri"/>
+          <w:sz w:val="28"/>
+          <w:szCs w:val="28"/>
+        </w:rPr>
+      </w:pPr>
+      <w:hyperlink r:id="rId27" w:history="1">
         <w:r>
           <w:rPr>
             <w:rStyle w:val="Hipervnculo"/>
@@ -20327,70 +21690,98 @@
         <w:ind w:firstLine="708"/>
         <w:rPr>
           <w:rStyle w:val="Extranjerismo"/>
-          <w:rFonts w:asciiTheme="minorHAnsi" w:hAnsiTheme="minorHAnsi" w:cstheme="minorHAnsi"/>
-          <w:sz w:val="28"/>
-          <w:szCs w:val="28"/>
-        </w:rPr>
-      </w:pPr>
-      <w:r>
-        <w:rPr>
           <w:rFonts w:ascii="Calibri" w:hAnsi="Calibri" w:cs="Calibri"/>
           <w:sz w:val="28"/>
           <w:szCs w:val="28"/>
         </w:rPr>
-        <w:t xml:space="preserve">Serway, R., &amp; Jewett, J. (2014). Física para Ciencias e Ingeniería. </w:t>
-      </w:r>
-      <w:r>
-        <w:rPr>
-          <w:rStyle w:val="Extranjerismo"/>
-          <w:rFonts w:asciiTheme="minorHAnsi" w:hAnsiTheme="minorHAnsi" w:cstheme="minorHAnsi"/>
-          <w:sz w:val="28"/>
-          <w:szCs w:val="28"/>
-        </w:rPr>
-        <w:t>Cengage Learning.</w:t>
-      </w:r>
-    </w:p>
-    <w:p>
-      <w:pPr>
-        <w:pStyle w:val="Normal0"/>
-        <w:ind w:firstLine="708"/>
+      </w:pPr>
+      <w:r>
         <w:rPr>
           <w:rFonts w:ascii="Calibri" w:hAnsi="Calibri" w:cs="Calibri"/>
           <w:sz w:val="28"/>
           <w:szCs w:val="28"/>
         </w:rPr>
-      </w:pPr>
-    </w:p>
-    <w:p>
-      <w:pPr>
-        <w:pStyle w:val="Normal0"/>
-        <w:ind w:firstLine="708"/>
-        <w:rPr>
+        <w:t xml:space="preserve">Serway, R., &amp; Jewett, J. (2014). Física para Ciencias e Ingeniería. </w:t>
+      </w:r>
+      <w:r>
+        <w:rPr>
+          <w:rStyle w:val="Extranjerismo"/>
           <w:rFonts w:ascii="Calibri" w:hAnsi="Calibri" w:cs="Calibri"/>
           <w:sz w:val="28"/>
           <w:szCs w:val="28"/>
         </w:rPr>
-      </w:pPr>
-      <w:r>
+        <w:t>Cengage Learning.</w:t>
+      </w:r>
+    </w:p>
+    <w:p>
+      <w:pPr>
+        <w:pStyle w:val="Normal0"/>
+        <w:ind w:firstLine="708"/>
         <w:rPr>
           <w:rFonts w:ascii="Calibri" w:hAnsi="Calibri" w:cs="Calibri"/>
           <w:sz w:val="28"/>
           <w:szCs w:val="28"/>
         </w:rPr>
-        <w:t xml:space="preserve">TechEdu Labs. (2023). </w:t>
-      </w:r>
-      <w:r>
-        <w:rPr>
-          <w:rStyle w:val="Extranjerismo"/>
-          <w:rFonts w:asciiTheme="minorHAnsi" w:hAnsiTheme="minorHAnsi" w:cstheme="minorHAnsi"/>
+      </w:pPr>
+    </w:p>
+    <w:p>
+      <w:pPr>
+        <w:pStyle w:val="Normal0"/>
+        <w:ind w:firstLine="708"/>
+        <w:rPr>
+          <w:rFonts w:ascii="Calibri" w:hAnsi="Calibri" w:cs="Calibri"/>
           <w:sz w:val="28"/>
           <w:szCs w:val="28"/>
         </w:rPr>
+      </w:pPr>
+      <w:proofErr w:type="spellStart"/>
+      <w:r>
+        <w:rPr>
+          <w:rFonts w:ascii="Calibri" w:hAnsi="Calibri" w:cs="Calibri"/>
+          <w:sz w:val="28"/>
+          <w:szCs w:val="28"/>
+        </w:rPr>
+        <w:t>TechEdu</w:t>
+      </w:r>
+      <w:proofErr w:type="spellEnd"/>
+      <w:r>
+        <w:rPr>
+          <w:rFonts w:ascii="Calibri" w:hAnsi="Calibri" w:cs="Calibri"/>
+          <w:sz w:val="28"/>
+          <w:szCs w:val="28"/>
+        </w:rPr>
+        <w:t xml:space="preserve"> </w:t>
+      </w:r>
+      <w:proofErr w:type="spellStart"/>
+      <w:r>
+        <w:rPr>
+          <w:rFonts w:ascii="Calibri" w:hAnsi="Calibri" w:cs="Calibri"/>
+          <w:sz w:val="28"/>
+          <w:szCs w:val="28"/>
+        </w:rPr>
+        <w:t>Labs</w:t>
+      </w:r>
+      <w:proofErr w:type="spellEnd"/>
+      <w:r>
+        <w:rPr>
+          <w:rFonts w:ascii="Calibri" w:hAnsi="Calibri" w:cs="Calibri"/>
+          <w:sz w:val="28"/>
+          <w:szCs w:val="28"/>
+        </w:rPr>
+        <w:t xml:space="preserve">. (2023). </w:t>
+      </w:r>
+      <w:r>
+        <w:rPr>
+          <w:rStyle w:val="Extranjerismo"/>
+          <w:rFonts w:ascii="Calibri" w:hAnsi="Calibri" w:cs="Calibri"/>
+          <w:sz w:val="28"/>
+          <w:szCs w:val="28"/>
+        </w:rPr>
         <w:t>Direct and Alternating Current Principles</w:t>
       </w:r>
       <w:r>
         <w:rPr>
-          <w:rFonts w:asciiTheme="minorHAnsi" w:hAnsiTheme="minorHAnsi" w:cstheme="minorHAnsi"/>
+          <w:rFonts w:ascii="Calibri" w:hAnsi="Calibri" w:cs="Calibri"/>
           <w:sz w:val="28"/>
           <w:szCs w:val="28"/>
         </w:rPr>
@@ -21226,13 +22617,23 @@
                 <w:szCs w:val="28"/>
               </w:rPr>
             </w:pPr>
+            <w:proofErr w:type="spellStart"/>
             <w:r>
               <w:rPr>
                 <w:rFonts w:asciiTheme="minorHAnsi" w:hAnsiTheme="minorHAnsi" w:cstheme="minorHAnsi"/>
                 <w:sz w:val="28"/>
                 <w:szCs w:val="28"/>
               </w:rPr>
-              <w:t>Karine Isabel Ospino Fritz</w:t>
+              <w:t>Karine</w:t>
+            </w:r>
+            <w:proofErr w:type="spellEnd"/>
+            <w:r>
+              <w:rPr>
+                <w:rFonts w:asciiTheme="minorHAnsi" w:hAnsiTheme="minorHAnsi" w:cstheme="minorHAnsi"/>
+                <w:sz w:val="28"/>
+                <w:szCs w:val="28"/>
+              </w:rPr>
+              <w:t xml:space="preserve"> Isabel Ospino Fritz</w:t>
             </w:r>
           </w:p>
         </w:tc>
@@ -21296,8 +22697,8 @@
       </w:pPr>
     </w:p>
     <w:sectPr>
-      <w:headerReference w:type="default" r:id="rId29"/>
-      <w:footerReference w:type="default" r:id="rId30"/>
+      <w:headerReference w:type="default" r:id="rId28"/>
+      <w:footerReference w:type="default" r:id="rId29"/>
       <w:pgSz w:w="12240" w:h="15840"/>
       <w:pgMar w:top="1701" w:right="1134" w:bottom="1134" w:left="1134" w:header="709" w:footer="737" w:gutter="0"/>
       <w:pgNumType w:start="1"/>
@@ -22001,127 +23402,122 @@
     </w:lvl>
   </w:abstractNum>
   <w:abstractNum w:abstractNumId="4" w15:restartNumberingAfterBreak="0">
-    <w:nsid w:val="07A329BD"/>
-    <w:multiLevelType w:val="multilevel"/>
-    <w:tmpl w:val="E85E050E"/>
-    <w:lvl w:ilvl="0">
-      <w:start w:val="1"/>
-      <w:numFmt w:val="decimal"/>
-      <w:lvlText w:val="%1."/>
-      <w:lvlJc w:val="left"/>
-      <w:pPr>
-        <w:ind w:left="720" w:hanging="360"/>
-      </w:pPr>
-    </w:lvl>
-    <w:lvl w:ilvl="1">
-      <w:start w:val="1"/>
-      <w:numFmt w:val="decimal"/>
-      <w:isLgl/>
-      <w:lvlText w:val="%1.%2"/>
-      <w:lvlJc w:val="left"/>
-      <w:pPr>
-        <w:ind w:left="720" w:hanging="360"/>
-      </w:pPr>
-      <w:rPr>
-        <w:rFonts w:hint="default"/>
-      </w:rPr>
-    </w:lvl>
-    <w:lvl w:ilvl="2">
-      <w:start w:val="1"/>
-      <w:numFmt w:val="decimal"/>
-      <w:isLgl/>
-      <w:lvlText w:val="%1.%2.%3"/>
-      <w:lvlJc w:val="left"/>
-      <w:pPr>
-        <w:ind w:left="1080" w:hanging="720"/>
-      </w:pPr>
-      <w:rPr>
-        <w:rFonts w:hint="default"/>
-      </w:rPr>
-    </w:lvl>
-    <w:lvl w:ilvl="3">
-      <w:start w:val="1"/>
-      <w:numFmt w:val="decimal"/>
-      <w:isLgl/>
-      <w:lvlText w:val="%1.%2.%3.%4"/>
-      <w:lvlJc w:val="left"/>
-      <w:pPr>
-        <w:ind w:left="1080" w:hanging="720"/>
-      </w:pPr>
-      <w:rPr>
-        <w:rFonts w:hint="default"/>
-      </w:rPr>
-    </w:lvl>
-    <w:lvl w:ilvl="4">
-      <w:start w:val="1"/>
-      <w:numFmt w:val="decimal"/>
-      <w:isLgl/>
-      <w:lvlText w:val="%1.%2.%3.%4.%5"/>
-      <w:lvlJc w:val="left"/>
-      <w:pPr>
-        <w:ind w:left="1440" w:hanging="1080"/>
-      </w:pPr>
-      <w:rPr>
-        <w:rFonts w:hint="default"/>
-      </w:rPr>
-    </w:lvl>
-    <w:lvl w:ilvl="5">
-      <w:start w:val="1"/>
-      <w:numFmt w:val="decimal"/>
-      <w:isLgl/>
-      <w:lvlText w:val="%1.%2.%3.%4.%5.%6"/>
-      <w:lvlJc w:val="left"/>
-      <w:pPr>
-        <w:ind w:left="1440" w:hanging="1080"/>
-      </w:pPr>
-      <w:rPr>
-        <w:rFonts w:hint="default"/>
-      </w:rPr>
-    </w:lvl>
-    <w:lvl w:ilvl="6">
-      <w:start w:val="1"/>
-      <w:numFmt w:val="decimal"/>
-      <w:isLgl/>
-      <w:lvlText w:val="%1.%2.%3.%4.%5.%6.%7"/>
-      <w:lvlJc w:val="left"/>
-      <w:pPr>
-        <w:ind w:left="1800" w:hanging="1440"/>
-      </w:pPr>
-      <w:rPr>
-        <w:rFonts w:hint="default"/>
-      </w:rPr>
-    </w:lvl>
-    <w:lvl w:ilvl="7">
-      <w:start w:val="1"/>
-      <w:numFmt w:val="decimal"/>
-      <w:isLgl/>
-      <w:lvlText w:val="%1.%2.%3.%4.%5.%6.%7.%8"/>
-      <w:lvlJc w:val="left"/>
-      <w:pPr>
-        <w:ind w:left="1800" w:hanging="1440"/>
-      </w:pPr>
-      <w:rPr>
-        <w:rFonts w:hint="default"/>
-      </w:rPr>
-    </w:lvl>
-    <w:lvl w:ilvl="8">
-      <w:start w:val="1"/>
-      <w:numFmt w:val="decimal"/>
-      <w:isLgl/>
-      <w:lvlText w:val="%1.%2.%3.%4.%5.%6.%7.%8.%9"/>
-      <w:lvlJc w:val="left"/>
-      <w:pPr>
-        <w:ind w:left="2160" w:hanging="1800"/>
-      </w:pPr>
-      <w:rPr>
-        <w:rFonts w:hint="default"/>
-      </w:rPr>
-    </w:lvl>
-  </w:abstractNum>
-  <w:abstractNum w:abstractNumId="5" w15:restartNumberingAfterBreak="0">
     <w:nsid w:val="0C7F099C"/>
     <w:multiLevelType w:val="hybridMultilevel"/>
     <w:tmpl w:val="1A28B34A"/>
+    <w:lvl w:ilvl="0" w:tplc="240A0001">
+      <w:start w:val="1"/>
+      <w:numFmt w:val="bullet"/>
+      <w:lvlText w:val=""/>
+      <w:lvlJc w:val="left"/>
+      <w:pPr>
+        <w:ind w:left="1429" w:hanging="360"/>
+      </w:pPr>
+      <w:rPr>
+        <w:rFonts w:ascii="Symbol" w:hAnsi="Symbol" w:hint="default"/>
+      </w:rPr>
+    </w:lvl>
+    <w:lvl w:ilvl="1" w:tplc="240A0003" w:tentative="1">
+      <w:start w:val="1"/>
+      <w:numFmt w:val="bullet"/>
+      <w:lvlText w:val="o"/>
+      <w:lvlJc w:val="left"/>
+      <w:pPr>
+        <w:ind w:left="2149" w:hanging="360"/>
+      </w:pPr>
+      <w:rPr>
+        <w:rFonts w:ascii="Courier New" w:hAnsi="Courier New" w:cs="Courier New" w:hint="default"/>
+      </w:rPr>
+    </w:lvl>
+    <w:lvl w:ilvl="2" w:tplc="240A0005" w:tentative="1">
+      <w:start w:val="1"/>
+      <w:numFmt w:val="bullet"/>
+      <w:lvlText w:val=""/>
+      <w:lvlJc w:val="left"/>
+      <w:pPr>
+        <w:ind w:left="2869" w:hanging="360"/>
+      </w:pPr>
+      <w:rPr>
+        <w:rFonts w:ascii="Wingdings" w:hAnsi="Wingdings" w:hint="default"/>
+      </w:rPr>
+    </w:lvl>
+    <w:lvl w:ilvl="3" w:tplc="240A0001" w:tentative="1">
+      <w:start w:val="1"/>
+      <w:numFmt w:val="bullet"/>
+      <w:lvlText w:val=""/>
+      <w:lvlJc w:val="left"/>
+      <w:pPr>
+        <w:ind w:left="3589" w:hanging="360"/>
+      </w:pPr>
+      <w:rPr>
+        <w:rFonts w:ascii="Symbol" w:hAnsi="Symbol" w:hint="default"/>
+      </w:rPr>
+    </w:lvl>
+    <w:lvl w:ilvl="4" w:tplc="240A0003" w:tentative="1">
+      <w:start w:val="1"/>
+      <w:numFmt w:val="bullet"/>
+      <w:lvlText w:val="o"/>
+      <w:lvlJc w:val="left"/>
+      <w:pPr>
+        <w:ind w:left="4309" w:hanging="360"/>
+      </w:pPr>
+      <w:rPr>
+        <w:rFonts w:ascii="Courier New" w:hAnsi="Courier New" w:cs="Courier New" w:hint="default"/>
+      </w:rPr>
+    </w:lvl>
+    <w:lvl w:ilvl="5" w:tplc="240A0005" w:tentative="1">
+      <w:start w:val="1"/>
+      <w:numFmt w:val="bullet"/>
+      <w:lvlText w:val=""/>
+      <w:lvlJc w:val="left"/>
+      <w:pPr>
+        <w:ind w:left="5029" w:hanging="360"/>
+      </w:pPr>
+      <w:rPr>
+        <w:rFonts w:ascii="Wingdings" w:hAnsi="Wingdings" w:hint="default"/>
+      </w:rPr>
+    </w:lvl>
+    <w:lvl w:ilvl="6" w:tplc="240A0001" w:tentative="1">
+      <w:start w:val="1"/>
+      <w:numFmt w:val="bullet"/>
+      <w:lvlText w:val=""/>
+      <w:lvlJc w:val="left"/>
+      <w:pPr>
+        <w:ind w:left="5749" w:hanging="360"/>
+      </w:pPr>
+      <w:rPr>
+        <w:rFonts w:ascii="Symbol" w:hAnsi="Symbol" w:hint="default"/>
+      </w:rPr>
+    </w:lvl>
+    <w:lvl w:ilvl="7" w:tplc="240A0003" w:tentative="1">
+      <w:start w:val="1"/>
+      <w:numFmt w:val="bullet"/>
+      <w:lvlText w:val="o"/>
+      <w:lvlJc w:val="left"/>
+      <w:pPr>
+        <w:ind w:left="6469" w:hanging="360"/>
+      </w:pPr>
+      <w:rPr>
+        <w:rFonts w:ascii="Courier New" w:hAnsi="Courier New" w:cs="Courier New" w:hint="default"/>
+      </w:rPr>
+    </w:lvl>
+    <w:lvl w:ilvl="8" w:tplc="240A0005" w:tentative="1">
+      <w:start w:val="1"/>
+      <w:numFmt w:val="bullet"/>
+      <w:lvlText w:val=""/>
+      <w:lvlJc w:val="left"/>
+      <w:pPr>
+        <w:ind w:left="7189" w:hanging="360"/>
+      </w:pPr>
+      <w:rPr>
+        <w:rFonts w:ascii="Wingdings" w:hAnsi="Wingdings" w:hint="default"/>
+      </w:rPr>
+    </w:lvl>
+  </w:abstractNum>
+  <w:abstractNum w:abstractNumId="5" w15:restartNumberingAfterBreak="0">
+    <w:nsid w:val="0D482E4C"/>
+    <w:multiLevelType w:val="hybridMultilevel"/>
+    <w:tmpl w:val="BFA80CC8"/>
     <w:lvl w:ilvl="0" w:tplc="240A0001">
       <w:start w:val="1"/>
       <w:numFmt w:val="bullet"/>
@@ -23109,6 +24505,119 @@
     </w:lvl>
   </w:abstractNum>
   <w:abstractNum w:abstractNumId="14" w15:restartNumberingAfterBreak="0">
+    <w:nsid w:val="237865F9"/>
+    <w:multiLevelType w:val="hybridMultilevel"/>
+    <w:tmpl w:val="B0D457F4"/>
+    <w:lvl w:ilvl="0" w:tplc="240A0001">
+      <w:start w:val="1"/>
+      <w:numFmt w:val="bullet"/>
+      <w:lvlText w:val=""/>
+      <w:lvlJc w:val="left"/>
+      <w:pPr>
+        <w:ind w:left="1429" w:hanging="360"/>
+      </w:pPr>
+      <w:rPr>
+        <w:rFonts w:ascii="Symbol" w:hAnsi="Symbol" w:hint="default"/>
+      </w:rPr>
+    </w:lvl>
+    <w:lvl w:ilvl="1" w:tplc="240A0003" w:tentative="1">
+      <w:start w:val="1"/>
+      <w:numFmt w:val="bullet"/>
+      <w:lvlText w:val="o"/>
+      <w:lvlJc w:val="left"/>
+      <w:pPr>
+        <w:ind w:left="2149" w:hanging="360"/>
+      </w:pPr>
+      <w:rPr>
+        <w:rFonts w:ascii="Courier New" w:hAnsi="Courier New" w:cs="Courier New" w:hint="default"/>
+      </w:rPr>
+    </w:lvl>
+    <w:lvl w:ilvl="2" w:tplc="240A0005" w:tentative="1">
+      <w:start w:val="1"/>
+      <w:numFmt w:val="bullet"/>
+      <w:lvlText w:val=""/>
+      <w:lvlJc w:val="left"/>
+      <w:pPr>
+        <w:ind w:left="2869" w:hanging="360"/>
+      </w:pPr>
+      <w:rPr>
+        <w:rFonts w:ascii="Wingdings" w:hAnsi="Wingdings" w:hint="default"/>
+      </w:rPr>
+    </w:lvl>
+    <w:lvl w:ilvl="3" w:tplc="240A0001" w:tentative="1">
+      <w:start w:val="1"/>
+      <w:numFmt w:val="bullet"/>
+      <w:lvlText w:val=""/>
+      <w:lvlJc w:val="left"/>
+      <w:pPr>
+        <w:ind w:left="3589" w:hanging="360"/>
+      </w:pPr>
+      <w:rPr>
+        <w:rFonts w:ascii="Symbol" w:hAnsi="Symbol" w:hint="default"/>
+      </w:rPr>
+    </w:lvl>
+    <w:lvl w:ilvl="4" w:tplc="240A0003" w:tentative="1">
+      <w:start w:val="1"/>
+      <w:numFmt w:val="bullet"/>
+      <w:lvlText w:val="o"/>
+      <w:lvlJc w:val="left"/>
+      <w:pPr>
+        <w:ind w:left="4309" w:hanging="360"/>
+      </w:pPr>
+      <w:rPr>
+        <w:rFonts w:ascii="Courier New" w:hAnsi="Courier New" w:cs="Courier New" w:hint="default"/>
+      </w:rPr>
+    </w:lvl>
+    <w:lvl w:ilvl="5" w:tplc="240A0005" w:tentative="1">
+      <w:start w:val="1"/>
+      <w:numFmt w:val="bullet"/>
+      <w:lvlText w:val=""/>
+      <w:lvlJc w:val="left"/>
+      <w:pPr>
+        <w:ind w:left="5029" w:hanging="360"/>
+      </w:pPr>
+      <w:rPr>
+        <w:rFonts w:ascii="Wingdings" w:hAnsi="Wingdings" w:hint="default"/>
+      </w:rPr>
+    </w:lvl>
+    <w:lvl w:ilvl="6" w:tplc="240A0001" w:tentative="1">
+      <w:start w:val="1"/>
+      <w:numFmt w:val="bullet"/>
+      <w:lvlText w:val=""/>
+      <w:lvlJc w:val="left"/>
+      <w:pPr>
+        <w:ind w:left="5749" w:hanging="360"/>
+      </w:pPr>
+      <w:rPr>
+        <w:rFonts w:ascii="Symbol" w:hAnsi="Symbol" w:hint="default"/>
+      </w:rPr>
+    </w:lvl>
+    <w:lvl w:ilvl="7" w:tplc="240A0003" w:tentative="1">
+      <w:start w:val="1"/>
+      <w:numFmt w:val="bullet"/>
+      <w:lvlText w:val="o"/>
+      <w:lvlJc w:val="left"/>
+      <w:pPr>
+        <w:ind w:left="6469" w:hanging="360"/>
+      </w:pPr>
+      <w:rPr>
+        <w:rFonts w:ascii="Courier New" w:hAnsi="Courier New" w:cs="Courier New" w:hint="default"/>
+      </w:rPr>
+    </w:lvl>
+    <w:lvl w:ilvl="8" w:tplc="240A0005" w:tentative="1">
+      <w:start w:val="1"/>
+      <w:numFmt w:val="bullet"/>
+      <w:lvlText w:val=""/>
+      <w:lvlJc w:val="left"/>
+      <w:pPr>
+        <w:ind w:left="7189" w:hanging="360"/>
+      </w:pPr>
+      <w:rPr>
+        <w:rFonts w:ascii="Wingdings" w:hAnsi="Wingdings" w:hint="default"/>
+      </w:rPr>
+    </w:lvl>
+  </w:abstractNum>
+  <w:abstractNum w:abstractNumId="15" w15:restartNumberingAfterBreak="0">
     <w:nsid w:val="27412B07"/>
     <w:multiLevelType w:val="hybridMultilevel"/>
     <w:tmpl w:val="C12AF874"/>
@@ -23199,7 +24708,7 @@
       </w:pPr>
     </w:lvl>
   </w:abstractNum>
-  <w:abstractNum w:abstractNumId="15" w15:restartNumberingAfterBreak="0">
+  <w:abstractNum w:abstractNumId="16" w15:restartNumberingAfterBreak="0">
     <w:nsid w:val="27FF116F"/>
     <w:multiLevelType w:val="hybridMultilevel"/>
     <w:tmpl w:val="FCCE2366"/>
@@ -23312,7 +24821,7 @@
       </w:rPr>
     </w:lvl>
   </w:abstractNum>
-  <w:abstractNum w:abstractNumId="16" w15:restartNumberingAfterBreak="0">
+  <w:abstractNum w:abstractNumId="17" w15:restartNumberingAfterBreak="0">
     <w:nsid w:val="28DA7AC0"/>
     <w:multiLevelType w:val="hybridMultilevel"/>
     <w:tmpl w:val="C65C3438"/>
@@ -23425,7 +24934,7 @@
       </w:rPr>
     </w:lvl>
   </w:abstractNum>
-  <w:abstractNum w:abstractNumId="17" w15:restartNumberingAfterBreak="0">
+  <w:abstractNum w:abstractNumId="18" w15:restartNumberingAfterBreak="0">
     <w:nsid w:val="294C713B"/>
     <w:multiLevelType w:val="hybridMultilevel"/>
     <w:tmpl w:val="48DEF692"/>
@@ -23538,7 +25047,7 @@
       </w:rPr>
     </w:lvl>
   </w:abstractNum>
-  <w:abstractNum w:abstractNumId="18" w15:restartNumberingAfterBreak="0">
+  <w:abstractNum w:abstractNumId="19" w15:restartNumberingAfterBreak="0">
     <w:nsid w:val="29CE6F3C"/>
     <w:multiLevelType w:val="hybridMultilevel"/>
     <w:tmpl w:val="270AED32"/>
@@ -23651,7 +25160,7 @@
       </w:rPr>
     </w:lvl>
   </w:abstractNum>
-  <w:abstractNum w:abstractNumId="19" w15:restartNumberingAfterBreak="0">
+  <w:abstractNum w:abstractNumId="20" w15:restartNumberingAfterBreak="0">
     <w:nsid w:val="2BBD2E5C"/>
     <w:multiLevelType w:val="hybridMultilevel"/>
     <w:tmpl w:val="71E4C5A0"/>
@@ -23764,7 +25273,7 @@
       </w:rPr>
     </w:lvl>
   </w:abstractNum>
-  <w:abstractNum w:abstractNumId="20" w15:restartNumberingAfterBreak="0">
+  <w:abstractNum w:abstractNumId="21" w15:restartNumberingAfterBreak="0">
     <w:nsid w:val="2D05655D"/>
     <w:multiLevelType w:val="hybridMultilevel"/>
     <w:tmpl w:val="BD227AE8"/>
@@ -23877,7 +25386,7 @@
       </w:rPr>
     </w:lvl>
   </w:abstractNum>
-  <w:abstractNum w:abstractNumId="21" w15:restartNumberingAfterBreak="0">
+  <w:abstractNum w:abstractNumId="22" w15:restartNumberingAfterBreak="0">
     <w:nsid w:val="2E8263AA"/>
     <w:multiLevelType w:val="hybridMultilevel"/>
     <w:tmpl w:val="6E202846"/>
@@ -23990,7 +25499,7 @@
       </w:rPr>
     </w:lvl>
   </w:abstractNum>
-  <w:abstractNum w:abstractNumId="22" w15:restartNumberingAfterBreak="0">
+  <w:abstractNum w:abstractNumId="23" w15:restartNumberingAfterBreak="0">
     <w:nsid w:val="2F185782"/>
     <w:multiLevelType w:val="hybridMultilevel"/>
     <w:tmpl w:val="DB8066D6"/>
@@ -24103,7 +25612,7 @@
       </w:rPr>
     </w:lvl>
   </w:abstractNum>
-  <w:abstractNum w:abstractNumId="23" w15:restartNumberingAfterBreak="0">
+  <w:abstractNum w:abstractNumId="24" w15:restartNumberingAfterBreak="0">
     <w:nsid w:val="30AB3C93"/>
     <w:multiLevelType w:val="hybridMultilevel"/>
     <w:tmpl w:val="2160C6F4"/>
@@ -24216,7 +25725,7 @@
       </w:rPr>
     </w:lvl>
   </w:abstractNum>
-  <w:abstractNum w:abstractNumId="24" w15:restartNumberingAfterBreak="0">
+  <w:abstractNum w:abstractNumId="25" w15:restartNumberingAfterBreak="0">
     <w:nsid w:val="30B415BF"/>
     <w:multiLevelType w:val="hybridMultilevel"/>
     <w:tmpl w:val="07ACC1F6"/>
@@ -24329,7 +25838,7 @@
       </w:rPr>
     </w:lvl>
   </w:abstractNum>
-  <w:abstractNum w:abstractNumId="25" w15:restartNumberingAfterBreak="0">
+  <w:abstractNum w:abstractNumId="26" w15:restartNumberingAfterBreak="0">
     <w:nsid w:val="32A06603"/>
     <w:multiLevelType w:val="hybridMultilevel"/>
     <w:tmpl w:val="8DE27A98"/>
@@ -24442,7 +25951,7 @@
       </w:rPr>
     </w:lvl>
   </w:abstractNum>
-  <w:abstractNum w:abstractNumId="26" w15:restartNumberingAfterBreak="0">
+  <w:abstractNum w:abstractNumId="27" w15:restartNumberingAfterBreak="0">
     <w:nsid w:val="34A267B1"/>
     <w:multiLevelType w:val="hybridMultilevel"/>
     <w:tmpl w:val="69E4E038"/>
@@ -24555,7 +26064,7 @@
       </w:rPr>
     </w:lvl>
   </w:abstractNum>
-  <w:abstractNum w:abstractNumId="27" w15:restartNumberingAfterBreak="0">
+  <w:abstractNum w:abstractNumId="28" w15:restartNumberingAfterBreak="0">
     <w:nsid w:val="35357609"/>
     <w:multiLevelType w:val="hybridMultilevel"/>
     <w:tmpl w:val="F1E0DE58"/>
@@ -24668,7 +26177,7 @@
       </w:rPr>
     </w:lvl>
   </w:abstractNum>
-  <w:abstractNum w:abstractNumId="28" w15:restartNumberingAfterBreak="0">
+  <w:abstractNum w:abstractNumId="29" w15:restartNumberingAfterBreak="0">
     <w:nsid w:val="368E176E"/>
     <w:multiLevelType w:val="hybridMultilevel"/>
     <w:tmpl w:val="BDF054FE"/>
@@ -24762,7 +26271,7 @@
       </w:pPr>
     </w:lvl>
   </w:abstractNum>
-  <w:abstractNum w:abstractNumId="29" w15:restartNumberingAfterBreak="0">
+  <w:abstractNum w:abstractNumId="30" w15:restartNumberingAfterBreak="0">
     <w:nsid w:val="398C61CA"/>
     <w:multiLevelType w:val="hybridMultilevel"/>
     <w:tmpl w:val="BC384A0E"/>
@@ -24875,7 +26384,7 @@
       </w:rPr>
     </w:lvl>
   </w:abstractNum>
-  <w:abstractNum w:abstractNumId="30" w15:restartNumberingAfterBreak="0">
+  <w:abstractNum w:abstractNumId="31" w15:restartNumberingAfterBreak="0">
     <w:nsid w:val="39970712"/>
     <w:multiLevelType w:val="hybridMultilevel"/>
     <w:tmpl w:val="F7AAF924"/>
@@ -24988,7 +26497,7 @@
       </w:rPr>
     </w:lvl>
   </w:abstractNum>
-  <w:abstractNum w:abstractNumId="31" w15:restartNumberingAfterBreak="0">
+  <w:abstractNum w:abstractNumId="32" w15:restartNumberingAfterBreak="0">
     <w:nsid w:val="39A10FED"/>
     <w:multiLevelType w:val="hybridMultilevel"/>
     <w:tmpl w:val="441C57B6"/>
@@ -25101,7 +26610,7 @@
       </w:rPr>
     </w:lvl>
   </w:abstractNum>
-  <w:abstractNum w:abstractNumId="32" w15:restartNumberingAfterBreak="0">
+  <w:abstractNum w:abstractNumId="33" w15:restartNumberingAfterBreak="0">
     <w:nsid w:val="3CD73F9C"/>
     <w:multiLevelType w:val="hybridMultilevel"/>
     <w:tmpl w:val="F154E992"/>
@@ -25214,7 +26723,7 @@
       </w:rPr>
     </w:lvl>
   </w:abstractNum>
-  <w:abstractNum w:abstractNumId="33" w15:restartNumberingAfterBreak="0">
+  <w:abstractNum w:abstractNumId="34" w15:restartNumberingAfterBreak="0">
     <w:nsid w:val="430E2CAE"/>
     <w:multiLevelType w:val="hybridMultilevel"/>
     <w:tmpl w:val="977E47FE"/>
@@ -25327,7 +26836,120 @@
       </w:rPr>
     </w:lvl>
   </w:abstractNum>
-  <w:abstractNum w:abstractNumId="34" w15:restartNumberingAfterBreak="0">
+  <w:abstractNum w:abstractNumId="35" w15:restartNumberingAfterBreak="0">
+    <w:nsid w:val="479E2B4E"/>
+    <w:multiLevelType w:val="hybridMultilevel"/>
+    <w:tmpl w:val="2A78C2D6"/>
+    <w:lvl w:ilvl="0" w:tplc="240A0001">
+      <w:start w:val="1"/>
+      <w:numFmt w:val="bullet"/>
+      <w:lvlText w:val=""/>
+      <w:lvlJc w:val="left"/>
+      <w:pPr>
+        <w:ind w:left="1429" w:hanging="360"/>
+      </w:pPr>
+      <w:rPr>
+        <w:rFonts w:ascii="Symbol" w:hAnsi="Symbol" w:hint="default"/>
+      </w:rPr>
+    </w:lvl>
+    <w:lvl w:ilvl="1" w:tplc="240A0003" w:tentative="1">
+      <w:start w:val="1"/>
+      <w:numFmt w:val="bullet"/>
+      <w:lvlText w:val="o"/>
+      <w:lvlJc w:val="left"/>
+      <w:pPr>
+        <w:ind w:left="2149" w:hanging="360"/>
+      </w:pPr>
+      <w:rPr>
+        <w:rFonts w:ascii="Courier New" w:hAnsi="Courier New" w:cs="Courier New" w:hint="default"/>
+      </w:rPr>
+    </w:lvl>
+    <w:lvl w:ilvl="2" w:tplc="240A0005" w:tentative="1">
+      <w:start w:val="1"/>
+      <w:numFmt w:val="bullet"/>
+      <w:lvlText w:val=""/>
+      <w:lvlJc w:val="left"/>
+      <w:pPr>
+        <w:ind w:left="2869" w:hanging="360"/>
+      </w:pPr>
+      <w:rPr>
+        <w:rFonts w:ascii="Wingdings" w:hAnsi="Wingdings" w:hint="default"/>
+      </w:rPr>
+    </w:lvl>
+    <w:lvl w:ilvl="3" w:tplc="240A0001" w:tentative="1">
+      <w:start w:val="1"/>
+      <w:numFmt w:val="bullet"/>
+      <w:lvlText w:val=""/>
+      <w:lvlJc w:val="left"/>
+      <w:pPr>
+        <w:ind w:left="3589" w:hanging="360"/>
+      </w:pPr>
+      <w:rPr>
+        <w:rFonts w:ascii="Symbol" w:hAnsi="Symbol" w:hint="default"/>
+      </w:rPr>
+    </w:lvl>
+    <w:lvl w:ilvl="4" w:tplc="240A0003" w:tentative="1">
+      <w:start w:val="1"/>
+      <w:numFmt w:val="bullet"/>
+      <w:lvlText w:val="o"/>
+      <w:lvlJc w:val="left"/>
+      <w:pPr>
+        <w:ind w:left="4309" w:hanging="360"/>
+      </w:pPr>
+      <w:rPr>
+        <w:rFonts w:ascii="Courier New" w:hAnsi="Courier New" w:cs="Courier New" w:hint="default"/>
+      </w:rPr>
+    </w:lvl>
+    <w:lvl w:ilvl="5" w:tplc="240A0005" w:tentative="1">
+      <w:start w:val="1"/>
+      <w:numFmt w:val="bullet"/>
+      <w:lvlText w:val=""/>
+      <w:lvlJc w:val="left"/>
+      <w:pPr>
+        <w:ind w:left="5029" w:hanging="360"/>
+      </w:pPr>
+      <w:rPr>
+        <w:rFonts w:ascii="Wingdings" w:hAnsi="Wingdings" w:hint="default"/>
+      </w:rPr>
+    </w:lvl>
+    <w:lvl w:ilvl="6" w:tplc="240A0001" w:tentative="1">
+      <w:start w:val="1"/>
+      <w:numFmt w:val="bullet"/>
+      <w:lvlText w:val=""/>
+      <w:lvlJc w:val="left"/>
+      <w:pPr>
+        <w:ind w:left="5749" w:hanging="360"/>
+      </w:pPr>
+      <w:rPr>
+        <w:rFonts w:ascii="Symbol" w:hAnsi="Symbol" w:hint="default"/>
+      </w:rPr>
+    </w:lvl>
+    <w:lvl w:ilvl="7" w:tplc="240A0003" w:tentative="1">
+      <w:start w:val="1"/>
+      <w:numFmt w:val="bullet"/>
+      <w:lvlText w:val="o"/>
+      <w:lvlJc w:val="left"/>
+      <w:pPr>
+        <w:ind w:left="6469" w:hanging="360"/>
+      </w:pPr>
+      <w:rPr>
+        <w:rFonts w:ascii="Courier New" w:hAnsi="Courier New" w:cs="Courier New" w:hint="default"/>
+      </w:rPr>
+    </w:lvl>
+    <w:lvl w:ilvl="8" w:tplc="240A0005" w:tentative="1">
+      <w:start w:val="1"/>
+      <w:numFmt w:val="bullet"/>
+      <w:lvlText w:val=""/>
+      <w:lvlJc w:val="left"/>
+      <w:pPr>
+        <w:ind w:left="7189" w:hanging="360"/>
+      </w:pPr>
+      <w:rPr>
+        <w:rFonts w:ascii="Wingdings" w:hAnsi="Wingdings" w:hint="default"/>
+      </w:rPr>
+    </w:lvl>
+  </w:abstractNum>
+  <w:abstractNum w:abstractNumId="36" w15:restartNumberingAfterBreak="0">
     <w:nsid w:val="48424577"/>
     <w:multiLevelType w:val="hybridMultilevel"/>
     <w:tmpl w:val="2C7AC468"/>
@@ -25440,7 +27062,7 @@
       </w:rPr>
     </w:lvl>
   </w:abstractNum>
-  <w:abstractNum w:abstractNumId="35" w15:restartNumberingAfterBreak="0">
+  <w:abstractNum w:abstractNumId="37" w15:restartNumberingAfterBreak="0">
     <w:nsid w:val="4A5C0309"/>
     <w:multiLevelType w:val="hybridMultilevel"/>
     <w:tmpl w:val="221CEA6C"/>
@@ -25553,7 +27175,7 @@
       </w:rPr>
     </w:lvl>
   </w:abstractNum>
-  <w:abstractNum w:abstractNumId="36" w15:restartNumberingAfterBreak="0">
+  <w:abstractNum w:abstractNumId="38" w15:restartNumberingAfterBreak="0">
     <w:nsid w:val="4B50133A"/>
     <w:multiLevelType w:val="hybridMultilevel"/>
     <w:tmpl w:val="958CB81E"/>
@@ -25666,7 +27288,7 @@
       </w:rPr>
     </w:lvl>
   </w:abstractNum>
-  <w:abstractNum w:abstractNumId="37" w15:restartNumberingAfterBreak="0">
+  <w:abstractNum w:abstractNumId="39" w15:restartNumberingAfterBreak="0">
     <w:nsid w:val="4EBE1EF6"/>
     <w:multiLevelType w:val="hybridMultilevel"/>
     <w:tmpl w:val="F6A60586"/>
@@ -25759,7 +27381,7 @@
       </w:pPr>
     </w:lvl>
   </w:abstractNum>
-  <w:abstractNum w:abstractNumId="38" w15:restartNumberingAfterBreak="0">
+  <w:abstractNum w:abstractNumId="40" w15:restartNumberingAfterBreak="0">
     <w:nsid w:val="519F1571"/>
     <w:multiLevelType w:val="hybridMultilevel"/>
     <w:tmpl w:val="9ADC8FFC"/>
@@ -25872,7 +27494,7 @@
       </w:rPr>
     </w:lvl>
   </w:abstractNum>
-  <w:abstractNum w:abstractNumId="39" w15:restartNumberingAfterBreak="0">
+  <w:abstractNum w:abstractNumId="41" w15:restartNumberingAfterBreak="0">
     <w:nsid w:val="55AB5652"/>
     <w:multiLevelType w:val="hybridMultilevel"/>
     <w:tmpl w:val="A2761414"/>
@@ -25985,7 +27607,7 @@
       </w:rPr>
     </w:lvl>
   </w:abstractNum>
-  <w:abstractNum w:abstractNumId="40" w15:restartNumberingAfterBreak="0">
+  <w:abstractNum w:abstractNumId="42" w15:restartNumberingAfterBreak="0">
     <w:nsid w:val="56D44601"/>
     <w:multiLevelType w:val="hybridMultilevel"/>
     <w:tmpl w:val="A6F217C0"/>
@@ -26098,7 +27720,7 @@
       </w:rPr>
     </w:lvl>
   </w:abstractNum>
-  <w:abstractNum w:abstractNumId="41" w15:restartNumberingAfterBreak="0">
+  <w:abstractNum w:abstractNumId="43" w15:restartNumberingAfterBreak="0">
     <w:nsid w:val="57523E02"/>
     <w:multiLevelType w:val="hybridMultilevel"/>
     <w:tmpl w:val="082827AE"/>
@@ -26211,7 +27833,7 @@
       </w:rPr>
     </w:lvl>
   </w:abstractNum>
-  <w:abstractNum w:abstractNumId="42" w15:restartNumberingAfterBreak="0">
+  <w:abstractNum w:abstractNumId="44" w15:restartNumberingAfterBreak="0">
     <w:nsid w:val="59BF5078"/>
     <w:multiLevelType w:val="multilevel"/>
     <w:tmpl w:val="D940F3A8"/>
@@ -26336,7 +27958,7 @@
       </w:rPr>
     </w:lvl>
   </w:abstractNum>
-  <w:abstractNum w:abstractNumId="43" w15:restartNumberingAfterBreak="0">
+  <w:abstractNum w:abstractNumId="45" w15:restartNumberingAfterBreak="0">
     <w:nsid w:val="5B051231"/>
     <w:multiLevelType w:val="hybridMultilevel"/>
     <w:tmpl w:val="0FCC676A"/>
@@ -26422,7 +28044,7 @@
       </w:pPr>
     </w:lvl>
   </w:abstractNum>
-  <w:abstractNum w:abstractNumId="44" w15:restartNumberingAfterBreak="0">
+  <w:abstractNum w:abstractNumId="46" w15:restartNumberingAfterBreak="0">
     <w:nsid w:val="62824F34"/>
     <w:multiLevelType w:val="hybridMultilevel"/>
     <w:tmpl w:val="7CAC5D02"/>
@@ -26535,7 +28157,7 @@
       </w:rPr>
     </w:lvl>
   </w:abstractNum>
-  <w:abstractNum w:abstractNumId="45" w15:restartNumberingAfterBreak="0">
+  <w:abstractNum w:abstractNumId="47" w15:restartNumberingAfterBreak="0">
     <w:nsid w:val="62FB7717"/>
     <w:multiLevelType w:val="hybridMultilevel"/>
     <w:tmpl w:val="DE50243C"/>
@@ -26648,7 +28270,7 @@
       </w:rPr>
     </w:lvl>
   </w:abstractNum>
-  <w:abstractNum w:abstractNumId="46" w15:restartNumberingAfterBreak="0">
+  <w:abstractNum w:abstractNumId="48" w15:restartNumberingAfterBreak="0">
     <w:nsid w:val="63626D78"/>
     <w:multiLevelType w:val="hybridMultilevel"/>
     <w:tmpl w:val="AC525362"/>
@@ -26761,7 +28383,7 @@
       </w:rPr>
     </w:lvl>
   </w:abstractNum>
-  <w:abstractNum w:abstractNumId="47" w15:restartNumberingAfterBreak="0">
+  <w:abstractNum w:abstractNumId="49" w15:restartNumberingAfterBreak="0">
     <w:nsid w:val="6386697A"/>
     <w:multiLevelType w:val="hybridMultilevel"/>
     <w:tmpl w:val="97E6F5FC"/>
@@ -26874,7 +28496,7 @@
       </w:rPr>
     </w:lvl>
   </w:abstractNum>
-  <w:abstractNum w:abstractNumId="48" w15:restartNumberingAfterBreak="0">
+  <w:abstractNum w:abstractNumId="50" w15:restartNumberingAfterBreak="0">
     <w:nsid w:val="677B1473"/>
     <w:multiLevelType w:val="hybridMultilevel"/>
     <w:tmpl w:val="5120A954"/>
@@ -26987,7 +28609,7 @@
       </w:rPr>
     </w:lvl>
   </w:abstractNum>
-  <w:abstractNum w:abstractNumId="49" w15:restartNumberingAfterBreak="0">
+  <w:abstractNum w:abstractNumId="51" w15:restartNumberingAfterBreak="0">
     <w:nsid w:val="68C40424"/>
     <w:multiLevelType w:val="hybridMultilevel"/>
     <w:tmpl w:val="307C9174"/>
@@ -27100,7 +28722,7 @@
       </w:rPr>
     </w:lvl>
   </w:abstractNum>
-  <w:abstractNum w:abstractNumId="50" w15:restartNumberingAfterBreak="0">
+  <w:abstractNum w:abstractNumId="52" w15:restartNumberingAfterBreak="0">
     <w:nsid w:val="6AB976AC"/>
     <w:multiLevelType w:val="hybridMultilevel"/>
     <w:tmpl w:val="E36C2C98"/>
@@ -27213,7 +28835,7 @@
       </w:rPr>
     </w:lvl>
   </w:abstractNum>
-  <w:abstractNum w:abstractNumId="51" w15:restartNumberingAfterBreak="0">
+  <w:abstractNum w:abstractNumId="53" w15:restartNumberingAfterBreak="0">
     <w:nsid w:val="6C7D42D8"/>
     <w:multiLevelType w:val="hybridMultilevel"/>
     <w:tmpl w:val="19227B1A"/>
@@ -27326,7 +28948,7 @@
       </w:rPr>
     </w:lvl>
   </w:abstractNum>
-  <w:abstractNum w:abstractNumId="52" w15:restartNumberingAfterBreak="0">
+  <w:abstractNum w:abstractNumId="54" w15:restartNumberingAfterBreak="0">
     <w:nsid w:val="6CBD5C6E"/>
     <w:multiLevelType w:val="hybridMultilevel"/>
     <w:tmpl w:val="573287DA"/>
@@ -27439,7 +29061,7 @@
       </w:rPr>
     </w:lvl>
   </w:abstractNum>
-  <w:abstractNum w:abstractNumId="53" w15:restartNumberingAfterBreak="0">
+  <w:abstractNum w:abstractNumId="55" w15:restartNumberingAfterBreak="0">
     <w:nsid w:val="6E1D0C6F"/>
     <w:multiLevelType w:val="hybridMultilevel"/>
     <w:tmpl w:val="42B6A812"/>
@@ -27552,7 +29174,7 @@
       </w:rPr>
     </w:lvl>
   </w:abstractNum>
-  <w:abstractNum w:abstractNumId="54" w15:restartNumberingAfterBreak="0">
+  <w:abstractNum w:abstractNumId="56" w15:restartNumberingAfterBreak="0">
     <w:nsid w:val="713E2943"/>
     <w:multiLevelType w:val="hybridMultilevel"/>
     <w:tmpl w:val="357E8474"/>
@@ -27665,7 +29287,7 @@
       </w:rPr>
     </w:lvl>
   </w:abstractNum>
-  <w:abstractNum w:abstractNumId="55" w15:restartNumberingAfterBreak="0">
+  <w:abstractNum w:abstractNumId="57" w15:restartNumberingAfterBreak="0">
     <w:nsid w:val="718F4EB5"/>
     <w:multiLevelType w:val="hybridMultilevel"/>
     <w:tmpl w:val="613CA35C"/>
@@ -27778,7 +29400,7 @@
       </w:rPr>
     </w:lvl>
   </w:abstractNum>
-  <w:abstractNum w:abstractNumId="56" w15:restartNumberingAfterBreak="0">
+  <w:abstractNum w:abstractNumId="58" w15:restartNumberingAfterBreak="0">
     <w:nsid w:val="74DB4CC8"/>
     <w:multiLevelType w:val="hybridMultilevel"/>
     <w:tmpl w:val="D8FCD334"/>
@@ -27891,7 +29513,7 @@
       </w:rPr>
     </w:lvl>
   </w:abstractNum>
-  <w:abstractNum w:abstractNumId="57" w15:restartNumberingAfterBreak="0">
+  <w:abstractNum w:abstractNumId="59" w15:restartNumberingAfterBreak="0">
     <w:nsid w:val="776E01FA"/>
     <w:multiLevelType w:val="hybridMultilevel"/>
     <w:tmpl w:val="FC748800"/>
@@ -28004,7 +29626,7 @@
       </w:rPr>
     </w:lvl>
   </w:abstractNum>
-  <w:abstractNum w:abstractNumId="58" w15:restartNumberingAfterBreak="0">
+  <w:abstractNum w:abstractNumId="60" w15:restartNumberingAfterBreak="0">
     <w:nsid w:val="7A30518C"/>
     <w:multiLevelType w:val="hybridMultilevel"/>
     <w:tmpl w:val="8264D228"/>
@@ -28117,7 +29739,7 @@
       </w:rPr>
     </w:lvl>
   </w:abstractNum>
-  <w:abstractNum w:abstractNumId="59" w15:restartNumberingAfterBreak="0">
+  <w:abstractNum w:abstractNumId="61" w15:restartNumberingAfterBreak="0">
     <w:nsid w:val="7AB36CEA"/>
     <w:multiLevelType w:val="hybridMultilevel"/>
     <w:tmpl w:val="5B74EAAE"/>
@@ -28230,7 +29852,7 @@
       </w:rPr>
     </w:lvl>
   </w:abstractNum>
-  <w:abstractNum w:abstractNumId="60" w15:restartNumberingAfterBreak="0">
+  <w:abstractNum w:abstractNumId="62" w15:restartNumberingAfterBreak="0">
     <w:nsid w:val="7EF26B97"/>
     <w:multiLevelType w:val="hybridMultilevel"/>
     <w:tmpl w:val="847AE374"/>
@@ -28347,88 +29969,88 @@
     <w:abstractNumId w:val="0"/>
   </w:num>
   <w:num w:numId="2">
-    <w:abstractNumId w:val="14"/>
+    <w:abstractNumId w:val="15"/>
   </w:num>
   <w:num w:numId="3">
-    <w:abstractNumId w:val="37"/>
+    <w:abstractNumId w:val="39"/>
   </w:num>
   <w:num w:numId="4">
-    <w:abstractNumId w:val="28"/>
+    <w:abstractNumId w:val="29"/>
   </w:num>
   <w:num w:numId="5">
-    <w:abstractNumId w:val="42"/>
+    <w:abstractNumId w:val="44"/>
   </w:num>
   <w:num w:numId="6">
-    <w:abstractNumId w:val="18"/>
+    <w:abstractNumId w:val="19"/>
   </w:num>
   <w:num w:numId="7">
     <w:abstractNumId w:val="3"/>
   </w:num>
   <w:num w:numId="8">
-    <w:abstractNumId w:val="40"/>
+    <w:abstractNumId w:val="42"/>
   </w:num>
   <w:num w:numId="9">
-    <w:abstractNumId w:val="46"/>
+    <w:abstractNumId w:val="48"/>
   </w:num>
   <w:num w:numId="10">
-    <w:abstractNumId w:val="34"/>
+    <w:abstractNumId w:val="36"/>
   </w:num>
   <w:num w:numId="11">
     <w:abstractNumId w:val="6"/>
   </w:num>
   <w:num w:numId="12">
-    <w:abstractNumId w:val="27"/>
+    <w:abstractNumId w:val="28"/>
   </w:num>
   <w:num w:numId="13">
     <w:abstractNumId w:val="12"/>
   </w:num>
   <w:num w:numId="14">
-    <w:abstractNumId w:val="33"/>
+    <w:abstractNumId w:val="34"/>
   </w:num>
   <w:num w:numId="15">
-    <w:abstractNumId w:val="55"/>
+    <w:abstractNumId w:val="57"/>
   </w:num>
   <w:num w:numId="16">
     <w:abstractNumId w:val="10"/>
   </w:num>
   <w:num w:numId="17">
-    <w:abstractNumId w:val="48"/>
+    <w:abstractNumId w:val="50"/>
   </w:num>
   <w:num w:numId="18">
-    <w:abstractNumId w:val="47"/>
+    <w:abstractNumId w:val="49"/>
   </w:num>
   <w:num w:numId="19">
-    <w:abstractNumId w:val="32"/>
+    <w:abstractNumId w:val="33"/>
   </w:num>
   <w:num w:numId="20">
-    <w:abstractNumId w:val="58"/>
+    <w:abstractNumId w:val="60"/>
   </w:num>
   <w:num w:numId="21">
-    <w:abstractNumId w:val="16"/>
+    <w:abstractNumId w:val="17"/>
   </w:num>
   <w:num w:numId="22">
-    <w:abstractNumId w:val="26"/>
+    <w:abstractNumId w:val="27"/>
   </w:num>
   <w:num w:numId="23">
-    <w:abstractNumId w:val="57"/>
+    <w:abstractNumId w:val="59"/>
   </w:num>
   <w:num w:numId="24">
-    <w:abstractNumId w:val="5"/>
+    <w:abstractNumId w:val="4"/>
   </w:num>
   <w:num w:numId="25">
-    <w:abstractNumId w:val="53"/>
+    <w:abstractNumId w:val="55"/>
   </w:num>
   <w:num w:numId="26">
-    <w:abstractNumId w:val="43"/>
+    <w:abstractNumId w:val="45"/>
   </w:num>
   <w:num w:numId="27">
+    <w:abstractNumId w:val="21"/>
+  </w:num>
+  <w:num w:numId="28">
     <w:abstractNumId w:val="20"/>
   </w:num>
-  <w:num w:numId="28">
-    <w:abstractNumId w:val="19"/>
-  </w:num>
   <w:num w:numId="29">
-    <w:abstractNumId w:val="25"/>
+    <w:abstractNumId w:val="26"/>
   </w:num>
   <w:num w:numId="30">
     <w:abstractNumId w:val="9"/>
@@ -28437,37 +30059,37 @@
     <w:abstractNumId w:val="2"/>
   </w:num>
   <w:num w:numId="32">
-    <w:abstractNumId w:val="23"/>
+    <w:abstractNumId w:val="24"/>
   </w:num>
   <w:num w:numId="33">
     <w:abstractNumId w:val="1"/>
   </w:num>
   <w:num w:numId="34">
-    <w:abstractNumId w:val="41"/>
+    <w:abstractNumId w:val="43"/>
   </w:num>
   <w:num w:numId="35">
-    <w:abstractNumId w:val="49"/>
+    <w:abstractNumId w:val="51"/>
   </w:num>
   <w:num w:numId="36">
-    <w:abstractNumId w:val="56"/>
+    <w:abstractNumId w:val="58"/>
   </w:num>
   <w:num w:numId="37">
-    <w:abstractNumId w:val="60"/>
+    <w:abstractNumId w:val="62"/>
   </w:num>
   <w:num w:numId="38">
-    <w:abstractNumId w:val="38"/>
+    <w:abstractNumId w:val="40"/>
   </w:num>
   <w:num w:numId="39">
-    <w:abstractNumId w:val="50"/>
+    <w:abstractNumId w:val="52"/>
   </w:num>
   <w:num w:numId="40">
-    <w:abstractNumId w:val="51"/>
+    <w:abstractNumId w:val="53"/>
   </w:num>
   <w:num w:numId="41">
-    <w:abstractNumId w:val="15"/>
+    <w:abstractNumId w:val="16"/>
   </w:num>
   <w:num w:numId="42">
-    <w:abstractNumId w:val="45"/>
+    <w:abstractNumId w:val="47"/>
   </w:num>
   <w:num w:numId="43">
     <w:abstractNumId w:val="13"/>
@@ -28476,63 +30098,63 @@
     <w:abstractNumId w:val="8"/>
   </w:num>
   <w:num w:numId="45">
-    <w:abstractNumId w:val="22"/>
+    <w:abstractNumId w:val="23"/>
   </w:num>
   <w:num w:numId="46">
-    <w:abstractNumId w:val="24"/>
+    <w:abstractNumId w:val="25"/>
   </w:num>
   <w:num w:numId="47">
-    <w:abstractNumId w:val="35"/>
+    <w:abstractNumId w:val="37"/>
   </w:num>
   <w:num w:numId="48">
-    <w:abstractNumId w:val="39"/>
+    <w:abstractNumId w:val="41"/>
   </w:num>
   <w:num w:numId="49">
-    <w:abstractNumId w:val="59"/>
+    <w:abstractNumId w:val="61"/>
   </w:num>
   <w:num w:numId="50">
-    <w:abstractNumId w:val="44"/>
+    <w:abstractNumId w:val="46"/>
   </w:num>
   <w:num w:numId="51">
     <w:abstractNumId w:val="7"/>
   </w:num>
   <w:num w:numId="52">
-    <w:abstractNumId w:val="54"/>
+    <w:abstractNumId w:val="56"/>
   </w:num>
   <w:num w:numId="53">
-    <w:abstractNumId w:val="36"/>
+    <w:abstractNumId w:val="38"/>
   </w:num>
   <w:num w:numId="54">
-    <w:abstractNumId w:val="31"/>
+    <w:abstractNumId w:val="32"/>
   </w:num>
   <w:num w:numId="55">
-    <w:abstractNumId w:val="21"/>
+    <w:abstractNumId w:val="22"/>
   </w:num>
   <w:num w:numId="56">
     <w:abstractNumId w:val="11"/>
   </w:num>
   <w:num w:numId="57">
+    <w:abstractNumId w:val="31"/>
+  </w:num>
+  <w:num w:numId="58">
     <w:abstractNumId w:val="30"/>
   </w:num>
-  <w:num w:numId="58">
-    <w:abstractNumId w:val="29"/>
-  </w:num>
   <w:num w:numId="59">
-    <w:abstractNumId w:val="52"/>
+    <w:abstractNumId w:val="54"/>
   </w:num>
   <w:num w:numId="60">
-    <w:abstractNumId w:val="17"/>
+    <w:abstractNumId w:val="18"/>
   </w:num>
   <w:num w:numId="61">
-    <w:abstractNumId w:val="4"/>
+    <w:abstractNumId w:val="14"/>
   </w:num>
   <w:num w:numId="62">
-    <w:abstractNumId w:val="14"/>
-    <w:lvlOverride w:ilvl="0">
-      <w:startOverride w:val="1"/>
-    </w:lvlOverride>
+    <w:abstractNumId w:val="5"/>
   </w:num>
-  <w:numIdMacAtCleanup w:val="52"/>
+  <w:num w:numId="63">
+    <w:abstractNumId w:val="35"/>
+  </w:num>
+  <w:numIdMacAtCleanup w:val="63"/>
 </w:numbering>
 </file>
 
